--- a/syllabus.docx
+++ b/syllabus.docx
@@ -1,10 +1,9 @@
 
 <file path=word/document.xml><?xml version="1.0" encoding="utf-8"?>
-<w:document xmlns:wpc="http://schemas.microsoft.com/office/word/2010/wordprocessingCanvas" xmlns:cx="http://schemas.microsoft.com/office/drawing/2014/chartex" xmlns:cx1="http://schemas.microsoft.com/office/drawing/2015/9/8/chartex" xmlns:cx2="http://schemas.microsoft.com/office/drawing/2015/10/21/chartex" xmlns:cx3="http://schemas.microsoft.com/office/drawing/2016/5/9/chartex" xmlns:cx4="http://schemas.microsoft.com/office/drawing/2016/5/10/chartex" xmlns:cx5="http://schemas.microsoft.com/office/drawing/2016/5/11/chartex" xmlns:cx6="http://schemas.microsoft.com/office/drawing/2016/5/12/chartex" xmlns:cx7="http://schemas.microsoft.com/office/drawing/2016/5/13/chartex" xmlns:cx8="http://schemas.microsoft.com/office/drawing/2016/5/14/chartex" xmlns:mc="http://schemas.openxmlformats.org/markup-compatibility/2006" xmlns:aink="http://schemas.microsoft.com/office/drawing/2016/ink" xmlns:am3d="http://schemas.microsoft.com/office/drawing/2017/model3d" xmlns:o="urn:schemas-microsoft-com:office:office" xmlns:oel="http://schemas.microsoft.com/office/2019/extlst" xmlns:r="http://schemas.openxmlformats.org/officeDocument/2006/relationships" xmlns:m="http://schemas.openxmlformats.org/officeDocument/2006/math" xmlns:v="urn:schemas-microsoft-com:vml" xmlns:wp14="http://schemas.microsoft.com/office/word/2010/wordprocessingDrawing" xmlns:wp="http://schemas.openxmlformats.org/drawingml/2006/wordprocessingDrawing" xmlns:w10="urn:schemas-microsoft-com:office:word" xmlns:w="http://schemas.openxmlformats.org/wordprocessingml/2006/main" xmlns:w14="http://schemas.microsoft.com/office/word/2010/wordml" xmlns:w15="http://schemas.microsoft.com/office/word/2012/wordml" xmlns:w16cex="http://schemas.microsoft.com/office/word/2018/wordml/cex" xmlns:w16cid="http://schemas.microsoft.com/office/word/2016/wordml/cid" xmlns:w16="http://schemas.microsoft.com/office/word/2018/wordml" xmlns:w16du="http://schemas.microsoft.com/office/word/2023/wordml/word16du" xmlns:w16sdtdh="http://schemas.microsoft.com/office/word/2020/wordml/sdtdatahash" xmlns:w16se="http://schemas.microsoft.com/office/word/2015/wordml/symex" xmlns:wpg="http://schemas.microsoft.com/office/word/2010/wordprocessingGroup" xmlns:wpi="http://schemas.microsoft.com/office/word/2010/wordprocessingInk" xmlns:wne="http://schemas.microsoft.com/office/word/2006/wordml" xmlns:wps="http://schemas.microsoft.com/office/word/2010/wordprocessingShape" mc:Ignorable="w14 w15 w16se w16cid w16 w16cex w16sdtdh w16du wp14">
+<w:document xmlns:wpc="http://schemas.microsoft.com/office/word/2010/wordprocessingCanvas" xmlns:cx="http://schemas.microsoft.com/office/drawing/2014/chartex" xmlns:cx1="http://schemas.microsoft.com/office/drawing/2015/9/8/chartex" xmlns:cx2="http://schemas.microsoft.com/office/drawing/2015/10/21/chartex" xmlns:cx3="http://schemas.microsoft.com/office/drawing/2016/5/9/chartex" xmlns:cx4="http://schemas.microsoft.com/office/drawing/2016/5/10/chartex" xmlns:cx5="http://schemas.microsoft.com/office/drawing/2016/5/11/chartex" xmlns:cx6="http://schemas.microsoft.com/office/drawing/2016/5/12/chartex" xmlns:cx7="http://schemas.microsoft.com/office/drawing/2016/5/13/chartex" xmlns:cx8="http://schemas.microsoft.com/office/drawing/2016/5/14/chartex" xmlns:mc="http://schemas.openxmlformats.org/markup-compatibility/2006" xmlns:aink="http://schemas.microsoft.com/office/drawing/2016/ink" xmlns:am3d="http://schemas.microsoft.com/office/drawing/2017/model3d" xmlns:o="urn:schemas-microsoft-com:office:office" xmlns:oel="http://schemas.microsoft.com/office/2019/extlst" xmlns:r="http://schemas.openxmlformats.org/officeDocument/2006/relationships" xmlns:m="http://schemas.openxmlformats.org/officeDocument/2006/math" xmlns:v="urn:schemas-microsoft-com:vml" xmlns:wp14="http://schemas.microsoft.com/office/word/2010/wordprocessingDrawing" xmlns:wp="http://schemas.openxmlformats.org/drawingml/2006/wordprocessingDrawing" xmlns:w10="urn:schemas-microsoft-com:office:word" xmlns:w="http://schemas.openxmlformats.org/wordprocessingml/2006/main" xmlns:w14="http://schemas.microsoft.com/office/word/2010/wordml" xmlns:w15="http://schemas.microsoft.com/office/word/2012/wordml" xmlns:w16cex="http://schemas.microsoft.com/office/word/2018/wordml/cex" xmlns:w16cid="http://schemas.microsoft.com/office/word/2016/wordml/cid" xmlns:w16="http://schemas.microsoft.com/office/word/2018/wordml" xmlns:w16du="http://schemas.microsoft.com/office/word/2023/wordml/word16du" xmlns:w16sdtdh="http://schemas.microsoft.com/office/word/2020/wordml/sdtdatahash" xmlns:w16sdtfl="http://schemas.microsoft.com/office/word/2024/wordml/sdtformatlock" xmlns:w16se="http://schemas.microsoft.com/office/word/2015/wordml/symex" xmlns:wpg="http://schemas.microsoft.com/office/word/2010/wordprocessingGroup" xmlns:wpi="http://schemas.microsoft.com/office/word/2010/wordprocessingInk" xmlns:wne="http://schemas.microsoft.com/office/word/2006/wordml" xmlns:wps="http://schemas.microsoft.com/office/word/2010/wordprocessingShape" mc:Ignorable="w14 w15 w16se w16cid w16 w16cex w16sdtdh w16sdtfl w16du wp14">
   <w:body>
     <w:p>
       <w:pPr>
-        <w:jc w:val="center"/>
         <w:rPr>
           <w:sz w:val="32"/>
           <w:szCs w:val="32"/>
@@ -15,19 +14,22 @@
           <w:sz w:val="32"/>
           <w:szCs w:val="32"/>
         </w:rPr>
-        <w:t>APEC 8990: Special Topics in Applied Economics:</w:t>
-      </w:r>
-    </w:p>
-    <w:p>
-      <w:pPr>
-        <w:jc w:val="center"/>
-        <w:rPr>
-          <w:b/>
-          <w:bCs/>
-          <w:sz w:val="44"/>
-          <w:szCs w:val="44"/>
-        </w:rPr>
-      </w:pPr>
+        <w:t>APEC 8604/8705</w:t>
+      </w:r>
+      <w:r>
+        <w:rPr>
+          <w:sz w:val="32"/>
+          <w:szCs w:val="32"/>
+        </w:rPr>
+        <w:t>:</w:t>
+      </w:r>
+      <w:r>
+        <w:rPr>
+          <w:sz w:val="32"/>
+          <w:szCs w:val="32"/>
+        </w:rPr>
+        <w:t xml:space="preserve"> </w:t>
+      </w:r>
       <w:r>
         <w:rPr>
           <w:b/>
@@ -112,7 +114,6 @@
               <w:pStyle w:val="TableParagraph"/>
               <w:spacing w:before="102"/>
               <w:ind w:left="0" w:right="118"/>
-              <w:jc w:val="right"/>
             </w:pPr>
             <w:r>
               <w:t>Office:</w:t>
@@ -175,7 +176,6 @@
               <w:pStyle w:val="TableParagraph"/>
               <w:spacing w:before="30"/>
               <w:ind w:left="0" w:right="118"/>
-              <w:jc w:val="right"/>
             </w:pPr>
             <w:r>
               <w:rPr>
@@ -244,20 +244,7 @@
               <w:pStyle w:val="TableParagraph"/>
               <w:spacing w:before="30"/>
               <w:ind w:left="0" w:right="118"/>
-              <w:jc w:val="center"/>
             </w:pPr>
-            <w:r>
-              <w:rPr>
-                <w:w w:val="105"/>
-              </w:rPr>
-              <w:t xml:space="preserve">      </w:t>
-            </w:r>
-            <w:r>
-              <w:rPr>
-                <w:w w:val="105"/>
-              </w:rPr>
-              <w:t xml:space="preserve">      </w:t>
-            </w:r>
             <w:r>
               <w:rPr>
                 <w:w w:val="105"/>
@@ -300,19 +287,37 @@
               <w:rPr>
                 <w:w w:val="105"/>
               </w:rPr>
-              <w:t>Th</w:t>
+              <w:t>T &amp; Th</w:t>
             </w:r>
             <w:r>
               <w:rPr>
                 <w:w w:val="105"/>
               </w:rPr>
-              <w:t>urs</w:t>
+              <w:t xml:space="preserve"> </w:t>
             </w:r>
             <w:r>
               <w:rPr>
                 <w:w w:val="105"/>
               </w:rPr>
-              <w:t xml:space="preserve"> 1:30-2:30pm</w:t>
+              <w:t>12:00</w:t>
+            </w:r>
+            <w:r>
+              <w:rPr>
+                <w:w w:val="105"/>
+              </w:rPr>
+              <w:t>-</w:t>
+            </w:r>
+            <w:r>
+              <w:rPr>
+                <w:w w:val="105"/>
+              </w:rPr>
+              <w:t>1:00</w:t>
+            </w:r>
+            <w:r>
+              <w:rPr>
+                <w:w w:val="105"/>
+              </w:rPr>
+              <w:t>pm</w:t>
             </w:r>
           </w:p>
         </w:tc>
@@ -344,10 +349,22 @@
         <w:t>Location:</w:t>
       </w:r>
       <w:r>
-        <w:t xml:space="preserve"> Ruttan Hall 119</w:t>
-      </w:r>
-      <w:r>
-        <w:br/>
+        <w:t xml:space="preserve"> Ruttan Hall </w:t>
+      </w:r>
+      <w:r>
+        <w:t>B42</w:t>
+      </w:r>
+    </w:p>
+    <w:p>
+      <w:pPr>
+        <w:pStyle w:val="BodyText"/>
+        <w:spacing w:before="11" w:line="240" w:lineRule="auto"/>
+        <w:rPr>
+          <w:b/>
+          <w:bCs/>
+        </w:rPr>
+      </w:pPr>
+      <w:r>
         <w:t xml:space="preserve">   </w:t>
       </w:r>
       <w:r>
@@ -358,13 +375,37 @@
         <w:t>Course Time:</w:t>
       </w:r>
       <w:r>
-        <w:t xml:space="preserve"> Tues, Thurs 11:45</w:t>
+        <w:t xml:space="preserve"> </w:t>
+      </w:r>
+      <w:r>
+        <w:t>Mon</w:t>
+      </w:r>
+      <w:r>
+        <w:t xml:space="preserve">, </w:t>
+      </w:r>
+      <w:r>
+        <w:t>Wed</w:t>
+      </w:r>
+      <w:r>
+        <w:t xml:space="preserve"> </w:t>
+      </w:r>
+      <w:r>
+        <w:t>8</w:t>
+      </w:r>
+      <w:r>
+        <w:t>:45</w:t>
       </w:r>
       <w:r>
         <w:t>am</w:t>
       </w:r>
       <w:r>
-        <w:t>-1:25</w:t>
+        <w:t>-</w:t>
+      </w:r>
+      <w:r>
+        <w:t>10</w:t>
+      </w:r>
+      <w:r>
+        <w:t>:25</w:t>
       </w:r>
       <w:r>
         <w:t>pm</w:t>
@@ -390,6 +431,20 @@
           <w:t>https://github.com/rmadhok/enviro-dev-grad</w:t>
         </w:r>
       </w:hyperlink>
+      <w:r>
+        <w:br/>
+        <w:t xml:space="preserve">   </w:t>
+      </w:r>
+      <w:r>
+        <w:rPr>
+          <w:b/>
+          <w:bCs/>
+        </w:rPr>
+        <w:t xml:space="preserve">Credits: </w:t>
+      </w:r>
+      <w:r>
+        <w:t>2 cr.</w:t>
+      </w:r>
     </w:p>
     <w:p>
       <w:pPr>
@@ -443,7 +498,6 @@
         <w:pStyle w:val="BodyText"/>
         <w:spacing w:before="234" w:line="280" w:lineRule="auto"/>
         <w:ind w:left="120" w:right="458"/>
-        <w:jc w:val="both"/>
         <w:rPr>
           <w:spacing w:val="1"/>
           <w:w w:val="105"/>
@@ -782,7 +836,6 @@
         <w:pStyle w:val="BodyText"/>
         <w:spacing w:before="234" w:line="280" w:lineRule="auto"/>
         <w:ind w:left="120" w:right="458"/>
-        <w:jc w:val="both"/>
         <w:rPr>
           <w:spacing w:val="1"/>
           <w:w w:val="105"/>
@@ -992,7 +1045,6 @@
         <w:pStyle w:val="BodyText"/>
         <w:spacing w:line="280" w:lineRule="auto"/>
         <w:ind w:left="120" w:right="457"/>
-        <w:jc w:val="both"/>
         <w:rPr>
           <w:w w:val="105"/>
         </w:rPr>
@@ -1081,7 +1133,11 @@
     <w:p>
       <w:pPr>
         <w:pStyle w:val="BodyText"/>
-        <w:spacing w:before="2" w:line="240" w:lineRule="auto"/>
+        <w:spacing w:line="280" w:lineRule="auto"/>
+        <w:ind w:left="120" w:right="457"/>
+        <w:rPr>
+          <w:w w:val="105"/>
+        </w:rPr>
       </w:pPr>
     </w:p>
     <w:p>
@@ -1114,7 +1170,6 @@
         <w:pStyle w:val="BodyText"/>
         <w:spacing w:before="235" w:line="280" w:lineRule="auto"/>
         <w:ind w:left="120" w:right="458"/>
-        <w:jc w:val="both"/>
         <w:rPr>
           <w:w w:val="105"/>
         </w:rPr>
@@ -1185,20 +1240,26 @@
         <w:rPr>
           <w:w w:val="105"/>
         </w:rPr>
-        <w:t xml:space="preserve">oursework in </w:t>
+        <w:t xml:space="preserve">oursework in environmental or development economics is not necessary. </w:t>
+      </w:r>
+      <w:r>
+        <w:rPr>
+          <w:w w:val="105"/>
+        </w:rPr>
+        <w:t xml:space="preserve">If you are unsure whether you </w:t>
       </w:r>
       <w:r>
         <w:rPr>
           <w:w w:val="105"/>
         </w:rPr>
         <w:lastRenderedPageBreak/>
-        <w:t xml:space="preserve">environmental or development economics is not necessary. </w:t>
-      </w:r>
-      <w:r>
-        <w:rPr>
-          <w:w w:val="105"/>
-        </w:rPr>
-        <w:t xml:space="preserve">If you are unsure whether you are sufficiently prepared, please email me. </w:t>
+        <w:t xml:space="preserve">are sufficiently prepared, please email me. </w:t>
+      </w:r>
+      <w:r>
+        <w:rPr>
+          <w:w w:val="105"/>
+        </w:rPr>
+        <w:br/>
       </w:r>
     </w:p>
     <w:p>
@@ -1271,14 +1332,17 @@
           <w:rFonts w:ascii="Times New Roman" w:hAnsi="Times New Roman" w:cs="Times New Roman"/>
           <w:w w:val="95"/>
         </w:rPr>
-        <w:t>, Office Hours, and Communications</w:t>
-      </w:r>
-    </w:p>
-    <w:p>
-      <w:pPr>
-        <w:spacing w:before="182"/>
-        <w:ind w:left="120"/>
-        <w:jc w:val="both"/>
+        <w:t>, Office Hours, and Communication</w:t>
+      </w:r>
+      <w:r>
+        <w:rPr>
+          <w:rFonts w:ascii="Times New Roman" w:hAnsi="Times New Roman" w:cs="Times New Roman"/>
+        </w:rPr>
+        <w:br/>
+      </w:r>
+    </w:p>
+    <w:p>
+      <w:pPr>
         <w:rPr>
           <w:w w:val="105"/>
         </w:rPr>
@@ -1332,7 +1396,19 @@
         <w:rPr>
           <w:b/>
         </w:rPr>
-        <w:t xml:space="preserve"> from 11:45</w:t>
+        <w:t xml:space="preserve"> from </w:t>
+      </w:r>
+      <w:r>
+        <w:rPr>
+          <w:b/>
+        </w:rPr>
+        <w:t>8</w:t>
+      </w:r>
+      <w:r>
+        <w:rPr>
+          <w:b/>
+        </w:rPr>
+        <w:t>:45</w:t>
       </w:r>
       <w:r>
         <w:rPr>
@@ -1344,7 +1420,19 @@
         <w:rPr>
           <w:b/>
         </w:rPr>
-        <w:t>-1:25pm</w:t>
+        <w:t>-1</w:t>
+      </w:r>
+      <w:r>
+        <w:rPr>
+          <w:b/>
+        </w:rPr>
+        <w:t>0</w:t>
+      </w:r>
+      <w:r>
+        <w:rPr>
+          <w:b/>
+        </w:rPr>
+        <w:t>:25pm</w:t>
       </w:r>
       <w:r>
         <w:rPr>
@@ -1364,7 +1452,14 @@
           <w:b/>
           <w:w w:val="105"/>
         </w:rPr>
-        <w:t>Ruttan Hall 119</w:t>
+        <w:t xml:space="preserve">Ruttan Hall </w:t>
+      </w:r>
+      <w:r>
+        <w:rPr>
+          <w:b/>
+          <w:w w:val="105"/>
+        </w:rPr>
+        <w:t>B42</w:t>
       </w:r>
       <w:r>
         <w:rPr>
@@ -1702,9 +1797,79 @@
     </w:p>
     <w:p>
       <w:pPr>
-        <w:spacing w:before="182"/>
-        <w:ind w:left="120"/>
-        <w:jc w:val="both"/>
+        <w:rPr>
+          <w:w w:val="105"/>
+        </w:rPr>
+      </w:pPr>
+    </w:p>
+    <w:p>
+      <w:pPr>
+        <w:rPr>
+          <w:w w:val="105"/>
+        </w:rPr>
+      </w:pPr>
+      <w:r>
+        <w:t>In person attendance is required and the lectures will not be recorded.</w:t>
+      </w:r>
+      <w:r>
+        <w:rPr>
+          <w:spacing w:val="55"/>
+          <w:w w:val="105"/>
+        </w:rPr>
+        <w:t xml:space="preserve"> </w:t>
+      </w:r>
+      <w:r>
+        <w:rPr>
+          <w:w w:val="105"/>
+        </w:rPr>
+        <w:t>Students are responsible for planning their schedules to</w:t>
+      </w:r>
+      <w:r>
+        <w:rPr>
+          <w:w w:val="105"/>
+        </w:rPr>
+        <w:t xml:space="preserve"> </w:t>
+      </w:r>
+      <w:r>
+        <w:rPr>
+          <w:w w:val="105"/>
+        </w:rPr>
+        <w:t>attend all scheduled class meetings. However, the University recognizes that extenuating circumstances may impact students’ abilities to attend specific class sessions. Effective and timely communication between students and instructors is essential regarding excused absences and related makeup work because of the impacts on students, their classmates, and instructors. If notified about an excused circumstance within a reasonable timeframe, instructors must provide opportunities for makeup work</w:t>
+      </w:r>
+      <w:r>
+        <w:rPr>
+          <w:w w:val="105"/>
+        </w:rPr>
+        <w:t xml:space="preserve">. See the </w:t>
+      </w:r>
+      <w:hyperlink r:id="rId10" w:history="1">
+        <w:r>
+          <w:rPr>
+            <w:rStyle w:val="Hyperlink"/>
+            <w:w w:val="105"/>
+          </w:rPr>
+          <w:t>University attendance guiding principles</w:t>
+        </w:r>
+      </w:hyperlink>
+      <w:r>
+        <w:rPr>
+          <w:w w:val="105"/>
+        </w:rPr>
+        <w:t xml:space="preserve"> for details.</w:t>
+      </w:r>
+    </w:p>
+    <w:p>
+      <w:pPr>
+        <w:rPr>
+          <w:w w:val="105"/>
+        </w:rPr>
+      </w:pPr>
+    </w:p>
+    <w:p>
+      <w:pPr>
+        <w:rPr>
+          <w:w w:val="105"/>
+        </w:rPr>
       </w:pPr>
       <w:r>
         <w:t>My office hours are</w:t>
@@ -1713,25 +1878,55 @@
         <w:rPr>
           <w:b/>
         </w:rPr>
-        <w:t xml:space="preserve"> after class</w:t>
-      </w:r>
-      <w:r>
-        <w:rPr>
-          <w:b/>
-        </w:rPr>
-        <w:t xml:space="preserve"> </w:t>
-      </w:r>
-      <w:r>
-        <w:rPr>
-          <w:b/>
-        </w:rPr>
-        <w:t>on Thursday</w:t>
-      </w:r>
-      <w:r>
-        <w:rPr>
-          <w:b/>
-        </w:rPr>
-        <w:t xml:space="preserve"> from 1:30pm-2:30pm</w:t>
+        <w:t xml:space="preserve"> </w:t>
+      </w:r>
+      <w:r>
+        <w:rPr>
+          <w:b/>
+        </w:rPr>
+        <w:t>Tuesday &amp; Thursdays</w:t>
+      </w:r>
+      <w:r>
+        <w:rPr>
+          <w:b/>
+        </w:rPr>
+        <w:t xml:space="preserve"> from </w:t>
+      </w:r>
+      <w:r>
+        <w:rPr>
+          <w:b/>
+        </w:rPr>
+        <w:t>12</w:t>
+      </w:r>
+      <w:r>
+        <w:rPr>
+          <w:b/>
+        </w:rPr>
+        <w:t>:</w:t>
+      </w:r>
+      <w:r>
+        <w:rPr>
+          <w:b/>
+        </w:rPr>
+        <w:t>00</w:t>
+      </w:r>
+      <w:r>
+        <w:rPr>
+          <w:b/>
+        </w:rPr>
+        <w:t>pm-</w:t>
+      </w:r>
+      <w:r>
+        <w:rPr>
+          <w:b/>
+        </w:rPr>
+        <w:t>1:00</w:t>
+      </w:r>
+      <w:r>
+        <w:rPr>
+          <w:b/>
+        </w:rPr>
+        <w:t>pm</w:t>
       </w:r>
       <w:r>
         <w:t>.</w:t>
@@ -1745,26 +1940,29 @@
         </w:rPr>
         <w:t>I will be happy to chat about course material, assignments, and hear about your research ideas.</w:t>
       </w:r>
-    </w:p>
-    <w:p>
-      <w:pPr>
-        <w:pStyle w:val="BodyText"/>
-        <w:spacing w:before="183" w:line="280" w:lineRule="auto"/>
-        <w:ind w:left="120" w:right="459"/>
-        <w:jc w:val="both"/>
-        <w:rPr>
-          <w:w w:val="105"/>
-        </w:rPr>
-      </w:pPr>
       <w:bookmarkStart w:id="6" w:name="Course_Website"/>
       <w:bookmarkEnd w:id="6"/>
+    </w:p>
+    <w:p>
+      <w:pPr>
+        <w:rPr>
+          <w:w w:val="105"/>
+        </w:rPr>
+      </w:pPr>
+    </w:p>
+    <w:p>
+      <w:pPr>
+        <w:rPr>
+          <w:w w:val="105"/>
+        </w:rPr>
+      </w:pPr>
       <w:r>
         <w:rPr>
           <w:w w:val="105"/>
         </w:rPr>
         <w:t xml:space="preserve">All course material, including lecture slides and assignment instructions will be posted on the </w:t>
       </w:r>
-      <w:hyperlink r:id="rId10" w:history="1">
+      <w:hyperlink r:id="rId11" w:history="1">
         <w:r>
           <w:rPr>
             <w:rStyle w:val="Hyperlink"/>
@@ -1803,10 +2001,16 @@
     </w:p>
     <w:p>
       <w:pPr>
-        <w:pStyle w:val="BodyText"/>
-        <w:spacing w:before="183" w:line="280" w:lineRule="auto"/>
-        <w:ind w:left="120" w:right="459"/>
-        <w:jc w:val="both"/>
+        <w:rPr>
+          <w:w w:val="105"/>
+        </w:rPr>
+      </w:pPr>
+    </w:p>
+    <w:p>
+      <w:pPr>
+        <w:rPr>
+          <w:w w:val="105"/>
+        </w:rPr>
       </w:pPr>
       <w:r>
         <w:rPr>
@@ -1832,7 +2036,7 @@
         </w:rPr>
         <w:t xml:space="preserve">at </w:t>
       </w:r>
-      <w:hyperlink r:id="rId11" w:history="1">
+      <w:hyperlink r:id="rId12" w:history="1">
         <w:r>
           <w:rPr>
             <w:rStyle w:val="Hyperlink"/>
@@ -2047,16 +2251,15 @@
         </w:rPr>
         <w:t xml:space="preserve"> email me through Canvas because Canvas-forwarded emails may not reach my primary inbox. </w:t>
       </w:r>
-    </w:p>
-    <w:p>
-      <w:pPr>
-        <w:pStyle w:val="BodyText"/>
-        <w:spacing w:before="42" w:line="240" w:lineRule="auto"/>
-        <w:ind w:left="120"/>
-        <w:jc w:val="both"/>
-      </w:pPr>
       <w:bookmarkStart w:id="7" w:name="Campus_Policies"/>
       <w:bookmarkEnd w:id="7"/>
+    </w:p>
+    <w:p>
+      <w:pPr>
+        <w:rPr>
+          <w:w w:val="105"/>
+        </w:rPr>
+      </w:pPr>
     </w:p>
     <w:p>
       <w:pPr>
@@ -2069,250 +2272,6 @@
           <w:tab w:val="left" w:pos="687"/>
           <w:tab w:val="left" w:pos="688"/>
         </w:tabs>
-        <w:spacing w:before="1"/>
-        <w:rPr>
-          <w:rFonts w:ascii="Times New Roman" w:hAnsi="Times New Roman" w:cs="Times New Roman"/>
-        </w:rPr>
-      </w:pPr>
-      <w:r>
-        <w:rPr>
-          <w:rFonts w:ascii="Times New Roman" w:hAnsi="Times New Roman" w:cs="Times New Roman"/>
-          <w:w w:val="95"/>
-        </w:rPr>
-        <w:t>Regarding</w:t>
-      </w:r>
-      <w:r>
-        <w:rPr>
-          <w:rFonts w:ascii="Times New Roman" w:hAnsi="Times New Roman" w:cs="Times New Roman"/>
-          <w:spacing w:val="28"/>
-          <w:w w:val="95"/>
-        </w:rPr>
-        <w:t xml:space="preserve"> </w:t>
-      </w:r>
-      <w:r>
-        <w:rPr>
-          <w:rFonts w:ascii="Times New Roman" w:hAnsi="Times New Roman" w:cs="Times New Roman"/>
-          <w:w w:val="95"/>
-        </w:rPr>
-        <w:t>the</w:t>
-      </w:r>
-      <w:r>
-        <w:rPr>
-          <w:rFonts w:ascii="Times New Roman" w:hAnsi="Times New Roman" w:cs="Times New Roman"/>
-          <w:spacing w:val="29"/>
-          <w:w w:val="95"/>
-        </w:rPr>
-        <w:t xml:space="preserve"> </w:t>
-      </w:r>
-      <w:r>
-        <w:rPr>
-          <w:rFonts w:ascii="Times New Roman" w:hAnsi="Times New Roman" w:cs="Times New Roman"/>
-          <w:spacing w:val="29"/>
-          <w:w w:val="95"/>
-        </w:rPr>
-        <w:t xml:space="preserve">COVID-19 </w:t>
-      </w:r>
-      <w:r>
-        <w:rPr>
-          <w:rFonts w:ascii="Times New Roman" w:hAnsi="Times New Roman" w:cs="Times New Roman"/>
-          <w:w w:val="95"/>
-        </w:rPr>
-        <w:t>Pandemic</w:t>
-      </w:r>
-    </w:p>
-    <w:p>
-      <w:pPr>
-        <w:pStyle w:val="Heading2"/>
-        <w:tabs>
-          <w:tab w:val="left" w:pos="687"/>
-          <w:tab w:val="left" w:pos="688"/>
-        </w:tabs>
-        <w:spacing w:before="1"/>
-        <w:rPr>
-          <w:rFonts w:ascii="Times New Roman" w:hAnsi="Times New Roman" w:cs="Times New Roman"/>
-        </w:rPr>
-      </w:pPr>
-    </w:p>
-    <w:p>
-      <w:pPr>
-        <w:pStyle w:val="BodyText"/>
-        <w:spacing w:before="5" w:line="276" w:lineRule="auto"/>
-        <w:ind w:left="90"/>
-        <w:jc w:val="both"/>
-      </w:pPr>
-      <w:r>
-        <w:t xml:space="preserve">You should stay at home if you experience any signs of illness or have a positive COVID-19 test result. If this occurs, please consult with your healthcare provider about an appropriate course of action. I will follow these same protocols and will let you know if the delivery of this course has to be temporarily changed as the result of my own circumstances. Absences related to illness, including COVID-19 symptoms, for yourself or your dependents, are </w:t>
-      </w:r>
-      <w:hyperlink r:id="rId12" w:history="1">
-        <w:r>
-          <w:rPr>
-            <w:rStyle w:val="Hyperlink"/>
-          </w:rPr>
-          <w:t>legitimate “excused” absences</w:t>
-        </w:r>
-      </w:hyperlink>
-    </w:p>
-    <w:p>
-      <w:pPr>
-        <w:pStyle w:val="BodyText"/>
-        <w:spacing w:before="5" w:line="276" w:lineRule="auto"/>
-        <w:jc w:val="both"/>
-      </w:pPr>
-    </w:p>
-    <w:p>
-      <w:pPr>
-        <w:pStyle w:val="BodyText"/>
-        <w:spacing w:before="5" w:line="276" w:lineRule="auto"/>
-        <w:ind w:left="90"/>
-        <w:jc w:val="both"/>
-      </w:pPr>
-      <w:r>
-        <w:rPr>
-          <w:b/>
-          <w:bCs/>
-        </w:rPr>
-        <w:t>Vaccines:</w:t>
-      </w:r>
-      <w:r>
-        <w:t xml:space="preserve"> COVID-19 Vaccinations (or approved exemptions) are required for all students and employees. Learn about vaccine </w:t>
-      </w:r>
-      <w:r>
-        <w:t>a</w:t>
-      </w:r>
-      <w:r>
-        <w:t xml:space="preserve">ppointments on campus by visiting the </w:t>
-      </w:r>
-      <w:hyperlink r:id="rId13" w:history="1">
-        <w:r>
-          <w:rPr>
-            <w:rStyle w:val="Hyperlink"/>
-          </w:rPr>
-          <w:t>FAQ on Get the Vax page</w:t>
-        </w:r>
-      </w:hyperlink>
-      <w:r>
-        <w:t xml:space="preserve">. </w:t>
-      </w:r>
-    </w:p>
-    <w:p>
-      <w:pPr>
-        <w:pStyle w:val="BodyText"/>
-        <w:spacing w:before="5" w:line="276" w:lineRule="auto"/>
-        <w:jc w:val="both"/>
-      </w:pPr>
-    </w:p>
-    <w:p>
-      <w:pPr>
-        <w:pStyle w:val="BodyText"/>
-        <w:spacing w:before="5" w:line="276" w:lineRule="auto"/>
-        <w:ind w:left="90"/>
-        <w:jc w:val="both"/>
-      </w:pPr>
-      <w:r>
-        <w:rPr>
-          <w:b/>
-          <w:bCs/>
-        </w:rPr>
-        <w:t>Face coverings:</w:t>
-      </w:r>
-      <w:r>
-        <w:t xml:space="preserve"> Up-to-date policy information is available on the </w:t>
-      </w:r>
-      <w:hyperlink r:id="rId14" w:history="1">
-        <w:r>
-          <w:rPr>
-            <w:rStyle w:val="Hyperlink"/>
-          </w:rPr>
-          <w:t>Safe Campus page</w:t>
-        </w:r>
-      </w:hyperlink>
-      <w:r>
-        <w:t>. The University expects all community members to respect those who choose to wear a mask, as well as those who choose not to wear one. I fully support your individual choices around masking. Indoor masking continues to be an important tool in high-risk situations. High-quality masks (N95 or certified KN-95) will be available to students Fall 202</w:t>
-      </w:r>
-      <w:r>
-        <w:t>4</w:t>
-      </w:r>
-      <w:r>
-        <w:t xml:space="preserve">. Check the </w:t>
-      </w:r>
-      <w:hyperlink r:id="rId15" w:history="1">
-        <w:r>
-          <w:rPr>
-            <w:rStyle w:val="Hyperlink"/>
-          </w:rPr>
-          <w:t>Safe Campus website</w:t>
-        </w:r>
-      </w:hyperlink>
-      <w:r>
-        <w:t xml:space="preserve"> for information on the location(s) for each campus. </w:t>
-      </w:r>
-    </w:p>
-    <w:p>
-      <w:pPr>
-        <w:pStyle w:val="BodyText"/>
-        <w:spacing w:before="5" w:line="276" w:lineRule="auto"/>
-        <w:jc w:val="both"/>
-      </w:pPr>
-    </w:p>
-    <w:p>
-      <w:pPr>
-        <w:pStyle w:val="BodyText"/>
-        <w:spacing w:before="5" w:line="276" w:lineRule="auto"/>
-        <w:ind w:left="90"/>
-        <w:jc w:val="both"/>
-      </w:pPr>
-      <w:r>
-        <w:rPr>
-          <w:b/>
-          <w:bCs/>
-        </w:rPr>
-        <w:t>Testing:</w:t>
-      </w:r>
-      <w:r>
-        <w:t xml:space="preserve"> Information on When, Where, and What if for testing is available on </w:t>
-      </w:r>
-      <w:hyperlink r:id="rId16" w:history="1">
-        <w:r>
-          <w:rPr>
-            <w:rStyle w:val="Hyperlink"/>
-          </w:rPr>
-          <w:t>the Safe Campus</w:t>
-        </w:r>
-      </w:hyperlink>
-      <w:r>
-        <w:t xml:space="preserve"> webpage. </w:t>
-      </w:r>
-      <w:r>
-        <w:t>P</w:t>
-      </w:r>
-      <w:r>
-        <w:t xml:space="preserve">olicies and guidelines </w:t>
-      </w:r>
-      <w:r>
-        <w:t>may change</w:t>
-      </w:r>
-      <w:r>
-        <w:t>. The University updates pandemic guidelines in response to guidance from health professionals and in relation to the prevalence of the virus and its variants in our community.</w:t>
-      </w:r>
-    </w:p>
-    <w:p>
-      <w:pPr>
-        <w:pStyle w:val="BodyText"/>
-        <w:spacing w:before="42" w:line="240" w:lineRule="auto"/>
-        <w:jc w:val="both"/>
-      </w:pPr>
-    </w:p>
-    <w:p>
-      <w:pPr>
-        <w:pStyle w:val="Heading2"/>
-        <w:numPr>
-          <w:ilvl w:val="1"/>
-          <w:numId w:val="2"/>
-        </w:numPr>
-        <w:tabs>
-          <w:tab w:val="left" w:pos="687"/>
-          <w:tab w:val="left" w:pos="688"/>
-        </w:tabs>
         <w:rPr>
           <w:rFonts w:ascii="Times New Roman" w:hAnsi="Times New Roman" w:cs="Times New Roman"/>
         </w:rPr>
@@ -2352,16 +2311,14 @@
         <w:pStyle w:val="BodyText"/>
         <w:spacing w:before="183" w:line="280" w:lineRule="auto"/>
         <w:ind w:left="120" w:right="458"/>
-        <w:jc w:val="both"/>
-        <w:rPr>
-          <w:w w:val="105"/>
-        </w:rPr>
-      </w:pPr>
-      <w:r>
-        <w:rPr>
-          <w:w w:val="105"/>
-        </w:rPr>
-        <w:lastRenderedPageBreak/>
+        <w:rPr>
+          <w:w w:val="105"/>
+        </w:rPr>
+      </w:pPr>
+      <w:r>
+        <w:rPr>
+          <w:w w:val="105"/>
+        </w:rPr>
         <w:t>It</w:t>
       </w:r>
       <w:r>
@@ -2940,7 +2897,7 @@
         </w:rPr>
         <w:t xml:space="preserve"> </w:t>
       </w:r>
-      <w:hyperlink r:id="rId17" w:history="1">
+      <w:hyperlink r:id="rId13" w:history="1">
         <w:r>
           <w:rPr>
             <w:rStyle w:val="Hyperlink"/>
@@ -2954,6 +2911,436 @@
           <w:w w:val="105"/>
         </w:rPr>
         <w:t xml:space="preserve">. </w:t>
+      </w:r>
+    </w:p>
+    <w:p>
+      <w:pPr>
+        <w:pStyle w:val="BodyText"/>
+        <w:spacing w:before="183" w:line="280" w:lineRule="auto"/>
+        <w:ind w:left="120" w:right="458"/>
+        <w:rPr>
+          <w:w w:val="105"/>
+        </w:rPr>
+      </w:pPr>
+    </w:p>
+    <w:p>
+      <w:pPr>
+        <w:pStyle w:val="Heading2"/>
+        <w:numPr>
+          <w:ilvl w:val="1"/>
+          <w:numId w:val="2"/>
+        </w:numPr>
+        <w:rPr>
+          <w:rFonts w:ascii="Times New Roman" w:hAnsi="Times New Roman" w:cs="Times New Roman"/>
+          <w:w w:val="105"/>
+        </w:rPr>
+      </w:pPr>
+      <w:r>
+        <w:rPr>
+          <w:rFonts w:ascii="Times New Roman" w:hAnsi="Times New Roman" w:cs="Times New Roman"/>
+          <w:w w:val="105"/>
+        </w:rPr>
+        <w:t xml:space="preserve">AI Use </w:t>
+      </w:r>
+      <w:r>
+        <w:rPr>
+          <w:rFonts w:ascii="Times New Roman" w:hAnsi="Times New Roman" w:cs="Times New Roman"/>
+          <w:w w:val="105"/>
+        </w:rPr>
+        <w:t>Policy</w:t>
+      </w:r>
+    </w:p>
+    <w:p>
+      <w:pPr>
+        <w:pStyle w:val="Heading2"/>
+        <w:ind w:left="0"/>
+        <w:rPr>
+          <w:w w:val="105"/>
+        </w:rPr>
+      </w:pPr>
+    </w:p>
+    <w:p>
+      <w:pPr>
+        <w:rPr>
+          <w:w w:val="105"/>
+          <w:lang w:val="en-US"/>
+        </w:rPr>
+      </w:pPr>
+      <w:r>
+        <w:rPr>
+          <w:w w:val="105"/>
+          <w:lang w:val="en-US"/>
+        </w:rPr>
+        <w:t>T</w:t>
+      </w:r>
+      <w:r>
+        <w:rPr>
+          <w:w w:val="105"/>
+          <w:lang w:val="en-US"/>
+        </w:rPr>
+        <w:t xml:space="preserve">he ability to think critically and develop your own research ideas is essential for </w:t>
+      </w:r>
+      <w:r>
+        <w:rPr>
+          <w:w w:val="105"/>
+          <w:lang w:val="en-US"/>
+        </w:rPr>
+        <w:t>this class and for being a successful researcher.</w:t>
+      </w:r>
+      <w:r>
+        <w:rPr>
+          <w:w w:val="105"/>
+          <w:lang w:val="en-US"/>
+        </w:rPr>
+        <w:t xml:space="preserve"> Because this course emphasizes original research, using Generative AI </w:t>
+      </w:r>
+      <w:r>
+        <w:rPr>
+          <w:w w:val="105"/>
+          <w:lang w:val="en-US"/>
+        </w:rPr>
+        <w:t xml:space="preserve">for assignments, research proposals, or other deliverables </w:t>
+      </w:r>
+      <w:r>
+        <w:rPr>
+          <w:w w:val="105"/>
+          <w:lang w:val="en-US"/>
+        </w:rPr>
+        <w:t xml:space="preserve">is </w:t>
+      </w:r>
+      <w:r>
+        <w:rPr>
+          <w:w w:val="105"/>
+          <w:lang w:val="en-US"/>
+        </w:rPr>
+        <w:t>not permitted</w:t>
+      </w:r>
+      <w:r>
+        <w:rPr>
+          <w:w w:val="105"/>
+          <w:lang w:val="en-US"/>
+        </w:rPr>
+        <w:t xml:space="preserve"> unless specified otherwise</w:t>
+      </w:r>
+      <w:r>
+        <w:rPr>
+          <w:w w:val="105"/>
+          <w:lang w:val="en-US"/>
+        </w:rPr>
+        <w:t>. </w:t>
+      </w:r>
+    </w:p>
+    <w:p>
+      <w:pPr>
+        <w:rPr>
+          <w:w w:val="105"/>
+          <w:lang w:val="en-US"/>
+        </w:rPr>
+      </w:pPr>
+    </w:p>
+    <w:p>
+      <w:pPr>
+        <w:rPr>
+          <w:b/>
+          <w:bCs/>
+          <w:w w:val="105"/>
+        </w:rPr>
+      </w:pPr>
+      <w:r>
+        <w:rPr>
+          <w:w w:val="105"/>
+          <w:lang w:val="en-US"/>
+        </w:rPr>
+        <w:t xml:space="preserve">The only circumstance in which it is acceptable is for: 1) polishing writing, especially if English is not your first language, and 2) summarizing key points from papers, since there will be at least 1-2 readings for each lecture. Besides this, </w:t>
+      </w:r>
+      <w:r>
+        <w:rPr>
+          <w:w w:val="105"/>
+          <w:lang w:val="en-US"/>
+        </w:rPr>
+        <w:t xml:space="preserve">GenAI tools are not substitutes for your intellectual effort or scholarly expression. Active engagement with course materials, critical thinking and </w:t>
+      </w:r>
+      <w:r>
+        <w:rPr>
+          <w:w w:val="105"/>
+          <w:lang w:val="en-US"/>
+        </w:rPr>
+        <w:lastRenderedPageBreak/>
+        <w:t>judgment, and expression of original ideas should never be outsourced to technology.</w:t>
+      </w:r>
+      <w:r>
+        <w:rPr>
+          <w:w w:val="105"/>
+          <w:lang w:val="en-US"/>
+        </w:rPr>
+        <w:t xml:space="preserve"> </w:t>
+      </w:r>
+      <w:r>
+        <w:rPr>
+          <w:b/>
+          <w:bCs/>
+          <w:w w:val="105"/>
+        </w:rPr>
+        <w:t> </w:t>
+      </w:r>
+      <w:r>
+        <w:rPr>
+          <w:w w:val="105"/>
+        </w:rPr>
+        <w:t xml:space="preserve">Specific examples of prohibited uses include research idea generation, </w:t>
+      </w:r>
+      <w:r>
+        <w:rPr>
+          <w:w w:val="105"/>
+        </w:rPr>
+        <w:t xml:space="preserve">construction of economic models, </w:t>
+      </w:r>
+      <w:r>
+        <w:rPr>
+          <w:w w:val="105"/>
+        </w:rPr>
+        <w:t>and paper critiques</w:t>
+      </w:r>
+      <w:r>
+        <w:rPr>
+          <w:w w:val="105"/>
+        </w:rPr>
+        <w:t xml:space="preserve"> for assignments</w:t>
+      </w:r>
+      <w:r>
+        <w:rPr>
+          <w:w w:val="105"/>
+        </w:rPr>
+        <w:t>.</w:t>
+      </w:r>
+      <w:r>
+        <w:rPr>
+          <w:b/>
+          <w:bCs/>
+          <w:w w:val="105"/>
+        </w:rPr>
+        <w:t xml:space="preserve"> </w:t>
+      </w:r>
+    </w:p>
+    <w:p>
+      <w:pPr>
+        <w:rPr>
+          <w:b/>
+          <w:bCs/>
+          <w:w w:val="105"/>
+        </w:rPr>
+      </w:pPr>
+    </w:p>
+    <w:p>
+      <w:pPr>
+        <w:rPr>
+          <w:w w:val="105"/>
+          <w:lang w:val="en-US"/>
+        </w:rPr>
+      </w:pPr>
+      <w:r>
+        <w:rPr>
+          <w:w w:val="105"/>
+          <w:lang w:val="en-US"/>
+        </w:rPr>
+        <w:t>Any violation of this is subject to the UMN’s Scholastic Dishonesty policy included in the Board of Regents:</w:t>
+      </w:r>
+      <w:hyperlink r:id="rId14" w:history="1">
+        <w:r>
+          <w:rPr>
+            <w:rStyle w:val="Hyperlink"/>
+            <w:w w:val="105"/>
+            <w:lang w:val="en-US"/>
+          </w:rPr>
+          <w:t> </w:t>
+        </w:r>
+        <w:r>
+          <w:rPr>
+            <w:rStyle w:val="Hyperlink"/>
+            <w:i/>
+            <w:iCs/>
+            <w:w w:val="105"/>
+            <w:lang w:val="en-US"/>
+          </w:rPr>
+          <w:t>Student Conduct Code</w:t>
+        </w:r>
+      </w:hyperlink>
+      <w:r>
+        <w:rPr>
+          <w:w w:val="105"/>
+          <w:lang w:val="en-US"/>
+        </w:rPr>
+        <w:t>.</w:t>
+      </w:r>
+      <w:r>
+        <w:rPr>
+          <w:w w:val="105"/>
+          <w:lang w:val="en-US"/>
+        </w:rPr>
+        <w:t xml:space="preserve"> </w:t>
+      </w:r>
+      <w:r>
+        <w:rPr>
+          <w:w w:val="105"/>
+          <w:lang w:val="en-US"/>
+        </w:rPr>
+        <w:t xml:space="preserve">Violations will be subject to consequences such as a grade penalty, failing the assignment, </w:t>
+      </w:r>
+      <w:r>
+        <w:rPr>
+          <w:w w:val="105"/>
+          <w:lang w:val="en-US"/>
+        </w:rPr>
+        <w:t xml:space="preserve">or </w:t>
+      </w:r>
+      <w:r>
+        <w:rPr>
+          <w:w w:val="105"/>
+          <w:lang w:val="en-US"/>
+        </w:rPr>
+        <w:t>redoing an assignment</w:t>
+      </w:r>
+      <w:r>
+        <w:rPr>
+          <w:w w:val="105"/>
+          <w:lang w:val="en-US"/>
+        </w:rPr>
+        <w:t xml:space="preserve">, subject to my discretion. </w:t>
+      </w:r>
+      <w:r>
+        <w:rPr>
+          <w:w w:val="105"/>
+          <w:lang w:val="en-US"/>
+        </w:rPr>
+        <w:t>In addition, the incident will be reported to the </w:t>
+      </w:r>
+      <w:hyperlink r:id="rId15" w:history="1">
+        <w:r>
+          <w:rPr>
+            <w:rStyle w:val="Hyperlink"/>
+            <w:w w:val="105"/>
+            <w:lang w:val="en-US"/>
+          </w:rPr>
+          <w:t>Office of Community Standards</w:t>
+        </w:r>
+      </w:hyperlink>
+      <w:r>
+        <w:rPr>
+          <w:w w:val="105"/>
+          <w:lang w:val="en-US"/>
+        </w:rPr>
+        <w:t>. </w:t>
+      </w:r>
+    </w:p>
+    <w:p>
+      <w:pPr>
+        <w:rPr>
+          <w:w w:val="105"/>
+          <w:lang w:val="en-US"/>
+        </w:rPr>
+      </w:pPr>
+    </w:p>
+    <w:p>
+      <w:pPr>
+        <w:rPr>
+          <w:w w:val="105"/>
+          <w:lang w:val="en-US"/>
+        </w:rPr>
+      </w:pPr>
+      <w:r>
+        <w:rPr>
+          <w:w w:val="105"/>
+          <w:lang w:val="en-US"/>
+        </w:rPr>
+        <w:t>Additionally, the </w:t>
+      </w:r>
+      <w:hyperlink r:id="rId16" w:history="1">
+        <w:r>
+          <w:rPr>
+            <w:rStyle w:val="Hyperlink"/>
+            <w:i/>
+            <w:iCs/>
+            <w:w w:val="105"/>
+            <w:lang w:val="en-US"/>
+          </w:rPr>
+          <w:t>Student Conduct Code</w:t>
+        </w:r>
+      </w:hyperlink>
+      <w:r>
+        <w:rPr>
+          <w:i/>
+          <w:iCs/>
+          <w:w w:val="105"/>
+          <w:lang w:val="en-US"/>
+        </w:rPr>
+        <w:t> </w:t>
+      </w:r>
+      <w:r>
+        <w:rPr>
+          <w:w w:val="105"/>
+          <w:lang w:val="en-US"/>
+        </w:rPr>
+        <w:t>also prohibits sharing, uploading, or reproducing copyrighted course materials—including student coursework, lecture slides, readings, and assignments—on AI platforms. Likewise, I will not upload your work to any GenAI tools for teaching or research purposes without your written consent</w:t>
+      </w:r>
+      <w:r>
+        <w:rPr>
+          <w:w w:val="105"/>
+          <w:lang w:val="en-US"/>
+        </w:rPr>
+        <w:t>.</w:t>
+      </w:r>
+      <w:r>
+        <w:rPr>
+          <w:b/>
+          <w:bCs/>
+          <w:w w:val="105"/>
+          <w:lang w:val="en-US"/>
+        </w:rPr>
+        <w:t xml:space="preserve"> </w:t>
+      </w:r>
+      <w:r>
+        <w:rPr>
+          <w:w w:val="105"/>
+          <w:lang w:val="en-US"/>
+        </w:rPr>
+        <w:t>If you are unsure whether a particular use of AI is allowed, </w:t>
+      </w:r>
+      <w:r>
+        <w:rPr>
+          <w:b/>
+          <w:bCs/>
+          <w:w w:val="105"/>
+          <w:lang w:val="en-US"/>
+        </w:rPr>
+        <w:t>assume it is not</w:t>
+      </w:r>
+      <w:r>
+        <w:rPr>
+          <w:w w:val="105"/>
+          <w:lang w:val="en-US"/>
+        </w:rPr>
+        <w:t xml:space="preserve"> </w:t>
+      </w:r>
+      <w:r>
+        <w:rPr>
+          <w:w w:val="105"/>
+          <w:lang w:val="en-US"/>
+        </w:rPr>
+        <w:t xml:space="preserve">and consult the instructor </w:t>
+      </w:r>
+      <w:r>
+        <w:rPr>
+          <w:w w:val="105"/>
+          <w:lang w:val="en-US"/>
+        </w:rPr>
+        <w:t>before proceeding</w:t>
+      </w:r>
+      <w:r>
+        <w:rPr>
+          <w:w w:val="105"/>
+          <w:lang w:val="en-US"/>
+        </w:rPr>
+        <w:t>. </w:t>
       </w:r>
       <w:r>
         <w:rPr>
@@ -2992,7 +3379,6 @@
         <w:pStyle w:val="BodyText"/>
         <w:spacing w:before="234" w:line="240" w:lineRule="auto"/>
         <w:ind w:left="120"/>
-        <w:jc w:val="both"/>
       </w:pPr>
       <w:r>
         <w:rPr>
@@ -3148,7 +3534,6 @@
               <w:pStyle w:val="TableParagraph"/>
               <w:spacing w:before="62"/>
               <w:ind w:left="0" w:right="113"/>
-              <w:jc w:val="right"/>
               <w:rPr>
                 <w:b/>
                 <w:bCs/>
@@ -3172,7 +3557,6 @@
               <w:pStyle w:val="TableParagraph"/>
               <w:spacing w:before="62"/>
               <w:ind w:left="0" w:right="113"/>
-              <w:jc w:val="right"/>
               <w:rPr>
                 <w:b/>
                 <w:bCs/>
@@ -3232,7 +3616,6 @@
               <w:pStyle w:val="TableParagraph"/>
               <w:spacing w:before="62"/>
               <w:ind w:left="0" w:right="113"/>
-              <w:jc w:val="right"/>
             </w:pPr>
             <w:r>
               <w:t>Beginning of each class</w:t>
@@ -3248,7 +3631,6 @@
               <w:pStyle w:val="TableParagraph"/>
               <w:spacing w:before="62"/>
               <w:ind w:left="0" w:right="113"/>
-              <w:jc w:val="right"/>
             </w:pPr>
             <w:r>
               <w:t>10%</w:t>
@@ -3287,10 +3669,18 @@
               <w:pStyle w:val="TableParagraph"/>
               <w:spacing w:before="62"/>
               <w:ind w:left="0" w:right="113"/>
-              <w:jc w:val="right"/>
             </w:pPr>
             <w:r>
-              <w:t>Oct. 21</w:t>
+              <w:t xml:space="preserve">Oct. </w:t>
+            </w:r>
+            <w:r>
+              <w:t>19</w:t>
+            </w:r>
+            <w:r>
+              <w:rPr>
+                <w:vertAlign w:val="superscript"/>
+              </w:rPr>
+              <w:t>th</w:t>
             </w:r>
           </w:p>
         </w:tc>
@@ -3303,7 +3693,6 @@
               <w:pStyle w:val="TableParagraph"/>
               <w:spacing w:before="62"/>
               <w:ind w:left="0" w:right="113"/>
-              <w:jc w:val="right"/>
             </w:pPr>
             <w:r>
               <w:t>20%</w:t>
@@ -3342,7 +3731,6 @@
               <w:pStyle w:val="TableParagraph"/>
               <w:spacing w:before="62"/>
               <w:ind w:left="0" w:right="113"/>
-              <w:jc w:val="right"/>
             </w:pPr>
             <w:r>
               <w:t xml:space="preserve">In class: </w:t>
@@ -3351,19 +3739,19 @@
               <w:t xml:space="preserve">Oct. </w:t>
             </w:r>
             <w:r>
-              <w:t>15</w:t>
+              <w:t>21</w:t>
             </w:r>
             <w:r>
               <w:rPr>
                 <w:vertAlign w:val="superscript"/>
               </w:rPr>
-              <w:t>th</w:t>
+              <w:t>nd</w:t>
             </w:r>
             <w:r>
               <w:t xml:space="preserve"> and </w:t>
             </w:r>
             <w:r>
-              <w:t>17</w:t>
+              <w:t>26</w:t>
             </w:r>
             <w:r>
               <w:rPr>
@@ -3382,7 +3770,6 @@
               <w:pStyle w:val="TableParagraph"/>
               <w:spacing w:before="62"/>
               <w:ind w:left="0" w:right="113"/>
-              <w:jc w:val="right"/>
             </w:pPr>
             <w:r>
               <w:t>1</w:t>
@@ -3424,7 +3811,6 @@
               <w:pStyle w:val="TableParagraph"/>
               <w:spacing w:before="62"/>
               <w:ind w:left="0" w:right="113"/>
-              <w:jc w:val="right"/>
             </w:pPr>
           </w:p>
         </w:tc>
@@ -3437,7 +3823,6 @@
               <w:pStyle w:val="TableParagraph"/>
               <w:spacing w:before="62"/>
               <w:ind w:left="0" w:right="113"/>
-              <w:jc w:val="right"/>
             </w:pPr>
           </w:p>
         </w:tc>
@@ -3498,16 +3883,18 @@
               <w:pStyle w:val="TableParagraph"/>
               <w:spacing w:before="62"/>
               <w:ind w:left="0" w:right="113"/>
-              <w:jc w:val="right"/>
             </w:pPr>
             <w:r>
-              <w:t>Oct. 3</w:t>
+              <w:t xml:space="preserve">Oct. </w:t>
+            </w:r>
+            <w:r>
+              <w:t>5</w:t>
             </w:r>
             <w:r>
               <w:rPr>
                 <w:vertAlign w:val="superscript"/>
               </w:rPr>
-              <w:t>rd</w:t>
+              <w:t>th</w:t>
             </w:r>
           </w:p>
         </w:tc>
@@ -3520,7 +3907,6 @@
               <w:pStyle w:val="TableParagraph"/>
               <w:spacing w:before="62"/>
               <w:ind w:left="0" w:right="113"/>
-              <w:jc w:val="right"/>
             </w:pPr>
             <w:r>
               <w:t>pass/fail</w:t>
@@ -3576,10 +3962,12 @@
               <w:pStyle w:val="TableParagraph"/>
               <w:spacing w:before="62"/>
               <w:ind w:left="0" w:right="113"/>
-              <w:jc w:val="right"/>
             </w:pPr>
             <w:r>
-              <w:t>Oct. 10</w:t>
+              <w:t>Oct. 1</w:t>
+            </w:r>
+            <w:r>
+              <w:t>4</w:t>
             </w:r>
             <w:r>
               <w:rPr>
@@ -3598,7 +3986,6 @@
               <w:pStyle w:val="TableParagraph"/>
               <w:spacing w:before="62"/>
               <w:ind w:left="0" w:right="113"/>
-              <w:jc w:val="right"/>
             </w:pPr>
             <w:r>
               <w:t>2</w:t>
@@ -3657,16 +4044,18 @@
               <w:pStyle w:val="TableParagraph"/>
               <w:spacing w:before="62"/>
               <w:ind w:left="0" w:right="113"/>
-              <w:jc w:val="right"/>
             </w:pPr>
             <w:r>
-              <w:t>Oct. 31</w:t>
+              <w:t xml:space="preserve">Oct. </w:t>
+            </w:r>
+            <w:r>
+              <w:t>30</w:t>
             </w:r>
             <w:r>
               <w:rPr>
                 <w:vertAlign w:val="superscript"/>
               </w:rPr>
-              <w:t>st</w:t>
+              <w:t>th</w:t>
             </w:r>
           </w:p>
         </w:tc>
@@ -3679,7 +4068,6 @@
               <w:pStyle w:val="TableParagraph"/>
               <w:spacing w:before="62"/>
               <w:ind w:left="0" w:right="113"/>
-              <w:jc w:val="right"/>
             </w:pPr>
             <w:r>
               <w:t>3</w:t>
@@ -3721,7 +4109,6 @@
               <w:pStyle w:val="TableParagraph"/>
               <w:spacing w:before="62"/>
               <w:ind w:left="0" w:right="113"/>
-              <w:jc w:val="right"/>
             </w:pPr>
           </w:p>
         </w:tc>
@@ -3734,7 +4121,6 @@
               <w:pStyle w:val="TableParagraph"/>
               <w:spacing w:before="62"/>
               <w:ind w:left="0" w:right="113"/>
-              <w:jc w:val="right"/>
             </w:pPr>
             <w:r>
               <w:t>10%</w:t>
@@ -3780,7 +4166,6 @@
               <w:pStyle w:val="TableParagraph"/>
               <w:spacing w:before="62"/>
               <w:ind w:left="0" w:right="113"/>
-              <w:jc w:val="right"/>
               <w:rPr>
                 <w:b/>
                 <w:bCs/>
@@ -3797,7 +4182,6 @@
               <w:pStyle w:val="TableParagraph"/>
               <w:spacing w:before="62"/>
               <w:ind w:left="0" w:right="113"/>
-              <w:jc w:val="right"/>
               <w:rPr>
                 <w:b/>
                 <w:bCs/>
@@ -3879,7 +4263,7 @@
         </w:rPr>
         <w:t xml:space="preserve"> Details and instructions for each assignment are provided on the </w:t>
       </w:r>
-      <w:hyperlink r:id="rId18" w:history="1">
+      <w:hyperlink r:id="rId17" w:history="1">
         <w:r>
           <w:rPr>
             <w:rStyle w:val="Hyperlink"/>
@@ -3905,8 +4289,6 @@
         <w:ind w:left="0"/>
         <w:rPr>
           <w:rFonts w:ascii="Times New Roman" w:hAnsi="Times New Roman" w:cs="Times New Roman"/>
-          <w:b w:val="0"/>
-          <w:bCs w:val="0"/>
         </w:rPr>
       </w:pPr>
     </w:p>
@@ -3982,7 +4364,6 @@
         <w:pStyle w:val="BodyText"/>
         <w:spacing w:before="183" w:line="280" w:lineRule="auto"/>
         <w:ind w:left="90" w:right="458"/>
-        <w:jc w:val="both"/>
         <w:rPr>
           <w:w w:val="105"/>
         </w:rPr>
@@ -4053,69 +4434,93 @@
         <w:rPr>
           <w:w w:val="105"/>
         </w:rPr>
-        <w:t xml:space="preserve">presentations. The reading list will indicate the “presentation paper” for each week. </w:t>
+        <w:t xml:space="preserve">presentations. The reading list will indicate the “presentation paper” for each week. Every student is required to read the paper and prepare </w:t>
+      </w:r>
+      <w:r>
+        <w:rPr>
+          <w:b/>
+          <w:bCs/>
+          <w:w w:val="105"/>
+        </w:rPr>
+        <w:t>ten</w:t>
+      </w:r>
+      <w:r>
+        <w:rPr>
+          <w:w w:val="105"/>
+        </w:rPr>
+        <w:t xml:space="preserve"> slides summarizing the </w:t>
+      </w:r>
+      <w:r>
+        <w:rPr>
+          <w:w w:val="105"/>
+        </w:rPr>
+        <w:t>motivation</w:t>
+      </w:r>
+      <w:r>
+        <w:rPr>
+          <w:w w:val="105"/>
+        </w:rPr>
+        <w:t>, research question, methods</w:t>
+      </w:r>
+      <w:r>
+        <w:rPr>
+          <w:w w:val="105"/>
+        </w:rPr>
+        <w:t>,</w:t>
+      </w:r>
+      <w:r>
+        <w:rPr>
+          <w:w w:val="105"/>
+        </w:rPr>
+        <w:t xml:space="preserve"> and results. </w:t>
+      </w:r>
+      <w:r>
+        <w:rPr>
+          <w:b/>
+          <w:bCs/>
+          <w:w w:val="105"/>
+        </w:rPr>
+        <w:t xml:space="preserve">You may use AI to help </w:t>
+      </w:r>
+      <w:r>
+        <w:rPr>
+          <w:b/>
+          <w:bCs/>
+          <w:w w:val="105"/>
+        </w:rPr>
+        <w:t>speed up the process</w:t>
+      </w:r>
+      <w:r>
+        <w:rPr>
+          <w:b/>
+          <w:bCs/>
+          <w:w w:val="105"/>
+        </w:rPr>
+        <w:t>.</w:t>
+      </w:r>
+      <w:r>
+        <w:rPr>
+          <w:w w:val="105"/>
+        </w:rPr>
+        <w:t xml:space="preserve"> The goal of these presentations is to help read a paper quickly and talk intelligently about it, which is something you will do a lot in your career. You therefore do not need to read the paper inside in out. As long as you can summarize the question, contribution, results, and identification strategy, that is enough.</w:t>
       </w:r>
     </w:p>
     <w:p>
       <w:pPr>
         <w:pStyle w:val="BodyText"/>
         <w:spacing w:before="183" w:line="280" w:lineRule="auto"/>
-        <w:ind w:left="120" w:right="458"/>
-        <w:jc w:val="both"/>
-        <w:rPr>
-          <w:w w:val="105"/>
-        </w:rPr>
-      </w:pPr>
-      <w:r>
-        <w:rPr>
-          <w:w w:val="105"/>
-        </w:rPr>
-        <w:t xml:space="preserve">Every student is required to read the paper and prepare </w:t>
-      </w:r>
-      <w:r>
-        <w:rPr>
-          <w:b/>
-          <w:bCs/>
-          <w:w w:val="105"/>
-        </w:rPr>
-        <w:t>ten</w:t>
-      </w:r>
-      <w:r>
-        <w:rPr>
-          <w:w w:val="105"/>
-        </w:rPr>
-        <w:t xml:space="preserve"> slides summarizing the </w:t>
-      </w:r>
-      <w:r>
-        <w:rPr>
-          <w:w w:val="105"/>
-        </w:rPr>
-        <w:t>motivation</w:t>
-      </w:r>
-      <w:r>
-        <w:rPr>
-          <w:w w:val="105"/>
-        </w:rPr>
-        <w:t>, research question, methods</w:t>
-      </w:r>
-      <w:r>
-        <w:rPr>
-          <w:w w:val="105"/>
-        </w:rPr>
-        <w:t>,</w:t>
-      </w:r>
-      <w:r>
-        <w:rPr>
-          <w:w w:val="105"/>
-        </w:rPr>
-        <w:t xml:space="preserve"> and results. </w:t>
-      </w:r>
-      <w:r>
-        <w:rPr>
-          <w:b/>
-          <w:bCs/>
-          <w:w w:val="105"/>
-        </w:rPr>
+        <w:ind w:right="458"/>
+        <w:rPr>
+          <w:w w:val="105"/>
+        </w:rPr>
+      </w:pPr>
+      <w:r>
+        <w:rPr>
+          <w:b/>
+          <w:bCs/>
+          <w:w w:val="105"/>
+        </w:rPr>
+        <w:lastRenderedPageBreak/>
         <w:t xml:space="preserve">All </w:t>
       </w:r>
       <w:r>
@@ -4271,8 +4676,7 @@
       <w:pPr>
         <w:pStyle w:val="BodyText"/>
         <w:spacing w:before="183" w:line="280" w:lineRule="auto"/>
-        <w:ind w:left="120" w:right="458"/>
-        <w:jc w:val="both"/>
+        <w:ind w:right="458"/>
         <w:rPr>
           <w:w w:val="105"/>
         </w:rPr>
@@ -4425,16 +4829,14 @@
         <w:pStyle w:val="BodyText"/>
         <w:spacing w:before="182" w:line="280" w:lineRule="auto"/>
         <w:ind w:left="120" w:right="457"/>
-        <w:jc w:val="both"/>
-        <w:rPr>
-          <w:w w:val="105"/>
-        </w:rPr>
-      </w:pPr>
-      <w:r>
-        <w:rPr>
-          <w:w w:val="105"/>
-        </w:rPr>
-        <w:lastRenderedPageBreak/>
+        <w:rPr>
+          <w:w w:val="105"/>
+        </w:rPr>
+      </w:pPr>
+      <w:r>
+        <w:rPr>
+          <w:w w:val="105"/>
+        </w:rPr>
         <w:t xml:space="preserve">There will be </w:t>
       </w:r>
       <w:r>
@@ -4655,17 +5057,12 @@
         </w:rPr>
         <w:t>.</w:t>
       </w:r>
-    </w:p>
-    <w:p>
-      <w:pPr>
-        <w:pStyle w:val="BodyText"/>
-        <w:spacing w:before="182" w:line="280" w:lineRule="auto"/>
-        <w:ind w:left="120" w:right="457"/>
-        <w:jc w:val="both"/>
-        <w:rPr>
-          <w:w w:val="105"/>
-        </w:rPr>
-      </w:pPr>
+      <w:r>
+        <w:rPr>
+          <w:w w:val="105"/>
+        </w:rPr>
+        <w:br/>
+      </w:r>
     </w:p>
     <w:p>
       <w:pPr>
@@ -4747,7 +5144,6 @@
         <w:pStyle w:val="BodyText"/>
         <w:spacing w:before="183" w:line="280" w:lineRule="auto"/>
         <w:ind w:left="120" w:right="458"/>
-        <w:jc w:val="both"/>
         <w:rPr>
           <w:w w:val="110"/>
         </w:rPr>
@@ -4912,7 +5308,19 @@
         <w:rPr>
           <w:w w:val="105"/>
         </w:rPr>
-        <w:t>During the last week of classes, you will give a 20-minute presentation of your proposal</w:t>
+        <w:t xml:space="preserve">During the last week of classes, you will give a </w:t>
+      </w:r>
+      <w:r>
+        <w:rPr>
+          <w:w w:val="105"/>
+        </w:rPr>
+        <w:t>15</w:t>
+      </w:r>
+      <w:r>
+        <w:rPr>
+          <w:w w:val="105"/>
+        </w:rPr>
+        <w:t>-minute presentation of your proposal</w:t>
       </w:r>
       <w:r>
         <w:rPr>
@@ -4957,7 +5365,7 @@
         <w:rPr>
           <w:w w:val="105"/>
         </w:rPr>
-        <w:t>10</w:t>
+        <w:t>5</w:t>
       </w:r>
       <w:r>
         <w:rPr>
@@ -5008,13 +5416,11 @@
     <w:p>
       <w:pPr>
         <w:spacing w:line="280" w:lineRule="auto"/>
-        <w:jc w:val="both"/>
       </w:pPr>
     </w:p>
     <w:p>
       <w:pPr>
         <w:spacing w:line="280" w:lineRule="auto"/>
-        <w:jc w:val="both"/>
         <w:sectPr>
           <w:type w:val="continuous"/>
           <w:pgSz w:w="12240" w:h="15840"/>
@@ -5086,7 +5492,6 @@
         <w:pStyle w:val="BodyText"/>
         <w:spacing w:before="4" w:line="276" w:lineRule="auto"/>
         <w:ind w:left="90"/>
-        <w:jc w:val="both"/>
       </w:pPr>
       <w:r>
         <w:t xml:space="preserve">Academic papers all go through peer review. </w:t>
@@ -5261,228 +5666,26 @@
         <w:pStyle w:val="BodyText"/>
         <w:spacing w:before="182" w:line="280" w:lineRule="auto"/>
         <w:ind w:left="120"/>
-        <w:jc w:val="both"/>
-        <w:rPr>
-          <w:w w:val="110"/>
-        </w:rPr>
-      </w:pPr>
-      <w:r>
-        <w:rPr>
-          <w:w w:val="105"/>
-        </w:rPr>
-        <w:t xml:space="preserve">Many of us are still struggling to reach our pre-pandemic levels of productivity and physical/mental health. </w:t>
-      </w:r>
-      <w:r>
-        <w:rPr>
-          <w:w w:val="110"/>
-        </w:rPr>
-        <w:t>P</w:t>
-      </w:r>
-      <w:r>
-        <w:rPr>
-          <w:w w:val="110"/>
-        </w:rPr>
-        <w:t>articipation</w:t>
-      </w:r>
-      <w:r>
-        <w:rPr>
-          <w:spacing w:val="1"/>
-          <w:w w:val="110"/>
-        </w:rPr>
-        <w:t xml:space="preserve"> </w:t>
-      </w:r>
-      <w:r>
-        <w:rPr>
-          <w:w w:val="110"/>
-        </w:rPr>
-        <w:t>points are to incentivize active</w:t>
-      </w:r>
-      <w:r>
-        <w:rPr>
-          <w:w w:val="110"/>
-        </w:rPr>
-        <w:t xml:space="preserve"> </w:t>
-      </w:r>
-      <w:r>
-        <w:rPr>
-          <w:w w:val="110"/>
-        </w:rPr>
-        <w:t xml:space="preserve">engagement in the course, which I will </w:t>
-      </w:r>
-      <w:r>
-        <w:rPr>
-          <w:w w:val="110"/>
-        </w:rPr>
-        <w:t>a</w:t>
-      </w:r>
-      <w:r>
-        <w:rPr>
-          <w:w w:val="110"/>
-        </w:rPr>
-        <w:t>ppreciate as</w:t>
-      </w:r>
-      <w:r>
-        <w:rPr>
-          <w:spacing w:val="1"/>
-          <w:w w:val="110"/>
-        </w:rPr>
-        <w:t xml:space="preserve"> </w:t>
-      </w:r>
-      <w:r>
-        <w:rPr>
-          <w:w w:val="110"/>
-        </w:rPr>
-        <w:t>we</w:t>
-      </w:r>
-      <w:r>
-        <w:rPr>
-          <w:spacing w:val="1"/>
-          <w:w w:val="110"/>
-        </w:rPr>
-        <w:t xml:space="preserve"> </w:t>
-      </w:r>
-      <w:r>
-        <w:rPr>
-          <w:w w:val="110"/>
-        </w:rPr>
-        <w:t>navigate</w:t>
-      </w:r>
-      <w:r>
-        <w:rPr>
-          <w:spacing w:val="1"/>
-          <w:w w:val="110"/>
-        </w:rPr>
-        <w:t xml:space="preserve"> </w:t>
-      </w:r>
-      <w:r>
-        <w:rPr>
-          <w:spacing w:val="1"/>
-          <w:w w:val="110"/>
-        </w:rPr>
-        <w:t xml:space="preserve">the </w:t>
-      </w:r>
-      <w:r>
-        <w:rPr>
-          <w:w w:val="110"/>
-        </w:rPr>
-        <w:t>post-COVID renormalization process.</w:t>
+        <w:rPr>
+          <w:w w:val="105"/>
+        </w:rPr>
+      </w:pPr>
+      <w:r>
+        <w:rPr>
+          <w:w w:val="105"/>
+        </w:rPr>
+        <w:lastRenderedPageBreak/>
+        <w:t xml:space="preserve">Because this is a small PhD-level course, I expect active engagement in lectures, which can take the form of asking questions during class time, providing feedback during peer presentations, or talking to me after class. Coming to my office hours is also considered participation. </w:t>
       </w:r>
     </w:p>
     <w:p>
       <w:pPr>
         <w:pStyle w:val="BodyText"/>
         <w:spacing w:before="182" w:line="280" w:lineRule="auto"/>
-        <w:ind w:left="120"/>
-        <w:jc w:val="both"/>
-        <w:rPr>
-          <w:w w:val="110"/>
-        </w:rPr>
-      </w:pPr>
-    </w:p>
-    <w:p>
-      <w:pPr>
-        <w:pStyle w:val="BodyText"/>
-        <w:spacing w:before="182" w:line="280" w:lineRule="auto"/>
-        <w:ind w:left="120"/>
-        <w:jc w:val="both"/>
-        <w:rPr>
-          <w:w w:val="110"/>
-        </w:rPr>
-      </w:pPr>
-    </w:p>
-    <w:p>
-      <w:pPr>
-        <w:pStyle w:val="BodyText"/>
-        <w:spacing w:before="182" w:line="280" w:lineRule="auto"/>
-        <w:ind w:left="120"/>
-        <w:jc w:val="both"/>
-        <w:rPr>
-          <w:w w:val="110"/>
-        </w:rPr>
-      </w:pPr>
-    </w:p>
-    <w:p>
-      <w:pPr>
-        <w:pStyle w:val="BodyText"/>
-        <w:spacing w:before="182" w:line="280" w:lineRule="auto"/>
-        <w:ind w:left="120"/>
-        <w:jc w:val="both"/>
-        <w:rPr>
-          <w:w w:val="110"/>
-        </w:rPr>
-      </w:pPr>
-    </w:p>
-    <w:p>
-      <w:pPr>
-        <w:pStyle w:val="BodyText"/>
-        <w:spacing w:before="182" w:line="280" w:lineRule="auto"/>
-        <w:ind w:left="120"/>
-        <w:jc w:val="both"/>
-        <w:rPr>
-          <w:w w:val="110"/>
-        </w:rPr>
-      </w:pPr>
-    </w:p>
-    <w:p>
-      <w:pPr>
-        <w:pStyle w:val="BodyText"/>
-        <w:spacing w:before="182" w:line="280" w:lineRule="auto"/>
-        <w:ind w:left="120"/>
-        <w:jc w:val="both"/>
-        <w:rPr>
-          <w:w w:val="110"/>
-        </w:rPr>
-      </w:pPr>
-    </w:p>
-    <w:p>
-      <w:pPr>
-        <w:pStyle w:val="BodyText"/>
-        <w:spacing w:before="182" w:line="280" w:lineRule="auto"/>
-        <w:ind w:left="120"/>
-        <w:jc w:val="both"/>
-        <w:rPr>
-          <w:w w:val="110"/>
-        </w:rPr>
-      </w:pPr>
-    </w:p>
-    <w:p>
-      <w:pPr>
-        <w:pStyle w:val="BodyText"/>
-        <w:spacing w:before="182" w:line="280" w:lineRule="auto"/>
-        <w:ind w:left="120"/>
-        <w:jc w:val="both"/>
-        <w:rPr>
-          <w:w w:val="110"/>
-        </w:rPr>
-      </w:pPr>
-    </w:p>
-    <w:p>
-      <w:pPr>
-        <w:pStyle w:val="BodyText"/>
-        <w:spacing w:before="182" w:line="280" w:lineRule="auto"/>
-        <w:ind w:left="120"/>
-        <w:jc w:val="both"/>
-        <w:rPr>
-          <w:w w:val="110"/>
-        </w:rPr>
-      </w:pPr>
-    </w:p>
-    <w:p>
-      <w:pPr>
-        <w:pStyle w:val="BodyText"/>
-        <w:spacing w:before="182" w:line="280" w:lineRule="auto"/>
-        <w:ind w:left="120"/>
-        <w:jc w:val="both"/>
-        <w:rPr>
-          <w:w w:val="110"/>
-        </w:rPr>
-      </w:pPr>
-      <w:r>
-        <w:rPr>
-          <w:w w:val="110"/>
-        </w:rPr>
-        <w:br/>
-      </w:r>
+        <w:rPr>
+          <w:w w:val="105"/>
+        </w:rPr>
+      </w:pPr>
     </w:p>
     <w:p>
       <w:pPr>
@@ -5525,8 +5728,8 @@
     </w:p>
     <w:tbl>
       <w:tblPr>
-        <w:tblW w:w="0" w:type="auto"/>
-        <w:tblInd w:w="130" w:type="dxa"/>
+        <w:tblW w:w="10469" w:type="dxa"/>
+        <w:tblInd w:w="-541" w:type="dxa"/>
         <w:tblBorders>
           <w:top w:val="single" w:sz="4" w:space="0" w:color="000000"/>
           <w:left w:val="single" w:sz="4" w:space="0" w:color="000000"/>
@@ -5544,9 +5747,10 @@
       </w:tblPr>
       <w:tblGrid>
         <w:gridCol w:w="843"/>
-        <w:gridCol w:w="1159"/>
-        <w:gridCol w:w="4819"/>
-        <w:gridCol w:w="2954"/>
+        <w:gridCol w:w="979"/>
+        <w:gridCol w:w="888"/>
+        <w:gridCol w:w="4847"/>
+        <w:gridCol w:w="2912"/>
       </w:tblGrid>
       <w:tr>
         <w:trPr>
@@ -5574,7 +5778,7 @@
         </w:tc>
         <w:tc>
           <w:tcPr>
-            <w:tcW w:w="1159" w:type="dxa"/>
+            <w:tcW w:w="979" w:type="dxa"/>
           </w:tcPr>
           <w:p>
             <w:pPr>
@@ -5594,7 +5798,7 @@
         </w:tc>
         <w:tc>
           <w:tcPr>
-            <w:tcW w:w="4819" w:type="dxa"/>
+            <w:tcW w:w="888" w:type="dxa"/>
           </w:tcPr>
           <w:p>
             <w:pPr>
@@ -5609,13 +5813,34 @@
               <w:rPr>
                 <w:b/>
               </w:rPr>
-              <w:t>Focus</w:t>
+              <w:t>Date</w:t>
             </w:r>
           </w:p>
         </w:tc>
         <w:tc>
           <w:tcPr>
-            <w:tcW w:w="2954" w:type="dxa"/>
+            <w:tcW w:w="4847" w:type="dxa"/>
+          </w:tcPr>
+          <w:p>
+            <w:pPr>
+              <w:pStyle w:val="TableParagraph"/>
+              <w:spacing w:before="66"/>
+              <w:ind w:left="123"/>
+              <w:rPr>
+                <w:b/>
+              </w:rPr>
+            </w:pPr>
+            <w:r>
+              <w:rPr>
+                <w:b/>
+              </w:rPr>
+              <w:t>Focus</w:t>
+            </w:r>
+          </w:p>
+        </w:tc>
+        <w:tc>
+          <w:tcPr>
+            <w:tcW w:w="2912" w:type="dxa"/>
           </w:tcPr>
           <w:p>
             <w:pPr>
@@ -5657,7 +5882,7 @@
         </w:tc>
         <w:tc>
           <w:tcPr>
-            <w:tcW w:w="1159" w:type="dxa"/>
+            <w:tcW w:w="979" w:type="dxa"/>
           </w:tcPr>
           <w:p>
             <w:pPr>
@@ -5670,7 +5895,27 @@
         </w:tc>
         <w:tc>
           <w:tcPr>
-            <w:tcW w:w="4819" w:type="dxa"/>
+            <w:tcW w:w="888" w:type="dxa"/>
+          </w:tcPr>
+          <w:p>
+            <w:pPr>
+              <w:pStyle w:val="TableParagraph"/>
+              <w:ind w:left="123"/>
+              <w:rPr>
+                <w:w w:val="105"/>
+              </w:rPr>
+            </w:pPr>
+            <w:r>
+              <w:rPr>
+                <w:w w:val="105"/>
+              </w:rPr>
+              <w:t>Sep. 9</w:t>
+            </w:r>
+          </w:p>
+        </w:tc>
+        <w:tc>
+          <w:tcPr>
+            <w:tcW w:w="4847" w:type="dxa"/>
           </w:tcPr>
           <w:p>
             <w:pPr>
@@ -5739,7 +5984,7 @@
         </w:tc>
         <w:tc>
           <w:tcPr>
-            <w:tcW w:w="2954" w:type="dxa"/>
+            <w:tcW w:w="2912" w:type="dxa"/>
           </w:tcPr>
           <w:p>
             <w:pPr>
@@ -5748,13 +5993,7 @@
               <w:ind w:left="0"/>
             </w:pPr>
             <w:r>
-              <w:t xml:space="preserve"> </w:t>
-            </w:r>
-            <w:r>
-              <w:t>S</w:t>
-            </w:r>
-            <w:r>
-              <w:t>yllabus</w:t>
+              <w:t xml:space="preserve"> Syllabus</w:t>
             </w:r>
             <w:r>
               <w:t xml:space="preserve"> + intro</w:t>
@@ -5784,7 +6023,7 @@
         </w:tc>
         <w:tc>
           <w:tcPr>
-            <w:tcW w:w="1159" w:type="dxa"/>
+            <w:tcW w:w="979" w:type="dxa"/>
           </w:tcPr>
           <w:p>
             <w:pPr>
@@ -5797,7 +6036,7 @@
         </w:tc>
         <w:tc>
           <w:tcPr>
-            <w:tcW w:w="4819" w:type="dxa"/>
+            <w:tcW w:w="888" w:type="dxa"/>
           </w:tcPr>
           <w:p>
             <w:pPr>
@@ -5805,13 +6044,27 @@
               <w:ind w:left="123"/>
             </w:pPr>
             <w:r>
-              <w:t>The effect of development on the environment</w:t>
+              <w:t>Sep. 14</w:t>
             </w:r>
           </w:p>
         </w:tc>
         <w:tc>
           <w:tcPr>
-            <w:tcW w:w="2954" w:type="dxa"/>
+            <w:tcW w:w="4847" w:type="dxa"/>
+          </w:tcPr>
+          <w:p>
+            <w:pPr>
+              <w:pStyle w:val="TableParagraph"/>
+              <w:ind w:left="123"/>
+            </w:pPr>
+            <w:r>
+              <w:t>The effect of development on the environment</w:t>
+            </w:r>
+          </w:p>
+        </w:tc>
+        <w:tc>
+          <w:tcPr>
+            <w:tcW w:w="2912" w:type="dxa"/>
           </w:tcPr>
           <w:p>
             <w:pPr>
@@ -5819,10 +6072,7 @@
               <w:ind w:left="0"/>
             </w:pPr>
             <w:r>
-              <w:t xml:space="preserve"> </w:t>
-            </w:r>
-            <w:r>
-              <w:t>Income effects</w:t>
+              <w:t xml:space="preserve"> Income effects</w:t>
             </w:r>
           </w:p>
         </w:tc>
@@ -5849,7 +6099,7 @@
         </w:tc>
         <w:tc>
           <w:tcPr>
-            <w:tcW w:w="1159" w:type="dxa"/>
+            <w:tcW w:w="979" w:type="dxa"/>
           </w:tcPr>
           <w:p>
             <w:pPr>
@@ -5862,7 +6112,7 @@
         </w:tc>
         <w:tc>
           <w:tcPr>
-            <w:tcW w:w="4819" w:type="dxa"/>
+            <w:tcW w:w="888" w:type="dxa"/>
           </w:tcPr>
           <w:p>
             <w:pPr>
@@ -5870,13 +6120,27 @@
               <w:ind w:left="123"/>
             </w:pPr>
             <w:r>
-              <w:t>The effect of development on the environment</w:t>
+              <w:t>Sep. 16</w:t>
             </w:r>
           </w:p>
         </w:tc>
         <w:tc>
           <w:tcPr>
-            <w:tcW w:w="2954" w:type="dxa"/>
+            <w:tcW w:w="4847" w:type="dxa"/>
+          </w:tcPr>
+          <w:p>
+            <w:pPr>
+              <w:pStyle w:val="TableParagraph"/>
+              <w:ind w:left="123"/>
+            </w:pPr>
+            <w:r>
+              <w:t>The effect of development on the environment</w:t>
+            </w:r>
+          </w:p>
+        </w:tc>
+        <w:tc>
+          <w:tcPr>
+            <w:tcW w:w="2912" w:type="dxa"/>
           </w:tcPr>
           <w:p>
             <w:pPr>
@@ -5884,10 +6148,7 @@
               <w:ind w:left="0"/>
             </w:pPr>
             <w:r>
-              <w:t xml:space="preserve"> </w:t>
-            </w:r>
-            <w:r>
-              <w:t>Access to capital</w:t>
+              <w:t xml:space="preserve"> Access to capital</w:t>
             </w:r>
           </w:p>
         </w:tc>
@@ -5914,7 +6175,7 @@
         </w:tc>
         <w:tc>
           <w:tcPr>
-            <w:tcW w:w="1159" w:type="dxa"/>
+            <w:tcW w:w="979" w:type="dxa"/>
           </w:tcPr>
           <w:p>
             <w:pPr>
@@ -5927,7 +6188,7 @@
         </w:tc>
         <w:tc>
           <w:tcPr>
-            <w:tcW w:w="4819" w:type="dxa"/>
+            <w:tcW w:w="888" w:type="dxa"/>
           </w:tcPr>
           <w:p>
             <w:pPr>
@@ -5935,13 +6196,27 @@
               <w:ind w:left="123"/>
             </w:pPr>
             <w:r>
-              <w:t>The effect of environment on development</w:t>
+              <w:t>Sep. 21</w:t>
             </w:r>
           </w:p>
         </w:tc>
         <w:tc>
           <w:tcPr>
-            <w:tcW w:w="2954" w:type="dxa"/>
+            <w:tcW w:w="4847" w:type="dxa"/>
+          </w:tcPr>
+          <w:p>
+            <w:pPr>
+              <w:pStyle w:val="TableParagraph"/>
+              <w:ind w:left="123"/>
+            </w:pPr>
+            <w:r>
+              <w:t>The effect of environment on development</w:t>
+            </w:r>
+          </w:p>
+        </w:tc>
+        <w:tc>
+          <w:tcPr>
+            <w:tcW w:w="2912" w:type="dxa"/>
           </w:tcPr>
           <w:p>
             <w:pPr>
@@ -5979,7 +6254,7 @@
         </w:tc>
         <w:tc>
           <w:tcPr>
-            <w:tcW w:w="1159" w:type="dxa"/>
+            <w:tcW w:w="979" w:type="dxa"/>
           </w:tcPr>
           <w:p>
             <w:pPr>
@@ -5992,7 +6267,7 @@
         </w:tc>
         <w:tc>
           <w:tcPr>
-            <w:tcW w:w="4819" w:type="dxa"/>
+            <w:tcW w:w="888" w:type="dxa"/>
           </w:tcPr>
           <w:p>
             <w:pPr>
@@ -6000,13 +6275,27 @@
               <w:ind w:left="123"/>
             </w:pPr>
             <w:r>
-              <w:t>The effect of environment on development</w:t>
+              <w:t>Sep. 23</w:t>
             </w:r>
           </w:p>
         </w:tc>
         <w:tc>
           <w:tcPr>
-            <w:tcW w:w="2954" w:type="dxa"/>
+            <w:tcW w:w="4847" w:type="dxa"/>
+          </w:tcPr>
+          <w:p>
+            <w:pPr>
+              <w:pStyle w:val="TableParagraph"/>
+              <w:ind w:left="123"/>
+            </w:pPr>
+            <w:r>
+              <w:t>The effect of environment on development</w:t>
+            </w:r>
+          </w:p>
+        </w:tc>
+        <w:tc>
+          <w:tcPr>
+            <w:tcW w:w="2912" w:type="dxa"/>
           </w:tcPr>
           <w:p>
             <w:pPr>
@@ -6014,13 +6303,7 @@
               <w:ind w:left="0"/>
             </w:pPr>
             <w:r>
-              <w:t xml:space="preserve"> </w:t>
-            </w:r>
-            <w:r>
-              <w:t xml:space="preserve">Income and </w:t>
-            </w:r>
-            <w:r>
-              <w:t>Productivity</w:t>
+              <w:t xml:space="preserve"> Income and Productivity</w:t>
             </w:r>
           </w:p>
         </w:tc>
@@ -6047,7 +6330,7 @@
         </w:tc>
         <w:tc>
           <w:tcPr>
-            <w:tcW w:w="1159" w:type="dxa"/>
+            <w:tcW w:w="979" w:type="dxa"/>
           </w:tcPr>
           <w:p>
             <w:pPr>
@@ -6060,7 +6343,7 @@
         </w:tc>
         <w:tc>
           <w:tcPr>
-            <w:tcW w:w="4819" w:type="dxa"/>
+            <w:tcW w:w="888" w:type="dxa"/>
           </w:tcPr>
           <w:p>
             <w:pPr>
@@ -6068,13 +6351,27 @@
               <w:ind w:left="123"/>
             </w:pPr>
             <w:r>
-              <w:t>WTP for environmental quality</w:t>
+              <w:t>Sep. 28</w:t>
             </w:r>
           </w:p>
         </w:tc>
         <w:tc>
           <w:tcPr>
-            <w:tcW w:w="2954" w:type="dxa"/>
+            <w:tcW w:w="4847" w:type="dxa"/>
+          </w:tcPr>
+          <w:p>
+            <w:pPr>
+              <w:pStyle w:val="TableParagraph"/>
+              <w:ind w:left="123"/>
+            </w:pPr>
+            <w:r>
+              <w:t>WTP for environmental quality</w:t>
+            </w:r>
+          </w:p>
+        </w:tc>
+        <w:tc>
+          <w:tcPr>
+            <w:tcW w:w="2912" w:type="dxa"/>
           </w:tcPr>
           <w:p>
             <w:pPr>
@@ -6110,7 +6407,7 @@
         </w:tc>
         <w:tc>
           <w:tcPr>
-            <w:tcW w:w="1159" w:type="dxa"/>
+            <w:tcW w:w="979" w:type="dxa"/>
           </w:tcPr>
           <w:p>
             <w:pPr>
@@ -6126,7 +6423,7 @@
         </w:tc>
         <w:tc>
           <w:tcPr>
-            <w:tcW w:w="4819" w:type="dxa"/>
+            <w:tcW w:w="888" w:type="dxa"/>
           </w:tcPr>
           <w:p>
             <w:pPr>
@@ -6134,13 +6431,27 @@
               <w:ind w:left="123"/>
             </w:pPr>
             <w:r>
-              <w:t>WTP for environmental quality</w:t>
+              <w:t>Sep. 30</w:t>
             </w:r>
           </w:p>
         </w:tc>
         <w:tc>
           <w:tcPr>
-            <w:tcW w:w="2954" w:type="dxa"/>
+            <w:tcW w:w="4847" w:type="dxa"/>
+          </w:tcPr>
+          <w:p>
+            <w:pPr>
+              <w:pStyle w:val="TableParagraph"/>
+              <w:ind w:left="123"/>
+            </w:pPr>
+            <w:r>
+              <w:t>WTP for environmental quality</w:t>
+            </w:r>
+          </w:p>
+        </w:tc>
+        <w:tc>
+          <w:tcPr>
+            <w:tcW w:w="2912" w:type="dxa"/>
           </w:tcPr>
           <w:p>
             <w:pPr>
@@ -6178,7 +6489,7 @@
         </w:tc>
         <w:tc>
           <w:tcPr>
-            <w:tcW w:w="1159" w:type="dxa"/>
+            <w:tcW w:w="979" w:type="dxa"/>
           </w:tcPr>
           <w:p>
             <w:pPr>
@@ -6194,23 +6505,33 @@
         </w:tc>
         <w:tc>
           <w:tcPr>
-            <w:tcW w:w="4819" w:type="dxa"/>
+            <w:tcW w:w="888" w:type="dxa"/>
           </w:tcPr>
           <w:p>
             <w:pPr>
               <w:pStyle w:val="TableParagraph"/>
             </w:pPr>
             <w:r>
-              <w:t>Environmental Policy Design</w:t>
-            </w:r>
-            <w:r>
-              <w:t xml:space="preserve"> </w:t>
+              <w:t>Oct. 5</w:t>
             </w:r>
           </w:p>
         </w:tc>
         <w:tc>
           <w:tcPr>
-            <w:tcW w:w="2954" w:type="dxa"/>
+            <w:tcW w:w="4847" w:type="dxa"/>
+          </w:tcPr>
+          <w:p>
+            <w:pPr>
+              <w:pStyle w:val="TableParagraph"/>
+            </w:pPr>
+            <w:r>
+              <w:t xml:space="preserve">Environmental Policy Design </w:t>
+            </w:r>
+          </w:p>
+        </w:tc>
+        <w:tc>
+          <w:tcPr>
+            <w:tcW w:w="2912" w:type="dxa"/>
           </w:tcPr>
           <w:p>
             <w:pPr>
@@ -6248,7 +6569,7 @@
         </w:tc>
         <w:tc>
           <w:tcPr>
-            <w:tcW w:w="1159" w:type="dxa"/>
+            <w:tcW w:w="979" w:type="dxa"/>
           </w:tcPr>
           <w:p>
             <w:pPr>
@@ -6261,7 +6582,7 @@
         </w:tc>
         <w:tc>
           <w:tcPr>
-            <w:tcW w:w="4819" w:type="dxa"/>
+            <w:tcW w:w="888" w:type="dxa"/>
           </w:tcPr>
           <w:p>
             <w:pPr>
@@ -6269,13 +6590,27 @@
               <w:ind w:left="123"/>
             </w:pPr>
             <w:r>
-              <w:t>Environmental Policy Design</w:t>
+              <w:t>Oct. 7</w:t>
             </w:r>
           </w:p>
         </w:tc>
         <w:tc>
           <w:tcPr>
-            <w:tcW w:w="2954" w:type="dxa"/>
+            <w:tcW w:w="4847" w:type="dxa"/>
+          </w:tcPr>
+          <w:p>
+            <w:pPr>
+              <w:pStyle w:val="TableParagraph"/>
+              <w:ind w:left="123"/>
+            </w:pPr>
+            <w:r>
+              <w:t>Environmental Policy Design</w:t>
+            </w:r>
+          </w:p>
+        </w:tc>
+        <w:tc>
+          <w:tcPr>
+            <w:tcW w:w="2912" w:type="dxa"/>
           </w:tcPr>
           <w:p>
             <w:pPr>
@@ -6311,7 +6646,7 @@
         </w:tc>
         <w:tc>
           <w:tcPr>
-            <w:tcW w:w="1159" w:type="dxa"/>
+            <w:tcW w:w="979" w:type="dxa"/>
           </w:tcPr>
           <w:p>
             <w:pPr>
@@ -6327,7 +6662,7 @@
         </w:tc>
         <w:tc>
           <w:tcPr>
-            <w:tcW w:w="4819" w:type="dxa"/>
+            <w:tcW w:w="888" w:type="dxa"/>
           </w:tcPr>
           <w:p>
             <w:pPr>
@@ -6335,16 +6670,27 @@
               <w:ind w:left="123"/>
             </w:pPr>
             <w:r>
-              <w:t>Political Economy</w:t>
-            </w:r>
-            <w:r>
-              <w:t xml:space="preserve"> of the Environment</w:t>
+              <w:t>Oct. 12</w:t>
             </w:r>
           </w:p>
         </w:tc>
         <w:tc>
           <w:tcPr>
-            <w:tcW w:w="2954" w:type="dxa"/>
+            <w:tcW w:w="4847" w:type="dxa"/>
+          </w:tcPr>
+          <w:p>
+            <w:pPr>
+              <w:pStyle w:val="TableParagraph"/>
+              <w:ind w:left="123"/>
+            </w:pPr>
+            <w:r>
+              <w:t>Political Economy of the Environment</w:t>
+            </w:r>
+          </w:p>
+        </w:tc>
+        <w:tc>
+          <w:tcPr>
+            <w:tcW w:w="2912" w:type="dxa"/>
           </w:tcPr>
           <w:p>
             <w:pPr>
@@ -6380,7 +6726,7 @@
         </w:tc>
         <w:tc>
           <w:tcPr>
-            <w:tcW w:w="1159" w:type="dxa"/>
+            <w:tcW w:w="979" w:type="dxa"/>
           </w:tcPr>
           <w:p>
             <w:pPr>
@@ -6396,7 +6742,7 @@
         </w:tc>
         <w:tc>
           <w:tcPr>
-            <w:tcW w:w="4819" w:type="dxa"/>
+            <w:tcW w:w="888" w:type="dxa"/>
           </w:tcPr>
           <w:p>
             <w:pPr>
@@ -6404,16 +6750,27 @@
               <w:ind w:left="123"/>
             </w:pPr>
             <w:r>
-              <w:t>Political Economy</w:t>
-            </w:r>
-            <w:r>
-              <w:t xml:space="preserve"> of the Environment</w:t>
+              <w:t>Oct. 14</w:t>
             </w:r>
           </w:p>
         </w:tc>
         <w:tc>
           <w:tcPr>
-            <w:tcW w:w="2954" w:type="dxa"/>
+            <w:tcW w:w="4847" w:type="dxa"/>
+          </w:tcPr>
+          <w:p>
+            <w:pPr>
+              <w:pStyle w:val="TableParagraph"/>
+              <w:ind w:left="123"/>
+            </w:pPr>
+            <w:r>
+              <w:t>Political Economy of the Environment</w:t>
+            </w:r>
+          </w:p>
+        </w:tc>
+        <w:tc>
+          <w:tcPr>
+            <w:tcW w:w="2912" w:type="dxa"/>
           </w:tcPr>
           <w:p>
             <w:pPr>
@@ -6449,7 +6806,7 @@
         </w:tc>
         <w:tc>
           <w:tcPr>
-            <w:tcW w:w="1159" w:type="dxa"/>
+            <w:tcW w:w="979" w:type="dxa"/>
           </w:tcPr>
           <w:p>
             <w:pPr>
@@ -6462,7 +6819,7 @@
         </w:tc>
         <w:tc>
           <w:tcPr>
-            <w:tcW w:w="4819" w:type="dxa"/>
+            <w:tcW w:w="888" w:type="dxa"/>
           </w:tcPr>
           <w:p>
             <w:pPr>
@@ -6470,13 +6827,26 @@
               <w:ind w:left="123"/>
             </w:pPr>
             <w:r>
-              <w:t>TBD</w:t>
+              <w:t>Oct. 19</w:t>
             </w:r>
           </w:p>
         </w:tc>
         <w:tc>
           <w:tcPr>
-            <w:tcW w:w="2954" w:type="dxa"/>
+            <w:tcW w:w="4847" w:type="dxa"/>
+          </w:tcPr>
+          <w:p>
+            <w:pPr>
+              <w:pStyle w:val="TableParagraph"/>
+            </w:pPr>
+            <w:r>
+              <w:t>STUDENTS CHOOSE</w:t>
+            </w:r>
+          </w:p>
+        </w:tc>
+        <w:tc>
+          <w:tcPr>
+            <w:tcW w:w="2912" w:type="dxa"/>
           </w:tcPr>
           <w:p>
             <w:pPr>
@@ -6485,7 +6855,13 @@
               <w:ind w:left="0"/>
             </w:pPr>
             <w:r>
-              <w:t xml:space="preserve"> TBD</w:t>
+              <w:t xml:space="preserve"> </w:t>
+            </w:r>
+            <w:r>
+              <w:t>Firms</w:t>
+            </w:r>
+            <w:r>
+              <w:t xml:space="preserve"> or Migration</w:t>
             </w:r>
           </w:p>
         </w:tc>
@@ -6509,7 +6885,7 @@
         </w:tc>
         <w:tc>
           <w:tcPr>
-            <w:tcW w:w="1159" w:type="dxa"/>
+            <w:tcW w:w="979" w:type="dxa"/>
           </w:tcPr>
           <w:p>
             <w:pPr>
@@ -6525,7 +6901,7 @@
         </w:tc>
         <w:tc>
           <w:tcPr>
-            <w:tcW w:w="4819" w:type="dxa"/>
+            <w:tcW w:w="888" w:type="dxa"/>
           </w:tcPr>
           <w:p>
             <w:pPr>
@@ -6534,13 +6910,28 @@
               <w:ind w:left="123"/>
             </w:pPr>
             <w:r>
-              <w:t>Research presentations</w:t>
+              <w:t>Oct. 21</w:t>
             </w:r>
           </w:p>
         </w:tc>
         <w:tc>
           <w:tcPr>
-            <w:tcW w:w="2954" w:type="dxa"/>
+            <w:tcW w:w="4847" w:type="dxa"/>
+          </w:tcPr>
+          <w:p>
+            <w:pPr>
+              <w:pStyle w:val="TableParagraph"/>
+              <w:spacing w:before="59"/>
+              <w:ind w:left="123"/>
+            </w:pPr>
+            <w:r>
+              <w:t>Research presentations</w:t>
+            </w:r>
+          </w:p>
+        </w:tc>
+        <w:tc>
+          <w:tcPr>
+            <w:tcW w:w="2912" w:type="dxa"/>
           </w:tcPr>
           <w:p>
             <w:pPr>
@@ -6572,7 +6963,7 @@
         </w:tc>
         <w:tc>
           <w:tcPr>
-            <w:tcW w:w="1159" w:type="dxa"/>
+            <w:tcW w:w="979" w:type="dxa"/>
           </w:tcPr>
           <w:p>
             <w:pPr>
@@ -6588,7 +6979,7 @@
         </w:tc>
         <w:tc>
           <w:tcPr>
-            <w:tcW w:w="4819" w:type="dxa"/>
+            <w:tcW w:w="888" w:type="dxa"/>
           </w:tcPr>
           <w:p>
             <w:pPr>
@@ -6596,13 +6987,27 @@
               <w:ind w:left="123"/>
             </w:pPr>
             <w:r>
-              <w:t>Research presentations</w:t>
+              <w:t>Oct. 26</w:t>
             </w:r>
           </w:p>
         </w:tc>
         <w:tc>
           <w:tcPr>
-            <w:tcW w:w="2954" w:type="dxa"/>
+            <w:tcW w:w="4847" w:type="dxa"/>
+          </w:tcPr>
+          <w:p>
+            <w:pPr>
+              <w:pStyle w:val="TableParagraph"/>
+              <w:ind w:left="123"/>
+            </w:pPr>
+            <w:r>
+              <w:t>Research presentations</w:t>
+            </w:r>
+          </w:p>
+        </w:tc>
+        <w:tc>
+          <w:tcPr>
+            <w:tcW w:w="2912" w:type="dxa"/>
           </w:tcPr>
           <w:p>
             <w:pPr>
@@ -6622,7 +7027,7 @@
         <w:pStyle w:val="BodyText"/>
         <w:spacing w:before="182" w:line="280" w:lineRule="auto"/>
         <w:sectPr>
-          <w:footerReference w:type="default" r:id="rId19"/>
+          <w:footerReference w:type="default" r:id="rId18"/>
           <w:type w:val="continuous"/>
           <w:pgSz w:w="12240" w:h="15840"/>
           <w:pgMar w:top="1200" w:right="980" w:bottom="1040" w:left="1320" w:header="720" w:footer="848" w:gutter="0"/>
@@ -6755,6 +7160,8 @@
         <w:spacing w:before="182" w:line="280" w:lineRule="auto"/>
         <w:ind w:left="720"/>
         <w:rPr>
+          <w:b/>
+          <w:bCs/>
           <w:w w:val="105"/>
         </w:rPr>
       </w:pPr>
@@ -6828,9 +7235,32 @@
         <w:pStyle w:val="BodyText"/>
         <w:spacing w:before="182" w:line="280" w:lineRule="auto"/>
         <w:ind w:left="720"/>
-      </w:pPr>
-      <w:r>
-        <w:t xml:space="preserve">Partha Dasgupta. 2010. “The Place of Nature in Economic Development.” In Handbook of Development Economics, 5:4977–5046. Elsevier </w:t>
+        <w:rPr>
+          <w:w w:val="105"/>
+        </w:rPr>
+      </w:pPr>
+      <w:r>
+        <w:rPr>
+          <w:color w:val="222222"/>
+          <w:shd w:val="clear" w:color="auto" w:fill="FFFFFF"/>
+        </w:rPr>
+        <w:t>Jack, B. Kelsey, and Nicholas Ryan. </w:t>
+      </w:r>
+      <w:r>
+        <w:rPr>
+          <w:i/>
+          <w:iCs/>
+          <w:color w:val="222222"/>
+          <w:shd w:val="clear" w:color="auto" w:fill="FFFFFF"/>
+        </w:rPr>
+        <w:t>Economic Development and the Environment</w:t>
+      </w:r>
+      <w:r>
+        <w:rPr>
+          <w:color w:val="222222"/>
+          <w:shd w:val="clear" w:color="auto" w:fill="FFFFFF"/>
+        </w:rPr>
+        <w:t>. No. w34735. National Bureau of Economic Research, 2026.</w:t>
       </w:r>
     </w:p>
     <w:p>
@@ -6840,6 +7270,16 @@
         <w:ind w:left="720"/>
       </w:pPr>
       <w:r>
+        <w:t xml:space="preserve">Partha Dasgupta. 2010. “The Place of Nature in Economic Development.” In Handbook of Development Economics, 5:4977–5046. Elsevier </w:t>
+      </w:r>
+    </w:p>
+    <w:p>
+      <w:pPr>
+        <w:pStyle w:val="BodyText"/>
+        <w:spacing w:before="182" w:line="280" w:lineRule="auto"/>
+        <w:ind w:left="720"/>
+      </w:pPr>
+      <w:r>
         <w:t>B. Kelsey Jack. 2017. “Environmental Economics in Developing Countries: An Introduction to the Special Issue.” Journal of Environmental Economics and Management 86:1–7.</w:t>
       </w:r>
     </w:p>
@@ -6879,7 +7319,7 @@
           <w:b/>
           <w:bCs/>
         </w:rPr>
-        <w:t>The Effect of the Economic Development</w:t>
+        <w:t>The Effect of Economic Development</w:t>
       </w:r>
       <w:r>
         <w:rPr>
@@ -6896,7 +7336,7 @@
         <w:br/>
       </w:r>
       <w:r>
-        <w:t xml:space="preserve">The goal of this module is to learn how economic development affects the environment. We will cover income effects, consumption effects, and capital accumulation. </w:t>
+        <w:t>The goal of this module is to learn how economic development affects the environment. We will cover income effects, consumption effects, and capital accumulation.</w:t>
       </w:r>
     </w:p>
     <w:p>
@@ -7006,7 +7446,21 @@
           <w:color w:val="000000" w:themeColor="text1"/>
           <w:shd w:val="clear" w:color="auto" w:fill="FFFFFF"/>
         </w:rPr>
-        <w:t xml:space="preserve">Gertler, Paul J., Orie </w:t>
+        <w:t>Alix-</w:t>
+      </w:r>
+      <w:r>
+        <w:rPr>
+          <w:color w:val="000000" w:themeColor="text1"/>
+          <w:shd w:val="clear" w:color="auto" w:fill="FFFFFF"/>
+        </w:rPr>
+        <w:t>G</w:t>
+      </w:r>
+      <w:r>
+        <w:rPr>
+          <w:color w:val="000000" w:themeColor="text1"/>
+          <w:shd w:val="clear" w:color="auto" w:fill="FFFFFF"/>
+        </w:rPr>
+        <w:t xml:space="preserve">arcia, Jennifer, Craig McIntosh, Katharine RE Sims, and Jarrod R. Welch. "The ecological footprint of poverty alleviation: evidence from Mexico's </w:t>
       </w:r>
       <w:proofErr w:type="spellStart"/>
       <w:r>
@@ -7014,7 +7468,7 @@
           <w:color w:val="000000" w:themeColor="text1"/>
           <w:shd w:val="clear" w:color="auto" w:fill="FFFFFF"/>
         </w:rPr>
-        <w:t>Shelef</w:t>
+        <w:t>Oportunidades</w:t>
       </w:r>
       <w:proofErr w:type="spellEnd"/>
       <w:r>
@@ -7022,7 +7476,7 @@
           <w:color w:val="000000" w:themeColor="text1"/>
           <w:shd w:val="clear" w:color="auto" w:fill="FFFFFF"/>
         </w:rPr>
-        <w:t>, Catherine D. Wolfram, and Alan Fuchs. "The demand for energy-using assets among the world's rising middle classes." </w:t>
+        <w:t xml:space="preserve"> program." </w:t>
       </w:r>
       <w:r>
         <w:rPr>
@@ -7031,14 +7485,14 @@
           <w:color w:val="000000" w:themeColor="text1"/>
           <w:shd w:val="clear" w:color="auto" w:fill="FFFFFF"/>
         </w:rPr>
-        <w:t>American Economic Review</w:t>
-      </w:r>
-      <w:r>
-        <w:rPr>
-          <w:color w:val="000000" w:themeColor="text1"/>
-          <w:shd w:val="clear" w:color="auto" w:fill="FFFFFF"/>
-        </w:rPr>
-        <w:t xml:space="preserve"> 106, no. 6 (2016): 1366-1401. </w:t>
+        <w:t>Review of Economics and Statistics</w:t>
+      </w:r>
+      <w:r>
+        <w:rPr>
+          <w:color w:val="000000" w:themeColor="text1"/>
+          <w:shd w:val="clear" w:color="auto" w:fill="FFFFFF"/>
+        </w:rPr>
+        <w:t xml:space="preserve"> 95, no. 2 (2013): 417-435. </w:t>
       </w:r>
       <w:r>
         <w:rPr>
@@ -7056,7 +7510,16 @@
           <w:color w:val="000000" w:themeColor="text1"/>
           <w:shd w:val="clear" w:color="auto" w:fill="FFFFFF"/>
         </w:rPr>
-        <w:t>skim)</w:t>
+        <w:t>skim</w:t>
+      </w:r>
+      <w:r>
+        <w:rPr>
+          <w:b/>
+          <w:bCs/>
+          <w:color w:val="000000" w:themeColor="text1"/>
+          <w:shd w:val="clear" w:color="auto" w:fill="FFFFFF"/>
+        </w:rPr>
+        <w:t>)</w:t>
       </w:r>
     </w:p>
     <w:p>
@@ -7076,21 +7539,7 @@
           <w:color w:val="000000" w:themeColor="text1"/>
           <w:shd w:val="clear" w:color="auto" w:fill="FFFFFF"/>
         </w:rPr>
-        <w:t>Alix-</w:t>
-      </w:r>
-      <w:r>
-        <w:rPr>
-          <w:color w:val="000000" w:themeColor="text1"/>
-          <w:shd w:val="clear" w:color="auto" w:fill="FFFFFF"/>
-        </w:rPr>
-        <w:t>G</w:t>
-      </w:r>
-      <w:r>
-        <w:rPr>
-          <w:color w:val="000000" w:themeColor="text1"/>
-          <w:shd w:val="clear" w:color="auto" w:fill="FFFFFF"/>
-        </w:rPr>
-        <w:t xml:space="preserve">arcia, Jennifer, Craig McIntosh, Katharine RE Sims, and Jarrod R. Welch. "The ecological footprint of poverty alleviation: evidence from Mexico's </w:t>
+        <w:t xml:space="preserve">Gertler, Paul J., Orie </w:t>
       </w:r>
       <w:proofErr w:type="spellStart"/>
       <w:r>
@@ -7098,7 +7547,7 @@
           <w:color w:val="000000" w:themeColor="text1"/>
           <w:shd w:val="clear" w:color="auto" w:fill="FFFFFF"/>
         </w:rPr>
-        <w:t>Oportunidades</w:t>
+        <w:t>Shelef</w:t>
       </w:r>
       <w:proofErr w:type="spellEnd"/>
       <w:r>
@@ -7106,7 +7555,7 @@
           <w:color w:val="000000" w:themeColor="text1"/>
           <w:shd w:val="clear" w:color="auto" w:fill="FFFFFF"/>
         </w:rPr>
-        <w:t xml:space="preserve"> program." </w:t>
+        <w:t>, Catherine D. Wolfram, and Alan Fuchs. "The demand for energy-using assets among the world's rising middle classes." </w:t>
       </w:r>
       <w:r>
         <w:rPr>
@@ -7115,21 +7564,14 @@
           <w:color w:val="000000" w:themeColor="text1"/>
           <w:shd w:val="clear" w:color="auto" w:fill="FFFFFF"/>
         </w:rPr>
-        <w:t>Review of Economics and Statistics</w:t>
-      </w:r>
-      <w:r>
-        <w:rPr>
-          <w:color w:val="000000" w:themeColor="text1"/>
-          <w:shd w:val="clear" w:color="auto" w:fill="FFFFFF"/>
-        </w:rPr>
-        <w:t> 95, no. 2 (2013): 417-435.</w:t>
-      </w:r>
-      <w:r>
-        <w:rPr>
-          <w:color w:val="000000" w:themeColor="text1"/>
-          <w:shd w:val="clear" w:color="auto" w:fill="FFFFFF"/>
-        </w:rPr>
-        <w:t xml:space="preserve"> </w:t>
+        <w:t>American Economic Review</w:t>
+      </w:r>
+      <w:r>
+        <w:rPr>
+          <w:color w:val="000000" w:themeColor="text1"/>
+          <w:shd w:val="clear" w:color="auto" w:fill="FFFFFF"/>
+        </w:rPr>
+        <w:t xml:space="preserve"> 106, no. 6 (2016): 1366-1401. </w:t>
       </w:r>
       <w:r>
         <w:rPr>
@@ -7147,16 +7589,7 @@
           <w:color w:val="000000" w:themeColor="text1"/>
           <w:shd w:val="clear" w:color="auto" w:fill="FFFFFF"/>
         </w:rPr>
-        <w:t>skim</w:t>
-      </w:r>
-      <w:r>
-        <w:rPr>
-          <w:b/>
-          <w:bCs/>
-          <w:color w:val="000000" w:themeColor="text1"/>
-          <w:shd w:val="clear" w:color="auto" w:fill="FFFFFF"/>
-        </w:rPr>
-        <w:t>)</w:t>
+        <w:t>skim)</w:t>
       </w:r>
     </w:p>
     <w:p>
@@ -7270,6 +7703,7 @@
           <w:color w:val="000000" w:themeColor="text1"/>
           <w:shd w:val="clear" w:color="auto" w:fill="FFFFFF"/>
         </w:rPr>
+        <w:lastRenderedPageBreak/>
         <w:t xml:space="preserve">J. Assunção, M. Lipscomb, A. M. Mobarak, D. </w:t>
       </w:r>
       <w:proofErr w:type="spellStart"/>
@@ -7286,7 +7720,21 @@
           <w:color w:val="000000" w:themeColor="text1"/>
           <w:shd w:val="clear" w:color="auto" w:fill="FFFFFF"/>
         </w:rPr>
-        <w:t xml:space="preserve">, “Agricultural Productivity and Deforestation: Evidence from Brazil” </w:t>
+        <w:t>, “</w:t>
+      </w:r>
+      <w:r>
+        <w:rPr>
+          <w:color w:val="000000" w:themeColor="text1"/>
+          <w:shd w:val="clear" w:color="auto" w:fill="FFFFFF"/>
+        </w:rPr>
+        <w:t>Electricity, Agricultural Productivity, and Deforestation: Evidence from Brazil</w:t>
+      </w:r>
+      <w:r>
+        <w:rPr>
+          <w:color w:val="000000" w:themeColor="text1"/>
+          <w:shd w:val="clear" w:color="auto" w:fill="FFFFFF"/>
+        </w:rPr>
+        <w:t xml:space="preserve">” </w:t>
       </w:r>
       <w:r>
         <w:rPr>
@@ -7296,23 +7744,6 @@
           <w:shd w:val="clear" w:color="auto" w:fill="FFFFFF"/>
         </w:rPr>
         <w:t>(for presentation)</w:t>
-      </w:r>
-    </w:p>
-    <w:p>
-      <w:pPr>
-        <w:pStyle w:val="BodyText"/>
-        <w:spacing w:before="182" w:line="280" w:lineRule="auto"/>
-        <w:rPr>
-          <w:color w:val="000000" w:themeColor="text1"/>
-          <w:shd w:val="clear" w:color="auto" w:fill="FFFFFF"/>
-        </w:rPr>
-      </w:pPr>
-      <w:r>
-        <w:rPr>
-          <w:color w:val="000000" w:themeColor="text1"/>
-          <w:shd w:val="clear" w:color="auto" w:fill="FFFFFF"/>
-        </w:rPr>
-        <w:tab/>
       </w:r>
     </w:p>
     <w:p>
@@ -7333,7 +7764,6 @@
           <w:color w:val="000000" w:themeColor="text1"/>
           <w:shd w:val="clear" w:color="auto" w:fill="FFFFFF"/>
         </w:rPr>
-        <w:lastRenderedPageBreak/>
         <w:t>Abman</w:t>
       </w:r>
       <w:proofErr w:type="spellEnd"/>
@@ -7433,23 +7863,7 @@
           <w:color w:val="000000" w:themeColor="text1"/>
           <w:shd w:val="clear" w:color="auto" w:fill="FFFFFF"/>
         </w:rPr>
-        <w:t xml:space="preserve">, Maulik </w:t>
-      </w:r>
-      <w:proofErr w:type="spellStart"/>
-      <w:r>
-        <w:rPr>
-          <w:color w:val="000000" w:themeColor="text1"/>
-          <w:shd w:val="clear" w:color="auto" w:fill="FFFFFF"/>
-        </w:rPr>
-        <w:t>Jagnani</w:t>
-      </w:r>
-      <w:proofErr w:type="spellEnd"/>
-      <w:r>
-        <w:rPr>
-          <w:color w:val="000000" w:themeColor="text1"/>
-          <w:shd w:val="clear" w:color="auto" w:fill="FFFFFF"/>
-        </w:rPr>
-        <w:t xml:space="preserve">, and Hemant K. </w:t>
+        <w:t xml:space="preserve">, Maulik Jagnani, and Hemant K. </w:t>
       </w:r>
       <w:proofErr w:type="spellStart"/>
       <w:r>
@@ -7625,7 +8039,67 @@
           <w:color w:val="000000" w:themeColor="text1"/>
           <w:shd w:val="clear" w:color="auto" w:fill="FFFFFF"/>
         </w:rPr>
-        <w:t>Madhok, Raahil. "Infrastructure, Institutions, and the Conservation of Biodiversity in India." (2023).</w:t>
+        <w:t>Madhok, Raahil. "Infrastructure, institutions, and the conservation of biodiversity in India." </w:t>
+      </w:r>
+      <w:r>
+        <w:rPr>
+          <w:i/>
+          <w:iCs/>
+          <w:color w:val="000000" w:themeColor="text1"/>
+          <w:shd w:val="clear" w:color="auto" w:fill="FFFFFF"/>
+        </w:rPr>
+        <w:t>Journal of the Association of Environmental and Resource Economists</w:t>
+      </w:r>
+      <w:r>
+        <w:rPr>
+          <w:color w:val="000000" w:themeColor="text1"/>
+          <w:shd w:val="clear" w:color="auto" w:fill="FFFFFF"/>
+        </w:rPr>
+        <w:t> 12, no. 6 (2025): 1705-1745</w:t>
+      </w:r>
+    </w:p>
+    <w:p>
+      <w:pPr>
+        <w:pStyle w:val="BodyText"/>
+        <w:spacing w:before="182" w:line="280" w:lineRule="auto"/>
+        <w:ind w:left="720"/>
+      </w:pPr>
+      <w:r>
+        <w:t xml:space="preserve">Madhok, Raahil, </w:t>
+      </w:r>
+      <w:proofErr w:type="spellStart"/>
+      <w:r>
+        <w:t>Leikun</w:t>
+      </w:r>
+      <w:proofErr w:type="spellEnd"/>
+      <w:r>
+        <w:t xml:space="preserve"> Yin, and </w:t>
+      </w:r>
+      <w:proofErr w:type="spellStart"/>
+      <w:r>
+        <w:t>Zhenong</w:t>
+      </w:r>
+      <w:proofErr w:type="spellEnd"/>
+      <w:r>
+        <w:t xml:space="preserve"> Jin. "Cash Crops and the Development-Environment </w:t>
+      </w:r>
+      <w:proofErr w:type="spellStart"/>
+      <w:r>
+        <w:t>Tradeoff</w:t>
+      </w:r>
+      <w:proofErr w:type="spellEnd"/>
+      <w:r>
+        <w:t>: Evidence from Benin." </w:t>
+      </w:r>
+      <w:r>
+        <w:rPr>
+          <w:i/>
+          <w:iCs/>
+        </w:rPr>
+        <w:t>Land Economics</w:t>
+      </w:r>
+      <w:r>
+        <w:t> (2026).</w:t>
       </w:r>
     </w:p>
     <w:p>
@@ -7634,16 +8108,30 @@
         <w:spacing w:before="182" w:line="280" w:lineRule="auto"/>
         <w:ind w:left="120"/>
         <w:rPr>
-          <w:b/>
-          <w:bCs/>
-        </w:rPr>
-      </w:pPr>
-      <w:r>
-        <w:rPr>
-          <w:b/>
-          <w:bCs/>
-        </w:rPr>
-        <w:t>---------------</w:t>
+          <w:color w:val="000000" w:themeColor="text1"/>
+        </w:rPr>
+      </w:pPr>
+      <w:r>
+        <w:rPr>
+          <w:b/>
+          <w:bCs/>
+          <w:color w:val="000000" w:themeColor="text1"/>
+        </w:rPr>
+        <w:t>Module 3: The Effect of The Environment on Economic Development</w:t>
+      </w:r>
+      <w:r>
+        <w:rPr>
+          <w:b/>
+          <w:bCs/>
+          <w:color w:val="000000" w:themeColor="text1"/>
+        </w:rPr>
+        <w:br/>
+      </w:r>
+      <w:r>
+        <w:rPr>
+          <w:color w:val="000000" w:themeColor="text1"/>
+        </w:rPr>
+        <w:t xml:space="preserve">The goal of this module is to learn how the environment affects economic development. We will study health, productivity, and the role of consumption smoothing. </w:t>
       </w:r>
     </w:p>
     <w:p>
@@ -7652,38 +8140,6 @@
         <w:spacing w:before="182" w:line="280" w:lineRule="auto"/>
         <w:ind w:left="120"/>
         <w:rPr>
-          <w:color w:val="000000" w:themeColor="text1"/>
-        </w:rPr>
-      </w:pPr>
-      <w:r>
-        <w:rPr>
-          <w:b/>
-          <w:bCs/>
-          <w:color w:val="000000" w:themeColor="text1"/>
-        </w:rPr>
-        <w:t>Module 3: The Effect of The Environment on Economic Development</w:t>
-      </w:r>
-      <w:r>
-        <w:rPr>
-          <w:b/>
-          <w:bCs/>
-          <w:color w:val="000000" w:themeColor="text1"/>
-        </w:rPr>
-        <w:br/>
-      </w:r>
-      <w:r>
-        <w:rPr>
-          <w:color w:val="000000" w:themeColor="text1"/>
-        </w:rPr>
-        <w:t xml:space="preserve">The goal of this module is to learn how the environment affects economic development. We will study health, productivity, and the role of consumption smoothing. </w:t>
-      </w:r>
-    </w:p>
-    <w:p>
-      <w:pPr>
-        <w:pStyle w:val="BodyText"/>
-        <w:spacing w:before="182" w:line="280" w:lineRule="auto"/>
-        <w:ind w:left="120"/>
-        <w:rPr>
           <w:b/>
           <w:bCs/>
           <w:i/>
@@ -7911,14 +8367,24 @@
         <w:ind w:left="720"/>
         <w:rPr>
           <w:color w:val="000000" w:themeColor="text1"/>
-        </w:rPr>
-      </w:pPr>
-      <w:r>
-        <w:rPr>
-          <w:color w:val="000000" w:themeColor="text1"/>
-          <w:shd w:val="clear" w:color="auto" w:fill="FFFFFF"/>
-        </w:rPr>
-        <w:t xml:space="preserve">Jayachandran (2009) “Air Quality and Early Life Mortality: Evidence from Indonesia’s Wildfires” </w:t>
+          <w:shd w:val="clear" w:color="auto" w:fill="FFFFFF"/>
+        </w:rPr>
+      </w:pPr>
+      <w:proofErr w:type="spellStart"/>
+      <w:r>
+        <w:rPr>
+          <w:color w:val="000000" w:themeColor="text1"/>
+          <w:shd w:val="clear" w:color="auto" w:fill="FFFFFF"/>
+        </w:rPr>
+        <w:t>Berkouwer</w:t>
+      </w:r>
+      <w:proofErr w:type="spellEnd"/>
+      <w:r>
+        <w:rPr>
+          <w:color w:val="000000" w:themeColor="text1"/>
+          <w:shd w:val="clear" w:color="auto" w:fill="FFFFFF"/>
+        </w:rPr>
+        <w:t>, Susanna B., and Joshua T. Dean. "Cooking, health, and daily exposure to pollution spikes." </w:t>
       </w:r>
       <w:r>
         <w:rPr>
@@ -7927,22 +8393,15 @@
           <w:color w:val="000000" w:themeColor="text1"/>
           <w:shd w:val="clear" w:color="auto" w:fill="FFFFFF"/>
         </w:rPr>
-        <w:t>Journal of Human Resources</w:t>
-      </w:r>
-      <w:r>
-        <w:rPr>
-          <w:color w:val="000000" w:themeColor="text1"/>
-          <w:shd w:val="clear" w:color="auto" w:fill="FFFFFF"/>
-        </w:rPr>
-        <w:t>, 44(4): 916-954</w:t>
-      </w:r>
-    </w:p>
-    <w:p>
-      <w:pPr>
-        <w:rPr>
-          <w:color w:val="000000" w:themeColor="text1"/>
-        </w:rPr>
-      </w:pPr>
+        <w:t>American Economic Journal: Economic Policy</w:t>
+      </w:r>
+      <w:r>
+        <w:rPr>
+          <w:color w:val="000000" w:themeColor="text1"/>
+          <w:shd w:val="clear" w:color="auto" w:fill="FFFFFF"/>
+        </w:rPr>
+        <w:t> 18, no. 2 (2026): 511-547.</w:t>
+      </w:r>
     </w:p>
     <w:p>
       <w:pPr>
@@ -7954,40 +8413,6 @@
           <w:shd w:val="clear" w:color="auto" w:fill="FFFFFF"/>
         </w:rPr>
       </w:pPr>
-      <w:r>
-        <w:rPr>
-          <w:color w:val="000000" w:themeColor="text1"/>
-          <w:shd w:val="clear" w:color="auto" w:fill="FFFFFF"/>
-        </w:rPr>
-        <w:t xml:space="preserve">Chen, Ebenstein, Greenstone and Li (2013) “Evidence on the impact of sustained exposure to air pollution on life expectancy from China’s Huai River policy” </w:t>
-      </w:r>
-      <w:r>
-        <w:rPr>
-          <w:i/>
-          <w:iCs/>
-          <w:color w:val="000000" w:themeColor="text1"/>
-          <w:shd w:val="clear" w:color="auto" w:fill="FFFFFF"/>
-        </w:rPr>
-        <w:t>Proceedings of the National Academy of Sciences</w:t>
-      </w:r>
-      <w:r>
-        <w:rPr>
-          <w:color w:val="000000" w:themeColor="text1"/>
-          <w:shd w:val="clear" w:color="auto" w:fill="FFFFFF"/>
-        </w:rPr>
-        <w:t>, 110(32): 12936-12941.</w:t>
-      </w:r>
-    </w:p>
-    <w:p>
-      <w:pPr>
-        <w:pStyle w:val="NormalWeb"/>
-        <w:spacing w:before="0" w:beforeAutospacing="0" w:after="0" w:afterAutospacing="0"/>
-        <w:rPr>
-          <w:i/>
-          <w:iCs/>
-          <w:color w:val="000000" w:themeColor="text1"/>
-        </w:rPr>
-      </w:pPr>
     </w:p>
     <w:p>
       <w:pPr>
@@ -7996,15 +8421,14 @@
         <w:ind w:left="720"/>
         <w:rPr>
           <w:color w:val="000000" w:themeColor="text1"/>
-          <w:shd w:val="clear" w:color="auto" w:fill="FFFFFF"/>
-        </w:rPr>
-      </w:pPr>
-      <w:r>
-        <w:rPr>
-          <w:color w:val="000000" w:themeColor="text1"/>
-          <w:shd w:val="clear" w:color="auto" w:fill="FFFFFF"/>
-        </w:rPr>
-        <w:t>Sankar, A., Goodkind, A. L., &amp; Coggins, J. S. (2023). The air pollution tradeoff in India: Saving more lives versus reducing the inequality of exposure. </w:t>
+        </w:rPr>
+      </w:pPr>
+      <w:r>
+        <w:rPr>
+          <w:color w:val="000000" w:themeColor="text1"/>
+          <w:shd w:val="clear" w:color="auto" w:fill="FFFFFF"/>
+        </w:rPr>
+        <w:t xml:space="preserve">Jayachandran (2009) “Air Quality and Early Life Mortality: Evidence from Indonesia’s Wildfires” </w:t>
       </w:r>
       <w:r>
         <w:rPr>
@@ -8013,31 +8437,22 @@
           <w:color w:val="000000" w:themeColor="text1"/>
           <w:shd w:val="clear" w:color="auto" w:fill="FFFFFF"/>
         </w:rPr>
-        <w:t>Environmental Research Letters</w:t>
-      </w:r>
-      <w:r>
-        <w:rPr>
-          <w:color w:val="000000" w:themeColor="text1"/>
-          <w:shd w:val="clear" w:color="auto" w:fill="FFFFFF"/>
-        </w:rPr>
-        <w:t>, </w:t>
-      </w:r>
-      <w:r>
-        <w:rPr>
-          <w:i/>
-          <w:iCs/>
-          <w:color w:val="000000" w:themeColor="text1"/>
-          <w:shd w:val="clear" w:color="auto" w:fill="FFFFFF"/>
-        </w:rPr>
-        <w:t>18</w:t>
-      </w:r>
-      <w:r>
-        <w:rPr>
-          <w:color w:val="000000" w:themeColor="text1"/>
-          <w:shd w:val="clear" w:color="auto" w:fill="FFFFFF"/>
-        </w:rPr>
-        <w:t>(9), 094045.</w:t>
-      </w:r>
+        <w:t>Journal of Human Resources</w:t>
+      </w:r>
+      <w:r>
+        <w:rPr>
+          <w:color w:val="000000" w:themeColor="text1"/>
+          <w:shd w:val="clear" w:color="auto" w:fill="FFFFFF"/>
+        </w:rPr>
+        <w:t>, 44(4): 916-954</w:t>
+      </w:r>
+    </w:p>
+    <w:p>
+      <w:pPr>
+        <w:rPr>
+          <w:color w:val="000000" w:themeColor="text1"/>
+        </w:rPr>
+      </w:pPr>
     </w:p>
     <w:p>
       <w:pPr>
@@ -8049,6 +8464,40 @@
           <w:shd w:val="clear" w:color="auto" w:fill="FFFFFF"/>
         </w:rPr>
       </w:pPr>
+      <w:r>
+        <w:rPr>
+          <w:color w:val="000000" w:themeColor="text1"/>
+          <w:shd w:val="clear" w:color="auto" w:fill="FFFFFF"/>
+        </w:rPr>
+        <w:t xml:space="preserve">Chen, Ebenstein, Greenstone and Li (2013) “Evidence on the impact of sustained exposure to air pollution on life expectancy from China’s Huai River policy” </w:t>
+      </w:r>
+      <w:r>
+        <w:rPr>
+          <w:i/>
+          <w:iCs/>
+          <w:color w:val="000000" w:themeColor="text1"/>
+          <w:shd w:val="clear" w:color="auto" w:fill="FFFFFF"/>
+        </w:rPr>
+        <w:t>Proceedings of the National Academy of Sciences</w:t>
+      </w:r>
+      <w:r>
+        <w:rPr>
+          <w:color w:val="000000" w:themeColor="text1"/>
+          <w:shd w:val="clear" w:color="auto" w:fill="FFFFFF"/>
+        </w:rPr>
+        <w:t>, 110(32): 12936-12941.</w:t>
+      </w:r>
+    </w:p>
+    <w:p>
+      <w:pPr>
+        <w:pStyle w:val="NormalWeb"/>
+        <w:spacing w:before="0" w:beforeAutospacing="0" w:after="0" w:afterAutospacing="0"/>
+        <w:rPr>
+          <w:i/>
+          <w:iCs/>
+          <w:color w:val="000000" w:themeColor="text1"/>
+        </w:rPr>
+      </w:pPr>
     </w:p>
     <w:p>
       <w:pPr>
@@ -8056,12 +8505,49 @@
         <w:spacing w:before="0" w:beforeAutospacing="0" w:after="0" w:afterAutospacing="0"/>
         <w:ind w:left="720"/>
         <w:rPr>
-          <w:b/>
-          <w:bCs/>
-          <w:color w:val="000000" w:themeColor="text1"/>
-          <w:shd w:val="clear" w:color="auto" w:fill="FFFFFF"/>
-        </w:rPr>
-      </w:pPr>
+          <w:color w:val="000000" w:themeColor="text1"/>
+          <w:shd w:val="clear" w:color="auto" w:fill="FFFFFF"/>
+        </w:rPr>
+      </w:pPr>
+      <w:r>
+        <w:rPr>
+          <w:color w:val="000000" w:themeColor="text1"/>
+          <w:shd w:val="clear" w:color="auto" w:fill="FFFFFF"/>
+        </w:rPr>
+        <w:t>Sankar, A., Goodkind, A. L., &amp; Coggins, J. S. (2023). The air pollution tradeoff in India: Saving more lives versus reducing the inequality of exposure. </w:t>
+      </w:r>
+      <w:r>
+        <w:rPr>
+          <w:i/>
+          <w:iCs/>
+          <w:color w:val="000000" w:themeColor="text1"/>
+          <w:shd w:val="clear" w:color="auto" w:fill="FFFFFF"/>
+        </w:rPr>
+        <w:t>Environmental Research Letters</w:t>
+      </w:r>
+      <w:r>
+        <w:rPr>
+          <w:color w:val="000000" w:themeColor="text1"/>
+          <w:shd w:val="clear" w:color="auto" w:fill="FFFFFF"/>
+        </w:rPr>
+        <w:t>, </w:t>
+      </w:r>
+      <w:r>
+        <w:rPr>
+          <w:i/>
+          <w:iCs/>
+          <w:color w:val="000000" w:themeColor="text1"/>
+          <w:shd w:val="clear" w:color="auto" w:fill="FFFFFF"/>
+        </w:rPr>
+        <w:t>18</w:t>
+      </w:r>
+      <w:r>
+        <w:rPr>
+          <w:color w:val="000000" w:themeColor="text1"/>
+          <w:shd w:val="clear" w:color="auto" w:fill="FFFFFF"/>
+        </w:rPr>
+        <w:t>(9), 094045.</w:t>
+      </w:r>
     </w:p>
     <w:p>
       <w:pPr>
@@ -8088,40 +8574,13 @@
           <w:shd w:val="clear" w:color="auto" w:fill="FFFFFF"/>
         </w:rPr>
       </w:pPr>
-    </w:p>
-    <w:p>
-      <w:pPr>
-        <w:pStyle w:val="NormalWeb"/>
-        <w:spacing w:before="0" w:beforeAutospacing="0" w:after="0" w:afterAutospacing="0"/>
-        <w:ind w:left="720"/>
-        <w:rPr>
-          <w:b/>
-          <w:bCs/>
-          <w:color w:val="000000" w:themeColor="text1"/>
-          <w:shd w:val="clear" w:color="auto" w:fill="FFFFFF"/>
-        </w:rPr>
-      </w:pPr>
-    </w:p>
-    <w:p>
-      <w:pPr>
-        <w:pStyle w:val="NormalWeb"/>
-        <w:spacing w:before="0" w:beforeAutospacing="0" w:after="0" w:afterAutospacing="0"/>
-        <w:ind w:left="720"/>
-        <w:rPr>
-          <w:b/>
-          <w:bCs/>
-          <w:color w:val="000000" w:themeColor="text1"/>
-          <w:shd w:val="clear" w:color="auto" w:fill="FFFFFF"/>
-        </w:rPr>
-      </w:pPr>
-      <w:r>
-        <w:rPr>
-          <w:b/>
-          <w:bCs/>
-          <w:color w:val="000000" w:themeColor="text1"/>
-          <w:shd w:val="clear" w:color="auto" w:fill="FFFFFF"/>
-        </w:rPr>
-        <w:lastRenderedPageBreak/>
+      <w:r>
+        <w:rPr>
+          <w:b/>
+          <w:bCs/>
+          <w:color w:val="000000" w:themeColor="text1"/>
+          <w:shd w:val="clear" w:color="auto" w:fill="FFFFFF"/>
+        </w:rPr>
         <w:t xml:space="preserve">Lecture </w:t>
       </w:r>
       <w:r>
@@ -8221,7 +8680,7 @@
           <w:color w:val="000000" w:themeColor="text1"/>
           <w:shd w:val="clear" w:color="auto" w:fill="FFFFFF"/>
         </w:rPr>
-        <w:t xml:space="preserve">Nick Hagerty and </w:t>
+        <w:t xml:space="preserve">Hagerty, Nick, and Anshuman Tiwari. "Industrial water pollution and agricultural production in </w:t>
       </w:r>
       <w:proofErr w:type="spellStart"/>
       <w:r>
@@ -8229,7 +8688,7 @@
           <w:color w:val="000000" w:themeColor="text1"/>
           <w:shd w:val="clear" w:color="auto" w:fill="FFFFFF"/>
         </w:rPr>
-        <w:t>Anushman</w:t>
+        <w:t>india</w:t>
       </w:r>
       <w:proofErr w:type="spellEnd"/>
       <w:r>
@@ -8237,7 +8696,7 @@
           <w:color w:val="000000" w:themeColor="text1"/>
           <w:shd w:val="clear" w:color="auto" w:fill="FFFFFF"/>
         </w:rPr>
-        <w:t xml:space="preserve"> Tiwari (2022). The costs of industrial water pollution to agriculture in India. </w:t>
+        <w:t>." </w:t>
       </w:r>
       <w:r>
         <w:rPr>
@@ -8246,7 +8705,14 @@
           <w:color w:val="000000" w:themeColor="text1"/>
           <w:shd w:val="clear" w:color="auto" w:fill="FFFFFF"/>
         </w:rPr>
-        <w:t>Working Paper.</w:t>
+        <w:t>Journal of the Association of Environmental and Resource Economists</w:t>
+      </w:r>
+      <w:r>
+        <w:rPr>
+          <w:color w:val="000000" w:themeColor="text1"/>
+          <w:shd w:val="clear" w:color="auto" w:fill="FFFFFF"/>
+        </w:rPr>
+        <w:t> 12, no. 5 (2025): 1277-1315.</w:t>
       </w:r>
       <w:r>
         <w:rPr>
@@ -8345,7 +8811,61 @@
           <w:color w:val="000000" w:themeColor="text1"/>
           <w:shd w:val="clear" w:color="auto" w:fill="FFFFFF"/>
         </w:rPr>
-        <w:t>Journal of environmental economics and management</w:t>
+        <w:t xml:space="preserve">Journal of </w:t>
+      </w:r>
+      <w:r>
+        <w:rPr>
+          <w:i/>
+          <w:iCs/>
+          <w:color w:val="000000" w:themeColor="text1"/>
+          <w:shd w:val="clear" w:color="auto" w:fill="FFFFFF"/>
+        </w:rPr>
+        <w:t>E</w:t>
+      </w:r>
+      <w:r>
+        <w:rPr>
+          <w:i/>
+          <w:iCs/>
+          <w:color w:val="000000" w:themeColor="text1"/>
+          <w:shd w:val="clear" w:color="auto" w:fill="FFFFFF"/>
+        </w:rPr>
+        <w:t xml:space="preserve">nvironmental </w:t>
+      </w:r>
+      <w:r>
+        <w:rPr>
+          <w:i/>
+          <w:iCs/>
+          <w:color w:val="000000" w:themeColor="text1"/>
+          <w:shd w:val="clear" w:color="auto" w:fill="FFFFFF"/>
+        </w:rPr>
+        <w:t>E</w:t>
+      </w:r>
+      <w:r>
+        <w:rPr>
+          <w:i/>
+          <w:iCs/>
+          <w:color w:val="000000" w:themeColor="text1"/>
+          <w:shd w:val="clear" w:color="auto" w:fill="FFFFFF"/>
+        </w:rPr>
+        <w:t xml:space="preserve">conomics and </w:t>
+      </w:r>
+      <w:r>
+        <w:rPr>
+          <w:i/>
+          <w:iCs/>
+          <w:color w:val="000000" w:themeColor="text1"/>
+          <w:shd w:val="clear" w:color="auto" w:fill="FFFFFF"/>
+        </w:rPr>
+        <w:t>M</w:t>
+      </w:r>
+      <w:r>
+        <w:rPr>
+          <w:i/>
+          <w:iCs/>
+          <w:color w:val="000000" w:themeColor="text1"/>
+          <w:shd w:val="clear" w:color="auto" w:fill="FFFFFF"/>
+        </w:rPr>
+        <w:t>anagement</w:t>
       </w:r>
       <w:r>
         <w:rPr>
@@ -8379,73 +8899,64 @@
         <w:spacing w:before="182" w:line="280" w:lineRule="auto"/>
         <w:ind w:left="720"/>
         <w:rPr>
+          <w:color w:val="000000" w:themeColor="text1"/>
+          <w:shd w:val="clear" w:color="auto" w:fill="FFFFFF"/>
+        </w:rPr>
+      </w:pPr>
+      <w:r>
+        <w:rPr>
+          <w:color w:val="000000" w:themeColor="text1"/>
+          <w:shd w:val="clear" w:color="auto" w:fill="FFFFFF"/>
+        </w:rPr>
+        <w:t xml:space="preserve">Garg, </w:t>
+      </w:r>
+      <w:proofErr w:type="spellStart"/>
+      <w:r>
+        <w:rPr>
+          <w:color w:val="000000" w:themeColor="text1"/>
+          <w:shd w:val="clear" w:color="auto" w:fill="FFFFFF"/>
+        </w:rPr>
+        <w:t>Teevrat</w:t>
+      </w:r>
+      <w:proofErr w:type="spellEnd"/>
+      <w:r>
+        <w:rPr>
+          <w:color w:val="000000" w:themeColor="text1"/>
+          <w:shd w:val="clear" w:color="auto" w:fill="FFFFFF"/>
+        </w:rPr>
+        <w:t xml:space="preserve">, Maulik Jagnani, and Elizabeth Lyons. "Heat and team production: Experimental evidence from </w:t>
+      </w:r>
+      <w:proofErr w:type="spellStart"/>
+      <w:r>
+        <w:rPr>
+          <w:color w:val="000000" w:themeColor="text1"/>
+          <w:shd w:val="clear" w:color="auto" w:fill="FFFFFF"/>
+        </w:rPr>
+        <w:t>bangladesh</w:t>
+      </w:r>
+      <w:proofErr w:type="spellEnd"/>
+      <w:r>
+        <w:rPr>
+          <w:color w:val="000000" w:themeColor="text1"/>
+          <w:shd w:val="clear" w:color="auto" w:fill="FFFFFF"/>
+        </w:rPr>
+        <w:t>." </w:t>
+      </w:r>
+      <w:r>
+        <w:rPr>
           <w:i/>
           <w:iCs/>
           <w:color w:val="000000" w:themeColor="text1"/>
           <w:shd w:val="clear" w:color="auto" w:fill="FFFFFF"/>
         </w:rPr>
-      </w:pPr>
-      <w:r>
-        <w:rPr>
-          <w:color w:val="000000" w:themeColor="text1"/>
-          <w:shd w:val="clear" w:color="auto" w:fill="FFFFFF"/>
-        </w:rPr>
-        <w:t xml:space="preserve">Garg, T., </w:t>
-      </w:r>
-      <w:proofErr w:type="spellStart"/>
-      <w:r>
-        <w:rPr>
-          <w:color w:val="000000" w:themeColor="text1"/>
-          <w:shd w:val="clear" w:color="auto" w:fill="FFFFFF"/>
-        </w:rPr>
-        <w:t>Jagnani</w:t>
-      </w:r>
-      <w:proofErr w:type="spellEnd"/>
-      <w:r>
-        <w:rPr>
-          <w:color w:val="000000" w:themeColor="text1"/>
-          <w:shd w:val="clear" w:color="auto" w:fill="FFFFFF"/>
-        </w:rPr>
-        <w:t>, M., &amp; Lyons</w:t>
-      </w:r>
-      <w:r>
-        <w:rPr>
-          <w:color w:val="000000" w:themeColor="text1"/>
-          <w:shd w:val="clear" w:color="auto" w:fill="FFFFFF"/>
-        </w:rPr>
-        <w:t xml:space="preserve">, Elizabeth. (2024). </w:t>
-      </w:r>
-      <w:r>
-        <w:rPr>
-          <w:color w:val="000000" w:themeColor="text1"/>
-          <w:shd w:val="clear" w:color="auto" w:fill="FFFFFF"/>
-        </w:rPr>
-        <w:t>“Heat and Team Production: Ex</w:t>
-      </w:r>
-      <w:r>
-        <w:rPr>
-          <w:color w:val="000000" w:themeColor="text1"/>
-          <w:shd w:val="clear" w:color="auto" w:fill="FFFFFF"/>
-        </w:rPr>
-        <w:t xml:space="preserve">perimental Evidence from Bangladesh. </w:t>
-      </w:r>
-      <w:r>
-        <w:rPr>
-          <w:i/>
-          <w:iCs/>
-          <w:color w:val="000000" w:themeColor="text1"/>
-          <w:shd w:val="clear" w:color="auto" w:fill="FFFFFF"/>
-        </w:rPr>
-        <w:t>Working Paper</w:t>
-      </w:r>
-      <w:r>
-        <w:rPr>
-          <w:i/>
-          <w:iCs/>
-          <w:color w:val="000000" w:themeColor="text1"/>
-          <w:shd w:val="clear" w:color="auto" w:fill="FFFFFF"/>
-        </w:rPr>
-        <w:t>.</w:t>
+        <w:t>Review of Economics and Statistics</w:t>
+      </w:r>
+      <w:r>
+        <w:rPr>
+          <w:color w:val="000000" w:themeColor="text1"/>
+          <w:shd w:val="clear" w:color="auto" w:fill="FFFFFF"/>
+        </w:rPr>
+        <w:t xml:space="preserve"> (2025): 1-42. </w:t>
       </w:r>
     </w:p>
     <w:p>
@@ -8688,23 +9199,7 @@
           <w:color w:val="000000" w:themeColor="text1"/>
           <w:shd w:val="clear" w:color="auto" w:fill="FFFFFF"/>
         </w:rPr>
-        <w:t xml:space="preserve">Bharadwaj, P., Gibson, M., </w:t>
-      </w:r>
-      <w:proofErr w:type="spellStart"/>
-      <w:r>
-        <w:rPr>
-          <w:color w:val="000000" w:themeColor="text1"/>
-          <w:shd w:val="clear" w:color="auto" w:fill="FFFFFF"/>
-        </w:rPr>
-        <w:t>Zivin</w:t>
-      </w:r>
-      <w:proofErr w:type="spellEnd"/>
-      <w:r>
-        <w:rPr>
-          <w:color w:val="000000" w:themeColor="text1"/>
-          <w:shd w:val="clear" w:color="auto" w:fill="FFFFFF"/>
-        </w:rPr>
-        <w:t xml:space="preserve">, J. G., &amp; Neilson, C. (2017). </w:t>
+        <w:t xml:space="preserve">Bharadwaj, P., Gibson, M., Zivin, J. G., &amp; Neilson, C. (2017). </w:t>
       </w:r>
       <w:r>
         <w:rPr>
@@ -8800,6 +9295,17 @@
       <w:pPr>
         <w:pStyle w:val="BodyText"/>
         <w:spacing w:before="182" w:line="280" w:lineRule="auto"/>
+        <w:ind w:left="720"/>
+        <w:rPr>
+          <w:color w:val="000000" w:themeColor="text1"/>
+          <w:shd w:val="clear" w:color="auto" w:fill="FFFFFF"/>
+        </w:rPr>
+      </w:pPr>
+    </w:p>
+    <w:p>
+      <w:pPr>
+        <w:pStyle w:val="BodyText"/>
+        <w:spacing w:before="182" w:line="280" w:lineRule="auto"/>
         <w:rPr>
           <w:b/>
           <w:bCs/>
@@ -8814,6 +9320,7 @@
           <w:color w:val="000000"/>
           <w:shd w:val="clear" w:color="auto" w:fill="FFFFFF"/>
         </w:rPr>
+        <w:lastRenderedPageBreak/>
         <w:t>-----------------</w:t>
       </w:r>
     </w:p>
@@ -8887,7 +9394,25 @@
           <w:color w:val="000000" w:themeColor="text1"/>
           <w:shd w:val="clear" w:color="auto" w:fill="FFFFFF"/>
         </w:rPr>
-        <w:t xml:space="preserve">Eliciting WTP (Empasis on </w:t>
+        <w:t>Eliciting WTP (Emp</w:t>
+      </w:r>
+      <w:r>
+        <w:rPr>
+          <w:b/>
+          <w:bCs/>
+          <w:color w:val="000000" w:themeColor="text1"/>
+          <w:shd w:val="clear" w:color="auto" w:fill="FFFFFF"/>
+        </w:rPr>
+        <w:t>h</w:t>
+      </w:r>
+      <w:r>
+        <w:rPr>
+          <w:b/>
+          <w:bCs/>
+          <w:color w:val="000000" w:themeColor="text1"/>
+          <w:shd w:val="clear" w:color="auto" w:fill="FFFFFF"/>
+        </w:rPr>
+        <w:t xml:space="preserve">asis on </w:t>
       </w:r>
       <w:r>
         <w:rPr>
@@ -8925,7 +9450,6 @@
           <w:color w:val="000000" w:themeColor="text1"/>
           <w:shd w:val="clear" w:color="auto" w:fill="FFFFFF"/>
         </w:rPr>
-        <w:lastRenderedPageBreak/>
         <w:t xml:space="preserve">Ito, K., &amp; Zhang, S. (2020). </w:t>
       </w:r>
       <w:r>
@@ -9599,6 +10123,7 @@
           <w:color w:val="222222"/>
           <w:shd w:val="clear" w:color="auto" w:fill="FFFFFF"/>
         </w:rPr>
+        <w:lastRenderedPageBreak/>
         <w:t>Bennear</w:t>
       </w:r>
       <w:proofErr w:type="spellEnd"/>
@@ -9607,23 +10132,7 @@
           <w:color w:val="222222"/>
           <w:shd w:val="clear" w:color="auto" w:fill="FFFFFF"/>
         </w:rPr>
-        <w:t xml:space="preserve">, Lori, Alessandro </w:t>
-      </w:r>
-      <w:proofErr w:type="spellStart"/>
-      <w:r>
-        <w:rPr>
-          <w:color w:val="222222"/>
-          <w:shd w:val="clear" w:color="auto" w:fill="FFFFFF"/>
-        </w:rPr>
-        <w:t>Tarozzi</w:t>
-      </w:r>
-      <w:proofErr w:type="spellEnd"/>
-      <w:r>
-        <w:rPr>
-          <w:color w:val="222222"/>
-          <w:shd w:val="clear" w:color="auto" w:fill="FFFFFF"/>
-        </w:rPr>
-        <w:t xml:space="preserve">, Alexander Pfaff, Soumya </w:t>
+        <w:t xml:space="preserve">, Lori, Alessandro Tarozzi, Alexander Pfaff, Soumya </w:t>
       </w:r>
       <w:proofErr w:type="spellStart"/>
       <w:r>
@@ -9656,6 +10165,71 @@
           <w:shd w:val="clear" w:color="auto" w:fill="FFFFFF"/>
         </w:rPr>
         <w:t> 65, no. 2 (2013): 225-240.</w:t>
+      </w:r>
+    </w:p>
+    <w:p>
+      <w:pPr>
+        <w:pStyle w:val="BodyText"/>
+        <w:spacing w:before="182" w:line="280" w:lineRule="auto"/>
+        <w:rPr>
+          <w:b/>
+          <w:bCs/>
+          <w:color w:val="000000"/>
+          <w:shd w:val="clear" w:color="auto" w:fill="FFFFFF"/>
+        </w:rPr>
+      </w:pPr>
+      <w:r>
+        <w:rPr>
+          <w:b/>
+          <w:bCs/>
+          <w:color w:val="000000"/>
+          <w:shd w:val="clear" w:color="auto" w:fill="FFFFFF"/>
+        </w:rPr>
+        <w:t>-----------------</w:t>
+      </w:r>
+    </w:p>
+    <w:p>
+      <w:pPr>
+        <w:pStyle w:val="BodyText"/>
+        <w:spacing w:before="182" w:line="280" w:lineRule="auto"/>
+        <w:rPr>
+          <w:b/>
+          <w:bCs/>
+          <w:color w:val="000000"/>
+          <w:shd w:val="clear" w:color="auto" w:fill="FFFFFF"/>
+        </w:rPr>
+      </w:pPr>
+      <w:r>
+        <w:rPr>
+          <w:b/>
+          <w:bCs/>
+          <w:color w:val="000000"/>
+          <w:shd w:val="clear" w:color="auto" w:fill="FFFFFF"/>
+        </w:rPr>
+        <w:t xml:space="preserve">Module 5: Environmental Policy Design </w:t>
+      </w:r>
+      <w:r>
+        <w:rPr>
+          <w:b/>
+          <w:bCs/>
+          <w:color w:val="000000"/>
+          <w:shd w:val="clear" w:color="auto" w:fill="FFFFFF"/>
+        </w:rPr>
+        <w:br/>
+      </w:r>
+      <w:r>
+        <w:rPr>
+          <w:color w:val="000000"/>
+          <w:shd w:val="clear" w:color="auto" w:fill="FFFFFF"/>
+        </w:rPr>
+        <w:t xml:space="preserve">The goal of this module is to introduce you to the </w:t>
+      </w:r>
+      <w:r>
+        <w:rPr>
+          <w:color w:val="000000"/>
+          <w:shd w:val="clear" w:color="auto" w:fill="FFFFFF"/>
+        </w:rPr>
+        <w:t xml:space="preserve">issues of environmental policy design in low-income countries. We will mainly learn how market failures lead to inefficient design. </w:t>
       </w:r>
     </w:p>
     <w:p>
@@ -9664,74 +10238,16 @@
         <w:spacing w:before="182" w:line="280" w:lineRule="auto"/>
         <w:ind w:left="720"/>
         <w:rPr>
-          <w:color w:val="000000"/>
-        </w:rPr>
-      </w:pPr>
-    </w:p>
-    <w:p>
-      <w:pPr>
-        <w:pStyle w:val="BodyText"/>
-        <w:spacing w:before="182" w:line="280" w:lineRule="auto"/>
-        <w:rPr>
-          <w:b/>
-          <w:bCs/>
-          <w:color w:val="000000"/>
-          <w:shd w:val="clear" w:color="auto" w:fill="FFFFFF"/>
-        </w:rPr>
-      </w:pPr>
-      <w:r>
-        <w:rPr>
-          <w:b/>
-          <w:bCs/>
-          <w:color w:val="000000"/>
-          <w:shd w:val="clear" w:color="auto" w:fill="FFFFFF"/>
-        </w:rPr>
-        <w:t>-----------------</w:t>
-      </w:r>
-    </w:p>
-    <w:p>
-      <w:pPr>
-        <w:pStyle w:val="BodyText"/>
-        <w:spacing w:before="182" w:line="280" w:lineRule="auto"/>
-        <w:rPr>
-          <w:b/>
-          <w:bCs/>
-          <w:color w:val="000000"/>
-          <w:shd w:val="clear" w:color="auto" w:fill="FFFFFF"/>
-        </w:rPr>
-      </w:pPr>
-      <w:r>
-        <w:rPr>
-          <w:b/>
-          <w:bCs/>
-          <w:color w:val="000000"/>
-          <w:shd w:val="clear" w:color="auto" w:fill="FFFFFF"/>
-        </w:rPr>
-        <w:lastRenderedPageBreak/>
-        <w:t xml:space="preserve">Module 5: Environmental Policy Design </w:t>
-      </w:r>
-      <w:r>
-        <w:rPr>
-          <w:b/>
-          <w:bCs/>
-          <w:color w:val="000000"/>
-          <w:shd w:val="clear" w:color="auto" w:fill="FFFFFF"/>
-        </w:rPr>
-        <w:br/>
-      </w:r>
-      <w:r>
-        <w:rPr>
-          <w:color w:val="000000"/>
-          <w:shd w:val="clear" w:color="auto" w:fill="FFFFFF"/>
-        </w:rPr>
-        <w:t xml:space="preserve">The goal of this module is to introduce you to the </w:t>
-      </w:r>
-      <w:r>
-        <w:rPr>
-          <w:color w:val="000000"/>
-          <w:shd w:val="clear" w:color="auto" w:fill="FFFFFF"/>
-        </w:rPr>
-        <w:t xml:space="preserve">issues of environmental policy design in low-income countries. We will mainly learn how market failures lead to inefficient design. </w:t>
+          <w:b/>
+          <w:bCs/>
+        </w:rPr>
+      </w:pPr>
+      <w:r>
+        <w:rPr>
+          <w:b/>
+          <w:bCs/>
+        </w:rPr>
+        <w:t>Lecture 8: Monitoring and Enforcement</w:t>
       </w:r>
     </w:p>
     <w:p>
@@ -9740,16 +10256,64 @@
         <w:spacing w:before="182" w:line="280" w:lineRule="auto"/>
         <w:ind w:left="720"/>
         <w:rPr>
-          <w:b/>
-          <w:bCs/>
-        </w:rPr>
-      </w:pPr>
-      <w:r>
-        <w:rPr>
-          <w:b/>
-          <w:bCs/>
-        </w:rPr>
-        <w:t>Lecture 8: Monitoring and Enforcement</w:t>
+          <w:color w:val="FF0000"/>
+          <w:shd w:val="clear" w:color="auto" w:fill="FFFFFF"/>
+        </w:rPr>
+      </w:pPr>
+      <w:r>
+        <w:rPr>
+          <w:color w:val="000000" w:themeColor="text1"/>
+          <w:shd w:val="clear" w:color="auto" w:fill="FFFFFF"/>
+        </w:rPr>
+        <w:t>Vieira, J. P., Dahis, R., &amp; Assunção, J. (2023). </w:t>
+      </w:r>
+      <w:r>
+        <w:rPr>
+          <w:i/>
+          <w:iCs/>
+          <w:color w:val="000000" w:themeColor="text1"/>
+          <w:shd w:val="clear" w:color="auto" w:fill="FFFFFF"/>
+        </w:rPr>
+        <w:t>The Role of Sanctions and Spillovers in Forest Conservation</w:t>
+      </w:r>
+      <w:r>
+        <w:rPr>
+          <w:color w:val="000000" w:themeColor="text1"/>
+          <w:shd w:val="clear" w:color="auto" w:fill="FFFFFF"/>
+        </w:rPr>
+        <w:t xml:space="preserve"> (No. 2023-16). </w:t>
+      </w:r>
+      <w:r>
+        <w:rPr>
+          <w:i/>
+          <w:iCs/>
+          <w:color w:val="000000" w:themeColor="text1"/>
+          <w:shd w:val="clear" w:color="auto" w:fill="FFFFFF"/>
+        </w:rPr>
+        <w:t>Working Paper</w:t>
+      </w:r>
+      <w:r>
+        <w:rPr>
+          <w:color w:val="000000" w:themeColor="text1"/>
+          <w:shd w:val="clear" w:color="auto" w:fill="FFFFFF"/>
+        </w:rPr>
+        <w:t>.</w:t>
+      </w:r>
+      <w:r>
+        <w:rPr>
+          <w:color w:val="000000" w:themeColor="text1"/>
+          <w:shd w:val="clear" w:color="auto" w:fill="FFFFFF"/>
+        </w:rPr>
+        <w:t xml:space="preserve"> </w:t>
+      </w:r>
+      <w:r>
+        <w:rPr>
+          <w:b/>
+          <w:bCs/>
+          <w:color w:val="FF0000"/>
+          <w:shd w:val="clear" w:color="auto" w:fill="FFFFFF"/>
+        </w:rPr>
+        <w:t>(for presentation)</w:t>
       </w:r>
     </w:p>
     <w:p>
@@ -9758,80 +10322,73 @@
         <w:spacing w:before="182" w:line="280" w:lineRule="auto"/>
         <w:ind w:left="720"/>
         <w:rPr>
-          <w:color w:val="FF0000"/>
-          <w:shd w:val="clear" w:color="auto" w:fill="FFFFFF"/>
-        </w:rPr>
-      </w:pPr>
-      <w:r>
-        <w:rPr>
-          <w:color w:val="000000" w:themeColor="text1"/>
-          <w:shd w:val="clear" w:color="auto" w:fill="FFFFFF"/>
-        </w:rPr>
-        <w:t xml:space="preserve">Vieira, J. P., </w:t>
-      </w:r>
-      <w:proofErr w:type="spellStart"/>
-      <w:r>
-        <w:rPr>
-          <w:color w:val="000000" w:themeColor="text1"/>
-          <w:shd w:val="clear" w:color="auto" w:fill="FFFFFF"/>
-        </w:rPr>
-        <w:t>Dahis</w:t>
-      </w:r>
-      <w:proofErr w:type="spellEnd"/>
-      <w:r>
-        <w:rPr>
-          <w:color w:val="000000" w:themeColor="text1"/>
-          <w:shd w:val="clear" w:color="auto" w:fill="FFFFFF"/>
-        </w:rPr>
-        <w:t>, R., &amp; Assunção, J. (2023). </w:t>
+          <w:b/>
+          <w:bCs/>
+          <w:color w:val="222222"/>
+          <w:shd w:val="clear" w:color="auto" w:fill="FFFFFF"/>
+        </w:rPr>
+      </w:pPr>
+      <w:r>
+        <w:rPr>
+          <w:color w:val="222222"/>
+          <w:shd w:val="clear" w:color="auto" w:fill="FFFFFF"/>
+        </w:rPr>
+        <w:t xml:space="preserve">Duflo, E., Greenstone, M., Pande, R., &amp; Ryan, N. (2013). </w:t>
+      </w:r>
+      <w:r>
+        <w:rPr>
+          <w:color w:val="222222"/>
+          <w:shd w:val="clear" w:color="auto" w:fill="FFFFFF"/>
+        </w:rPr>
+        <w:t>Truth-telling by third-party auditors and the response of polluting firms: Experimental evidence from India. </w:t>
       </w:r>
       <w:r>
         <w:rPr>
           <w:i/>
           <w:iCs/>
-          <w:color w:val="000000" w:themeColor="text1"/>
-          <w:shd w:val="clear" w:color="auto" w:fill="FFFFFF"/>
-        </w:rPr>
-        <w:t>The Role of Sanctions and Spillovers in Forest Conservation</w:t>
-      </w:r>
-      <w:r>
-        <w:rPr>
-          <w:color w:val="000000" w:themeColor="text1"/>
-          <w:shd w:val="clear" w:color="auto" w:fill="FFFFFF"/>
-        </w:rPr>
-        <w:t xml:space="preserve"> (No. 2023-16). </w:t>
+          <w:color w:val="222222"/>
+          <w:shd w:val="clear" w:color="auto" w:fill="FFFFFF"/>
+        </w:rPr>
+        <w:t>The Quarterly Journal of Economics</w:t>
+      </w:r>
+      <w:r>
+        <w:rPr>
+          <w:color w:val="222222"/>
+          <w:shd w:val="clear" w:color="auto" w:fill="FFFFFF"/>
+        </w:rPr>
+        <w:t>, </w:t>
       </w:r>
       <w:r>
         <w:rPr>
           <w:i/>
           <w:iCs/>
-          <w:color w:val="000000" w:themeColor="text1"/>
-          <w:shd w:val="clear" w:color="auto" w:fill="FFFFFF"/>
-        </w:rPr>
-        <w:t>Working Paper</w:t>
-      </w:r>
-      <w:r>
-        <w:rPr>
-          <w:color w:val="000000" w:themeColor="text1"/>
-          <w:shd w:val="clear" w:color="auto" w:fill="FFFFFF"/>
-        </w:rPr>
-        <w:t>.</w:t>
-      </w:r>
-      <w:r>
-        <w:rPr>
-          <w:color w:val="000000" w:themeColor="text1"/>
-          <w:shd w:val="clear" w:color="auto" w:fill="FFFFFF"/>
-        </w:rPr>
-        <w:t xml:space="preserve"> </w:t>
-      </w:r>
-      <w:r>
-        <w:rPr>
-          <w:b/>
-          <w:bCs/>
-          <w:color w:val="FF0000"/>
-          <w:shd w:val="clear" w:color="auto" w:fill="FFFFFF"/>
-        </w:rPr>
-        <w:t>(for presentation)</w:t>
+          <w:color w:val="222222"/>
+          <w:shd w:val="clear" w:color="auto" w:fill="FFFFFF"/>
+        </w:rPr>
+        <w:t>128</w:t>
+      </w:r>
+      <w:r>
+        <w:rPr>
+          <w:color w:val="222222"/>
+          <w:shd w:val="clear" w:color="auto" w:fill="FFFFFF"/>
+        </w:rPr>
+        <w:t>(4), 1499-1545.</w:t>
+      </w:r>
+      <w:r>
+        <w:rPr>
+          <w:color w:val="222222"/>
+          <w:shd w:val="clear" w:color="auto" w:fill="FFFFFF"/>
+        </w:rPr>
+        <w:t xml:space="preserve"> </w:t>
+      </w:r>
+      <w:r>
+        <w:rPr>
+          <w:b/>
+          <w:bCs/>
+          <w:color w:val="222222"/>
+          <w:shd w:val="clear" w:color="auto" w:fill="FFFFFF"/>
+        </w:rPr>
+        <w:t>(skim)</w:t>
       </w:r>
     </w:p>
     <w:p>
@@ -9851,14 +10408,23 @@
           <w:color w:val="222222"/>
           <w:shd w:val="clear" w:color="auto" w:fill="FFFFFF"/>
         </w:rPr>
-        <w:t xml:space="preserve">Duflo, E., Greenstone, M., Pande, R., &amp; Ryan, N. (2013). </w:t>
-      </w:r>
-      <w:r>
-        <w:rPr>
-          <w:color w:val="222222"/>
-          <w:shd w:val="clear" w:color="auto" w:fill="FFFFFF"/>
-        </w:rPr>
-        <w:t>Truth-telling by third-party auditors and the response of polluting firms: Experimental evidence from India. </w:t>
+        <w:t xml:space="preserve">Englander, G. (2023). Information and spillovers from targeting policy in </w:t>
+      </w:r>
+      <w:proofErr w:type="spellStart"/>
+      <w:r>
+        <w:rPr>
+          <w:color w:val="222222"/>
+          <w:shd w:val="clear" w:color="auto" w:fill="FFFFFF"/>
+        </w:rPr>
+        <w:t>peru’s</w:t>
+      </w:r>
+      <w:proofErr w:type="spellEnd"/>
+      <w:r>
+        <w:rPr>
+          <w:color w:val="222222"/>
+          <w:shd w:val="clear" w:color="auto" w:fill="FFFFFF"/>
+        </w:rPr>
+        <w:t xml:space="preserve"> anchoveta fishery. </w:t>
       </w:r>
       <w:r>
         <w:rPr>
@@ -9867,7 +10433,7 @@
           <w:color w:val="222222"/>
           <w:shd w:val="clear" w:color="auto" w:fill="FFFFFF"/>
         </w:rPr>
-        <w:t>The Quarterly Journal of Economics</w:t>
+        <w:t>American Economic Journal: Economic Policy</w:t>
       </w:r>
       <w:r>
         <w:rPr>
@@ -9883,14 +10449,14 @@
           <w:color w:val="222222"/>
           <w:shd w:val="clear" w:color="auto" w:fill="FFFFFF"/>
         </w:rPr>
-        <w:t>128</w:t>
-      </w:r>
-      <w:r>
-        <w:rPr>
-          <w:color w:val="222222"/>
-          <w:shd w:val="clear" w:color="auto" w:fill="FFFFFF"/>
-        </w:rPr>
-        <w:t>(4), 1499-1545.</w:t>
+        <w:t>15</w:t>
+      </w:r>
+      <w:r>
+        <w:rPr>
+          <w:color w:val="222222"/>
+          <w:shd w:val="clear" w:color="auto" w:fill="FFFFFF"/>
+        </w:rPr>
+        <w:t>(4), 390-427.</w:t>
       </w:r>
       <w:r>
         <w:rPr>
@@ -9926,23 +10492,7 @@
           <w:color w:val="222222"/>
           <w:shd w:val="clear" w:color="auto" w:fill="FFFFFF"/>
         </w:rPr>
-        <w:t xml:space="preserve">Englander, G. (2023). Information and spillovers from targeting policy in </w:t>
-      </w:r>
-      <w:proofErr w:type="spellStart"/>
-      <w:r>
-        <w:rPr>
-          <w:color w:val="222222"/>
-          <w:shd w:val="clear" w:color="auto" w:fill="FFFFFF"/>
-        </w:rPr>
-        <w:t>peru’s</w:t>
-      </w:r>
-      <w:proofErr w:type="spellEnd"/>
-      <w:r>
-        <w:rPr>
-          <w:color w:val="222222"/>
-          <w:shd w:val="clear" w:color="auto" w:fill="FFFFFF"/>
-        </w:rPr>
-        <w:t xml:space="preserve"> anchoveta fishery. </w:t>
+        <w:t>Somanathan, E., and Thomas Sterner. "Environmental policy instruments and institutions in developing countries." </w:t>
       </w:r>
       <w:r>
         <w:rPr>
@@ -9951,46 +10501,14 @@
           <w:color w:val="222222"/>
           <w:shd w:val="clear" w:color="auto" w:fill="FFFFFF"/>
         </w:rPr>
-        <w:t>American Economic Journal: Economic Policy</w:t>
-      </w:r>
-      <w:r>
-        <w:rPr>
-          <w:color w:val="222222"/>
-          <w:shd w:val="clear" w:color="auto" w:fill="FFFFFF"/>
-        </w:rPr>
-        <w:t>, </w:t>
-      </w:r>
-      <w:r>
-        <w:rPr>
-          <w:i/>
-          <w:iCs/>
-          <w:color w:val="222222"/>
-          <w:shd w:val="clear" w:color="auto" w:fill="FFFFFF"/>
-        </w:rPr>
-        <w:t>15</w:t>
-      </w:r>
-      <w:r>
-        <w:rPr>
-          <w:color w:val="222222"/>
-          <w:shd w:val="clear" w:color="auto" w:fill="FFFFFF"/>
-        </w:rPr>
-        <w:t>(4), 390-427.</w:t>
-      </w:r>
-      <w:r>
-        <w:rPr>
-          <w:color w:val="222222"/>
-          <w:shd w:val="clear" w:color="auto" w:fill="FFFFFF"/>
-        </w:rPr>
-        <w:t xml:space="preserve"> </w:t>
-      </w:r>
-      <w:r>
-        <w:rPr>
-          <w:b/>
-          <w:bCs/>
-          <w:color w:val="222222"/>
-          <w:shd w:val="clear" w:color="auto" w:fill="FFFFFF"/>
-        </w:rPr>
-        <w:t>(skim)</w:t>
+        <w:t>LÓPEZ, Ramón; TOMAN, Michael. Economic development and environmental sustainability: new policy options. New York: Oxford</w:t>
+      </w:r>
+      <w:r>
+        <w:rPr>
+          <w:color w:val="222222"/>
+          <w:shd w:val="clear" w:color="auto" w:fill="FFFFFF"/>
+        </w:rPr>
+        <w:t> (2006): 217-244.</w:t>
       </w:r>
     </w:p>
     <w:p>
@@ -9999,34 +10517,32 @@
         <w:spacing w:before="182" w:line="280" w:lineRule="auto"/>
         <w:ind w:left="720"/>
         <w:rPr>
-          <w:b/>
-          <w:bCs/>
-          <w:color w:val="222222"/>
-          <w:shd w:val="clear" w:color="auto" w:fill="FFFFFF"/>
-        </w:rPr>
-      </w:pPr>
-      <w:r>
-        <w:rPr>
-          <w:color w:val="222222"/>
-          <w:shd w:val="clear" w:color="auto" w:fill="FFFFFF"/>
-        </w:rPr>
-        <w:t>Somanathan, E., and Thomas Sterner. "Environmental policy instruments and institutions in developing countries." </w:t>
+          <w:color w:val="000000"/>
+          <w:shd w:val="clear" w:color="auto" w:fill="FFFFFF"/>
+        </w:rPr>
+      </w:pPr>
+      <w:r>
+        <w:rPr>
+          <w:color w:val="000000"/>
+          <w:shd w:val="clear" w:color="auto" w:fill="FFFFFF"/>
+        </w:rPr>
+        <w:t>Greenstone, Michael, Rohini Pande, Nicholas Ryan, and Anant Sudarshan. "Can pollution markets work in developing countries? Experimental evidence from India." </w:t>
       </w:r>
       <w:r>
         <w:rPr>
           <w:i/>
           <w:iCs/>
-          <w:color w:val="222222"/>
-          <w:shd w:val="clear" w:color="auto" w:fill="FFFFFF"/>
-        </w:rPr>
-        <w:t>LÓPEZ, Ramón; TOMAN, Michael. Economic development and environmental sustainability: new policy options. New York: Oxford</w:t>
-      </w:r>
-      <w:r>
-        <w:rPr>
-          <w:color w:val="222222"/>
-          <w:shd w:val="clear" w:color="auto" w:fill="FFFFFF"/>
-        </w:rPr>
-        <w:t> (2006): 217-244.</w:t>
+          <w:color w:val="000000"/>
+          <w:shd w:val="clear" w:color="auto" w:fill="FFFFFF"/>
+        </w:rPr>
+        <w:t>The Quarterly Journal of Economics</w:t>
+      </w:r>
+      <w:r>
+        <w:rPr>
+          <w:color w:val="000000"/>
+          <w:shd w:val="clear" w:color="auto" w:fill="FFFFFF"/>
+        </w:rPr>
+        <w:t> 140, no. 2 (2025): 1003-1060.</w:t>
       </w:r>
     </w:p>
     <w:p>
@@ -10035,59 +10551,48 @@
         <w:spacing w:before="182" w:line="280" w:lineRule="auto"/>
         <w:ind w:left="720"/>
         <w:rPr>
-          <w:color w:val="000000"/>
-          <w:shd w:val="clear" w:color="auto" w:fill="FFFFFF"/>
-        </w:rPr>
-      </w:pPr>
-      <w:r>
-        <w:rPr>
-          <w:color w:val="000000"/>
-          <w:shd w:val="clear" w:color="auto" w:fill="FFFFFF"/>
-        </w:rPr>
-        <w:t xml:space="preserve">Greenstone, M., Pande, R., Sudarshan, A., &amp; Ryan, N. (2023). </w:t>
-      </w:r>
-      <w:r>
-        <w:rPr>
-          <w:color w:val="000000"/>
-          <w:shd w:val="clear" w:color="auto" w:fill="FFFFFF"/>
-        </w:rPr>
-        <w:t>Can Pollution Markets Work in Developing Countries? Experimental Evidence from India. Working Paper.</w:t>
-      </w:r>
-    </w:p>
-    <w:p>
-      <w:pPr>
-        <w:pStyle w:val="BodyText"/>
-        <w:spacing w:before="182" w:line="280" w:lineRule="auto"/>
-        <w:ind w:left="720"/>
+          <w:color w:val="222222"/>
+          <w:shd w:val="clear" w:color="auto" w:fill="FFFFFF"/>
+        </w:rPr>
+      </w:pPr>
+      <w:r>
+        <w:rPr>
+          <w:color w:val="222222"/>
+          <w:shd w:val="clear" w:color="auto" w:fill="FFFFFF"/>
+        </w:rPr>
+        <w:t xml:space="preserve">Araujo, Rafael, Francisco Costa, and </w:t>
+      </w:r>
+      <w:proofErr w:type="spellStart"/>
+      <w:r>
+        <w:rPr>
+          <w:color w:val="222222"/>
+          <w:shd w:val="clear" w:color="auto" w:fill="FFFFFF"/>
+        </w:rPr>
+        <w:t>Teevrat</w:t>
+      </w:r>
+      <w:proofErr w:type="spellEnd"/>
+      <w:r>
+        <w:rPr>
+          <w:color w:val="222222"/>
+          <w:shd w:val="clear" w:color="auto" w:fill="FFFFFF"/>
+        </w:rPr>
+        <w:t xml:space="preserve"> Garg. "Going viral: Public attention and environmental action in the Amazon." </w:t>
+      </w:r>
+      <w:r>
         <w:rPr>
           <w:i/>
           <w:iCs/>
           <w:color w:val="222222"/>
           <w:shd w:val="clear" w:color="auto" w:fill="FFFFFF"/>
         </w:rPr>
-      </w:pPr>
-      <w:r>
-        <w:rPr>
-          <w:color w:val="222222"/>
-          <w:shd w:val="clear" w:color="auto" w:fill="FFFFFF"/>
-        </w:rPr>
-        <w:t xml:space="preserve">Alves, G., Burton, W. H., &amp; Fleitas, S. (2023). </w:t>
-      </w:r>
-      <w:r>
-        <w:rPr>
-          <w:color w:val="222222"/>
-          <w:shd w:val="clear" w:color="auto" w:fill="FFFFFF"/>
-        </w:rPr>
-        <w:t xml:space="preserve">Difference-in-Differences in Equilibrium: Evidence from Placed-Based Policies. </w:t>
-      </w:r>
-      <w:r>
-        <w:rPr>
-          <w:i/>
-          <w:iCs/>
-          <w:color w:val="222222"/>
-          <w:shd w:val="clear" w:color="auto" w:fill="FFFFFF"/>
-        </w:rPr>
-        <w:t>Working paper</w:t>
+        <w:t>Journal of the Association of Environmental and Resource Economists</w:t>
+      </w:r>
+      <w:r>
+        <w:rPr>
+          <w:color w:val="222222"/>
+          <w:shd w:val="clear" w:color="auto" w:fill="FFFFFF"/>
+        </w:rPr>
+        <w:t> 11, no. 6 (2024): 1605-1627.</w:t>
       </w:r>
     </w:p>
     <w:p>
@@ -10253,23 +10758,7 @@
           <w:color w:val="222222"/>
           <w:shd w:val="clear" w:color="auto" w:fill="FFFFFF"/>
         </w:rPr>
-        <w:t xml:space="preserve">Jack, B. Kelsey, Seema Jayachandran, Flavio </w:t>
-      </w:r>
-      <w:proofErr w:type="spellStart"/>
-      <w:r>
-        <w:rPr>
-          <w:color w:val="222222"/>
-          <w:shd w:val="clear" w:color="auto" w:fill="FFFFFF"/>
-        </w:rPr>
-        <w:t>Malagutti</w:t>
-      </w:r>
-      <w:proofErr w:type="spellEnd"/>
-      <w:r>
-        <w:rPr>
-          <w:color w:val="222222"/>
-          <w:shd w:val="clear" w:color="auto" w:fill="FFFFFF"/>
-        </w:rPr>
-        <w:t>, and Sarojini Rao. "Environmental externalities and free-riding in the household." </w:t>
+        <w:t>Jack, B. Kelsey, Seema Jayachandran, Flavio Malagutti, and Sarojini Rao. "Environmental externalities and free-riding in the household." </w:t>
       </w:r>
       <w:r>
         <w:rPr>
@@ -10315,6 +10804,7 @@
           <w:color w:val="222222"/>
           <w:shd w:val="clear" w:color="auto" w:fill="FFFFFF"/>
         </w:rPr>
+        <w:lastRenderedPageBreak/>
         <w:t>Ben</w:t>
       </w:r>
       <w:r>
@@ -10400,7 +10890,6 @@
           <w:color w:val="222222"/>
           <w:shd w:val="clear" w:color="auto" w:fill="FFFFFF"/>
         </w:rPr>
-        <w:lastRenderedPageBreak/>
         <w:t>Noack, Frederik, and Christopher Costello. "Credit markets, property rights, and the commons." </w:t>
       </w:r>
       <w:r>
@@ -10475,16 +10964,6 @@
         <w:pStyle w:val="BodyText"/>
         <w:spacing w:before="182" w:line="280" w:lineRule="auto"/>
         <w:rPr>
-          <w:color w:val="000000"/>
-          <w:shd w:val="clear" w:color="auto" w:fill="FFFFFF"/>
-        </w:rPr>
-      </w:pPr>
-    </w:p>
-    <w:p>
-      <w:pPr>
-        <w:pStyle w:val="BodyText"/>
-        <w:spacing w:before="182" w:line="280" w:lineRule="auto"/>
-        <w:rPr>
           <w:b/>
           <w:bCs/>
           <w:color w:val="000000"/>
@@ -10722,23 +11201,7 @@
           <w:color w:val="222222"/>
           <w:shd w:val="clear" w:color="auto" w:fill="FFFFFF"/>
         </w:rPr>
-        <w:t xml:space="preserve">Bragança, A., &amp; </w:t>
-      </w:r>
-      <w:proofErr w:type="spellStart"/>
-      <w:r>
-        <w:rPr>
-          <w:color w:val="222222"/>
-          <w:shd w:val="clear" w:color="auto" w:fill="FFFFFF"/>
-        </w:rPr>
-        <w:t>Dahis</w:t>
-      </w:r>
-      <w:proofErr w:type="spellEnd"/>
-      <w:r>
-        <w:rPr>
-          <w:color w:val="222222"/>
-          <w:shd w:val="clear" w:color="auto" w:fill="FFFFFF"/>
-        </w:rPr>
-        <w:t>, R. (2022). Cutting special interests by the roots: Evidence from the Brazilian Amazon. </w:t>
+        <w:t>Bragança, A., &amp; Dahis, R. (2022). Cutting special interests by the roots: Evidence from the Brazilian Amazon. </w:t>
       </w:r>
       <w:r>
         <w:rPr>
@@ -10847,35 +11310,21 @@
         <w:rPr>
           <w:color w:val="000000" w:themeColor="text1"/>
         </w:rPr>
-        <w:t xml:space="preserve">Katovich, E. and </w:t>
-      </w:r>
-      <w:proofErr w:type="spellStart"/>
-      <w:r>
-        <w:rPr>
-          <w:color w:val="000000" w:themeColor="text1"/>
-        </w:rPr>
-        <w:t>Moffette</w:t>
-      </w:r>
-      <w:proofErr w:type="spellEnd"/>
-      <w:r>
-        <w:rPr>
-          <w:color w:val="000000" w:themeColor="text1"/>
-        </w:rPr>
-        <w:t>, F. “Does Local Politics Drive Tropical Land-Use Change? Property-Level Evidence from the Amazon”, </w:t>
-      </w:r>
-      <w:r>
-        <w:rPr>
-          <w:rStyle w:val="Emphasis"/>
-          <w:color w:val="000000" w:themeColor="text1"/>
-          <w:bdr w:val="none" w:sz="0" w:space="0" w:color="auto" w:frame="1"/>
-        </w:rPr>
-        <w:t>Conditionally Accepted at The Economic Journal</w:t>
-      </w:r>
-      <w:r>
-        <w:rPr>
-          <w:color w:val="000000" w:themeColor="text1"/>
-        </w:rPr>
-        <w:t>, 2024</w:t>
+        <w:t>Erik Katovich, Fanny Moffette, Does Local Politics Drive Tropical Land-Use Change? Property-Level Evidence from the Amazon, </w:t>
+      </w:r>
+      <w:r>
+        <w:rPr>
+          <w:i/>
+          <w:iCs/>
+          <w:color w:val="000000" w:themeColor="text1"/>
+        </w:rPr>
+        <w:t>The Economic Journal</w:t>
+      </w:r>
+      <w:r>
+        <w:rPr>
+          <w:color w:val="000000" w:themeColor="text1"/>
+        </w:rPr>
+        <w:t xml:space="preserve">, 2025 </w:t>
       </w:r>
     </w:p>
     <w:p>
@@ -10976,6 +11425,22 @@
       <w:pPr>
         <w:pStyle w:val="BodyText"/>
         <w:spacing w:before="182" w:line="280" w:lineRule="auto"/>
+        <w:ind w:left="720"/>
+        <w:rPr>
+          <w:color w:val="000000" w:themeColor="text1"/>
+        </w:rPr>
+      </w:pPr>
+      <w:r>
+        <w:rPr>
+          <w:color w:val="000000" w:themeColor="text1"/>
+        </w:rPr>
+        <w:t>Madhok, Raahil, Sumeet Gulati, and Pushpendra Rana. "Ethnic Favouritism in Environmental Disaster Payouts." (2025).</w:t>
+      </w:r>
+    </w:p>
+    <w:p>
+      <w:pPr>
+        <w:pStyle w:val="BodyText"/>
+        <w:spacing w:before="182" w:line="280" w:lineRule="auto"/>
         <w:ind w:firstLine="720"/>
         <w:rPr>
           <w:b/>
@@ -10991,6 +11456,7 @@
           <w:color w:val="000000"/>
           <w:shd w:val="clear" w:color="auto" w:fill="FFFFFF"/>
         </w:rPr>
+        <w:lastRenderedPageBreak/>
         <w:t>Lecture 11: State Capacity</w:t>
       </w:r>
     </w:p>
@@ -11118,7 +11584,6 @@
           <w:color w:val="222222"/>
           <w:shd w:val="clear" w:color="auto" w:fill="FFFFFF"/>
         </w:rPr>
-        <w:lastRenderedPageBreak/>
         <w:t>Saavedra, Santiago. "Technology and State Capacity: Experimental Evidence from Illegal Mining in Colombia." </w:t>
       </w:r>
       <w:r>
@@ -11589,13 +12054,8 @@
         <w:spacing w:before="182" w:line="280" w:lineRule="auto"/>
         <w:ind w:left="709" w:firstLine="11"/>
       </w:pPr>
-      <w:proofErr w:type="spellStart"/>
-      <w:r>
-        <w:t>Cecato</w:t>
-      </w:r>
-      <w:proofErr w:type="spellEnd"/>
-      <w:r>
-        <w:t>, B., Noack, F., Baylis, P. (2024)</w:t>
+      <w:r>
+        <w:t>Cecato, B., Noack, F., Baylis, P. (2024)</w:t>
       </w:r>
       <w:r>
         <w:t>.</w:t>
@@ -11649,6 +12109,7 @@
           <w:color w:val="222222"/>
           <w:shd w:val="clear" w:color="auto" w:fill="FFFFFF"/>
         </w:rPr>
+        <w:lastRenderedPageBreak/>
         <w:t>Mueller, V., Sheriff, G., Dou, X., &amp; Gray, C. (2020). Temporary migration and climate variation in eastern Africa. </w:t>
       </w:r>
       <w:r>
@@ -11758,7 +12219,6 @@
           <w:color w:val="222222"/>
           <w:shd w:val="clear" w:color="auto" w:fill="FFFFFF"/>
         </w:rPr>
-        <w:lastRenderedPageBreak/>
         <w:t xml:space="preserve">Baez, J., Caruso, G., Mueller, V., &amp; Niu, C. (2017). </w:t>
       </w:r>
       <w:r>
@@ -11925,7 +12385,21 @@
           <w:color w:val="222222"/>
           <w:shd w:val="clear" w:color="auto" w:fill="FFFFFF"/>
         </w:rPr>
-        <w:t>Madhok, R., Noack, F., Mobarak, M., and Deschenes, O. (2024). “Internal Migration and the Spatial Reorganization of Agriculture”. Working Paper</w:t>
+        <w:t>Madhok, R., Noack, F., Mobarak, M., and Deschenes, O. (202</w:t>
+      </w:r>
+      <w:r>
+        <w:rPr>
+          <w:color w:val="222222"/>
+          <w:shd w:val="clear" w:color="auto" w:fill="FFFFFF"/>
+        </w:rPr>
+        <w:t>6</w:t>
+      </w:r>
+      <w:r>
+        <w:rPr>
+          <w:color w:val="222222"/>
+          <w:shd w:val="clear" w:color="auto" w:fill="FFFFFF"/>
+        </w:rPr>
+        <w:t>). “Internal Migration and the Spatial Reorganization of Agriculture”. Working Paper</w:t>
       </w:r>
     </w:p>
     <w:p>
@@ -11948,7 +12422,7 @@
 </file>
 
 <file path=word/endnotes.xml><?xml version="1.0" encoding="utf-8"?>
-<w:endnotes xmlns:wpc="http://schemas.microsoft.com/office/word/2010/wordprocessingCanvas" xmlns:cx="http://schemas.microsoft.com/office/drawing/2014/chartex" xmlns:cx1="http://schemas.microsoft.com/office/drawing/2015/9/8/chartex" xmlns:cx2="http://schemas.microsoft.com/office/drawing/2015/10/21/chartex" xmlns:cx3="http://schemas.microsoft.com/office/drawing/2016/5/9/chartex" xmlns:cx4="http://schemas.microsoft.com/office/drawing/2016/5/10/chartex" xmlns:cx5="http://schemas.microsoft.com/office/drawing/2016/5/11/chartex" xmlns:cx6="http://schemas.microsoft.com/office/drawing/2016/5/12/chartex" xmlns:cx7="http://schemas.microsoft.com/office/drawing/2016/5/13/chartex" xmlns:cx8="http://schemas.microsoft.com/office/drawing/2016/5/14/chartex" xmlns:mc="http://schemas.openxmlformats.org/markup-compatibility/2006" xmlns:aink="http://schemas.microsoft.com/office/drawing/2016/ink" xmlns:am3d="http://schemas.microsoft.com/office/drawing/2017/model3d" xmlns:o="urn:schemas-microsoft-com:office:office" xmlns:oel="http://schemas.microsoft.com/office/2019/extlst" xmlns:r="http://schemas.openxmlformats.org/officeDocument/2006/relationships" xmlns:m="http://schemas.openxmlformats.org/officeDocument/2006/math" xmlns:v="urn:schemas-microsoft-com:vml" xmlns:wp14="http://schemas.microsoft.com/office/word/2010/wordprocessingDrawing" xmlns:wp="http://schemas.openxmlformats.org/drawingml/2006/wordprocessingDrawing" xmlns:w10="urn:schemas-microsoft-com:office:word" xmlns:w="http://schemas.openxmlformats.org/wordprocessingml/2006/main" xmlns:w14="http://schemas.microsoft.com/office/word/2010/wordml" xmlns:w15="http://schemas.microsoft.com/office/word/2012/wordml" xmlns:w16cex="http://schemas.microsoft.com/office/word/2018/wordml/cex" xmlns:w16cid="http://schemas.microsoft.com/office/word/2016/wordml/cid" xmlns:w16="http://schemas.microsoft.com/office/word/2018/wordml" xmlns:w16du="http://schemas.microsoft.com/office/word/2023/wordml/word16du" xmlns:w16sdtdh="http://schemas.microsoft.com/office/word/2020/wordml/sdtdatahash" xmlns:w16se="http://schemas.microsoft.com/office/word/2015/wordml/symex" xmlns:wpg="http://schemas.microsoft.com/office/word/2010/wordprocessingGroup" xmlns:wpi="http://schemas.microsoft.com/office/word/2010/wordprocessingInk" xmlns:wne="http://schemas.microsoft.com/office/word/2006/wordml" xmlns:wps="http://schemas.microsoft.com/office/word/2010/wordprocessingShape" mc:Ignorable="w14 w15 w16se w16cid w16 w16cex w16sdtdh w16du wp14">
+<w:endnotes xmlns:wpc="http://schemas.microsoft.com/office/word/2010/wordprocessingCanvas" xmlns:cx="http://schemas.microsoft.com/office/drawing/2014/chartex" xmlns:cx1="http://schemas.microsoft.com/office/drawing/2015/9/8/chartex" xmlns:cx2="http://schemas.microsoft.com/office/drawing/2015/10/21/chartex" xmlns:cx3="http://schemas.microsoft.com/office/drawing/2016/5/9/chartex" xmlns:cx4="http://schemas.microsoft.com/office/drawing/2016/5/10/chartex" xmlns:cx5="http://schemas.microsoft.com/office/drawing/2016/5/11/chartex" xmlns:cx6="http://schemas.microsoft.com/office/drawing/2016/5/12/chartex" xmlns:cx7="http://schemas.microsoft.com/office/drawing/2016/5/13/chartex" xmlns:cx8="http://schemas.microsoft.com/office/drawing/2016/5/14/chartex" xmlns:mc="http://schemas.openxmlformats.org/markup-compatibility/2006" xmlns:aink="http://schemas.microsoft.com/office/drawing/2016/ink" xmlns:am3d="http://schemas.microsoft.com/office/drawing/2017/model3d" xmlns:o="urn:schemas-microsoft-com:office:office" xmlns:oel="http://schemas.microsoft.com/office/2019/extlst" xmlns:r="http://schemas.openxmlformats.org/officeDocument/2006/relationships" xmlns:m="http://schemas.openxmlformats.org/officeDocument/2006/math" xmlns:v="urn:schemas-microsoft-com:vml" xmlns:wp14="http://schemas.microsoft.com/office/word/2010/wordprocessingDrawing" xmlns:wp="http://schemas.openxmlformats.org/drawingml/2006/wordprocessingDrawing" xmlns:w10="urn:schemas-microsoft-com:office:word" xmlns:w="http://schemas.openxmlformats.org/wordprocessingml/2006/main" xmlns:w14="http://schemas.microsoft.com/office/word/2010/wordml" xmlns:w15="http://schemas.microsoft.com/office/word/2012/wordml" xmlns:w16cex="http://schemas.microsoft.com/office/word/2018/wordml/cex" xmlns:w16cid="http://schemas.microsoft.com/office/word/2016/wordml/cid" xmlns:w16="http://schemas.microsoft.com/office/word/2018/wordml" xmlns:w16du="http://schemas.microsoft.com/office/word/2023/wordml/word16du" xmlns:w16sdtdh="http://schemas.microsoft.com/office/word/2020/wordml/sdtdatahash" xmlns:w16sdtfl="http://schemas.microsoft.com/office/word/2024/wordml/sdtformatlock" xmlns:w16se="http://schemas.microsoft.com/office/word/2015/wordml/symex" xmlns:wpg="http://schemas.microsoft.com/office/word/2010/wordprocessingGroup" xmlns:wpi="http://schemas.microsoft.com/office/word/2010/wordprocessingInk" xmlns:wne="http://schemas.microsoft.com/office/word/2006/wordml" xmlns:wps="http://schemas.microsoft.com/office/word/2010/wordprocessingShape" mc:Ignorable="w14 w15 w16se w16cid w16 w16cex w16sdtdh w16sdtfl w16du wp14">
   <w:endnote w:type="separator" w:id="-1">
     <w:p>
       <w:r>
@@ -11967,7 +12441,7 @@
 </file>
 
 <file path=word/footer1.xml><?xml version="1.0" encoding="utf-8"?>
-<w:ftr xmlns:wpc="http://schemas.microsoft.com/office/word/2010/wordprocessingCanvas" xmlns:cx="http://schemas.microsoft.com/office/drawing/2014/chartex" xmlns:cx1="http://schemas.microsoft.com/office/drawing/2015/9/8/chartex" xmlns:cx2="http://schemas.microsoft.com/office/drawing/2015/10/21/chartex" xmlns:cx3="http://schemas.microsoft.com/office/drawing/2016/5/9/chartex" xmlns:cx4="http://schemas.microsoft.com/office/drawing/2016/5/10/chartex" xmlns:cx5="http://schemas.microsoft.com/office/drawing/2016/5/11/chartex" xmlns:cx6="http://schemas.microsoft.com/office/drawing/2016/5/12/chartex" xmlns:cx7="http://schemas.microsoft.com/office/drawing/2016/5/13/chartex" xmlns:cx8="http://schemas.microsoft.com/office/drawing/2016/5/14/chartex" xmlns:mc="http://schemas.openxmlformats.org/markup-compatibility/2006" xmlns:aink="http://schemas.microsoft.com/office/drawing/2016/ink" xmlns:am3d="http://schemas.microsoft.com/office/drawing/2017/model3d" xmlns:o="urn:schemas-microsoft-com:office:office" xmlns:oel="http://schemas.microsoft.com/office/2019/extlst" xmlns:r="http://schemas.openxmlformats.org/officeDocument/2006/relationships" xmlns:m="http://schemas.openxmlformats.org/officeDocument/2006/math" xmlns:v="urn:schemas-microsoft-com:vml" xmlns:wp14="http://schemas.microsoft.com/office/word/2010/wordprocessingDrawing" xmlns:wp="http://schemas.openxmlformats.org/drawingml/2006/wordprocessingDrawing" xmlns:w10="urn:schemas-microsoft-com:office:word" xmlns:w="http://schemas.openxmlformats.org/wordprocessingml/2006/main" xmlns:w14="http://schemas.microsoft.com/office/word/2010/wordml" xmlns:w15="http://schemas.microsoft.com/office/word/2012/wordml" xmlns:w16cex="http://schemas.microsoft.com/office/word/2018/wordml/cex" xmlns:w16cid="http://schemas.microsoft.com/office/word/2016/wordml/cid" xmlns:w16="http://schemas.microsoft.com/office/word/2018/wordml" xmlns:w16du="http://schemas.microsoft.com/office/word/2023/wordml/word16du" xmlns:w16sdtdh="http://schemas.microsoft.com/office/word/2020/wordml/sdtdatahash" xmlns:w16se="http://schemas.microsoft.com/office/word/2015/wordml/symex" xmlns:wpg="http://schemas.microsoft.com/office/word/2010/wordprocessingGroup" xmlns:wpi="http://schemas.microsoft.com/office/word/2010/wordprocessingInk" xmlns:wne="http://schemas.microsoft.com/office/word/2006/wordml" xmlns:wps="http://schemas.microsoft.com/office/word/2010/wordprocessingShape" mc:Ignorable="w14 w15 w16se w16cid w16 w16cex w16sdtdh w16du wp14">
+<w:ftr xmlns:wpc="http://schemas.microsoft.com/office/word/2010/wordprocessingCanvas" xmlns:cx="http://schemas.microsoft.com/office/drawing/2014/chartex" xmlns:cx1="http://schemas.microsoft.com/office/drawing/2015/9/8/chartex" xmlns:cx2="http://schemas.microsoft.com/office/drawing/2015/10/21/chartex" xmlns:cx3="http://schemas.microsoft.com/office/drawing/2016/5/9/chartex" xmlns:cx4="http://schemas.microsoft.com/office/drawing/2016/5/10/chartex" xmlns:cx5="http://schemas.microsoft.com/office/drawing/2016/5/11/chartex" xmlns:cx6="http://schemas.microsoft.com/office/drawing/2016/5/12/chartex" xmlns:cx7="http://schemas.microsoft.com/office/drawing/2016/5/13/chartex" xmlns:cx8="http://schemas.microsoft.com/office/drawing/2016/5/14/chartex" xmlns:mc="http://schemas.openxmlformats.org/markup-compatibility/2006" xmlns:aink="http://schemas.microsoft.com/office/drawing/2016/ink" xmlns:am3d="http://schemas.microsoft.com/office/drawing/2017/model3d" xmlns:o="urn:schemas-microsoft-com:office:office" xmlns:oel="http://schemas.microsoft.com/office/2019/extlst" xmlns:r="http://schemas.openxmlformats.org/officeDocument/2006/relationships" xmlns:m="http://schemas.openxmlformats.org/officeDocument/2006/math" xmlns:v="urn:schemas-microsoft-com:vml" xmlns:wp14="http://schemas.microsoft.com/office/word/2010/wordprocessingDrawing" xmlns:wp="http://schemas.openxmlformats.org/drawingml/2006/wordprocessingDrawing" xmlns:w10="urn:schemas-microsoft-com:office:word" xmlns:w="http://schemas.openxmlformats.org/wordprocessingml/2006/main" xmlns:w14="http://schemas.microsoft.com/office/word/2010/wordml" xmlns:w15="http://schemas.microsoft.com/office/word/2012/wordml" xmlns:w16cex="http://schemas.microsoft.com/office/word/2018/wordml/cex" xmlns:w16cid="http://schemas.microsoft.com/office/word/2016/wordml/cid" xmlns:w16="http://schemas.microsoft.com/office/word/2018/wordml" xmlns:w16du="http://schemas.microsoft.com/office/word/2023/wordml/word16du" xmlns:w16sdtdh="http://schemas.microsoft.com/office/word/2020/wordml/sdtdatahash" xmlns:w16sdtfl="http://schemas.microsoft.com/office/word/2024/wordml/sdtformatlock" xmlns:w16se="http://schemas.microsoft.com/office/word/2015/wordml/symex" xmlns:wpg="http://schemas.microsoft.com/office/word/2010/wordprocessingGroup" xmlns:wpi="http://schemas.microsoft.com/office/word/2010/wordprocessingInk" xmlns:wne="http://schemas.microsoft.com/office/word/2006/wordml" xmlns:wps="http://schemas.microsoft.com/office/word/2010/wordprocessingShape" mc:Ignorable="w14 w15 w16se w16cid w16 w16cex w16sdtdh w16sdtfl w16du wp14">
   <w:p>
     <w:pPr>
       <w:pStyle w:val="BodyText"/>
@@ -12091,7 +12565,7 @@
 </file>
 
 <file path=word/footnotes.xml><?xml version="1.0" encoding="utf-8"?>
-<w:footnotes xmlns:wpc="http://schemas.microsoft.com/office/word/2010/wordprocessingCanvas" xmlns:cx="http://schemas.microsoft.com/office/drawing/2014/chartex" xmlns:cx1="http://schemas.microsoft.com/office/drawing/2015/9/8/chartex" xmlns:cx2="http://schemas.microsoft.com/office/drawing/2015/10/21/chartex" xmlns:cx3="http://schemas.microsoft.com/office/drawing/2016/5/9/chartex" xmlns:cx4="http://schemas.microsoft.com/office/drawing/2016/5/10/chartex" xmlns:cx5="http://schemas.microsoft.com/office/drawing/2016/5/11/chartex" xmlns:cx6="http://schemas.microsoft.com/office/drawing/2016/5/12/chartex" xmlns:cx7="http://schemas.microsoft.com/office/drawing/2016/5/13/chartex" xmlns:cx8="http://schemas.microsoft.com/office/drawing/2016/5/14/chartex" xmlns:mc="http://schemas.openxmlformats.org/markup-compatibility/2006" xmlns:aink="http://schemas.microsoft.com/office/drawing/2016/ink" xmlns:am3d="http://schemas.microsoft.com/office/drawing/2017/model3d" xmlns:o="urn:schemas-microsoft-com:office:office" xmlns:oel="http://schemas.microsoft.com/office/2019/extlst" xmlns:r="http://schemas.openxmlformats.org/officeDocument/2006/relationships" xmlns:m="http://schemas.openxmlformats.org/officeDocument/2006/math" xmlns:v="urn:schemas-microsoft-com:vml" xmlns:wp14="http://schemas.microsoft.com/office/word/2010/wordprocessingDrawing" xmlns:wp="http://schemas.openxmlformats.org/drawingml/2006/wordprocessingDrawing" xmlns:w10="urn:schemas-microsoft-com:office:word" xmlns:w="http://schemas.openxmlformats.org/wordprocessingml/2006/main" xmlns:w14="http://schemas.microsoft.com/office/word/2010/wordml" xmlns:w15="http://schemas.microsoft.com/office/word/2012/wordml" xmlns:w16cex="http://schemas.microsoft.com/office/word/2018/wordml/cex" xmlns:w16cid="http://schemas.microsoft.com/office/word/2016/wordml/cid" xmlns:w16="http://schemas.microsoft.com/office/word/2018/wordml" xmlns:w16du="http://schemas.microsoft.com/office/word/2023/wordml/word16du" xmlns:w16sdtdh="http://schemas.microsoft.com/office/word/2020/wordml/sdtdatahash" xmlns:w16se="http://schemas.microsoft.com/office/word/2015/wordml/symex" xmlns:wpg="http://schemas.microsoft.com/office/word/2010/wordprocessingGroup" xmlns:wpi="http://schemas.microsoft.com/office/word/2010/wordprocessingInk" xmlns:wne="http://schemas.microsoft.com/office/word/2006/wordml" xmlns:wps="http://schemas.microsoft.com/office/word/2010/wordprocessingShape" mc:Ignorable="w14 w15 w16se w16cid w16 w16cex w16sdtdh w16du wp14">
+<w:footnotes xmlns:wpc="http://schemas.microsoft.com/office/word/2010/wordprocessingCanvas" xmlns:cx="http://schemas.microsoft.com/office/drawing/2014/chartex" xmlns:cx1="http://schemas.microsoft.com/office/drawing/2015/9/8/chartex" xmlns:cx2="http://schemas.microsoft.com/office/drawing/2015/10/21/chartex" xmlns:cx3="http://schemas.microsoft.com/office/drawing/2016/5/9/chartex" xmlns:cx4="http://schemas.microsoft.com/office/drawing/2016/5/10/chartex" xmlns:cx5="http://schemas.microsoft.com/office/drawing/2016/5/11/chartex" xmlns:cx6="http://schemas.microsoft.com/office/drawing/2016/5/12/chartex" xmlns:cx7="http://schemas.microsoft.com/office/drawing/2016/5/13/chartex" xmlns:cx8="http://schemas.microsoft.com/office/drawing/2016/5/14/chartex" xmlns:mc="http://schemas.openxmlformats.org/markup-compatibility/2006" xmlns:aink="http://schemas.microsoft.com/office/drawing/2016/ink" xmlns:am3d="http://schemas.microsoft.com/office/drawing/2017/model3d" xmlns:o="urn:schemas-microsoft-com:office:office" xmlns:oel="http://schemas.microsoft.com/office/2019/extlst" xmlns:r="http://schemas.openxmlformats.org/officeDocument/2006/relationships" xmlns:m="http://schemas.openxmlformats.org/officeDocument/2006/math" xmlns:v="urn:schemas-microsoft-com:vml" xmlns:wp14="http://schemas.microsoft.com/office/word/2010/wordprocessingDrawing" xmlns:wp="http://schemas.openxmlformats.org/drawingml/2006/wordprocessingDrawing" xmlns:w10="urn:schemas-microsoft-com:office:word" xmlns:w="http://schemas.openxmlformats.org/wordprocessingml/2006/main" xmlns:w14="http://schemas.microsoft.com/office/word/2010/wordml" xmlns:w15="http://schemas.microsoft.com/office/word/2012/wordml" xmlns:w16cex="http://schemas.microsoft.com/office/word/2018/wordml/cex" xmlns:w16cid="http://schemas.microsoft.com/office/word/2016/wordml/cid" xmlns:w16="http://schemas.microsoft.com/office/word/2018/wordml" xmlns:w16du="http://schemas.microsoft.com/office/word/2023/wordml/word16du" xmlns:w16sdtdh="http://schemas.microsoft.com/office/word/2020/wordml/sdtdatahash" xmlns:w16sdtfl="http://schemas.microsoft.com/office/word/2024/wordml/sdtformatlock" xmlns:w16se="http://schemas.microsoft.com/office/word/2015/wordml/symex" xmlns:wpg="http://schemas.microsoft.com/office/word/2010/wordprocessingGroup" xmlns:wpi="http://schemas.microsoft.com/office/word/2010/wordprocessingInk" xmlns:wne="http://schemas.microsoft.com/office/word/2006/wordml" xmlns:wps="http://schemas.microsoft.com/office/word/2010/wordprocessingShape" mc:Ignorable="w14 w15 w16se w16cid w16 w16cex w16sdtdh w16sdtfl w16du wp14">
   <w:footnote w:type="separator" w:id="-1">
     <w:p>
       <w:r>
@@ -12110,7 +12584,7 @@
 </file>
 
 <file path=word/numbering.xml><?xml version="1.0" encoding="utf-8"?>
-<w:numbering xmlns:wpc="http://schemas.microsoft.com/office/word/2010/wordprocessingCanvas" xmlns:cx="http://schemas.microsoft.com/office/drawing/2014/chartex" xmlns:cx1="http://schemas.microsoft.com/office/drawing/2015/9/8/chartex" xmlns:cx2="http://schemas.microsoft.com/office/drawing/2015/10/21/chartex" xmlns:cx3="http://schemas.microsoft.com/office/drawing/2016/5/9/chartex" xmlns:cx4="http://schemas.microsoft.com/office/drawing/2016/5/10/chartex" xmlns:cx5="http://schemas.microsoft.com/office/drawing/2016/5/11/chartex" xmlns:cx6="http://schemas.microsoft.com/office/drawing/2016/5/12/chartex" xmlns:cx7="http://schemas.microsoft.com/office/drawing/2016/5/13/chartex" xmlns:cx8="http://schemas.microsoft.com/office/drawing/2016/5/14/chartex" xmlns:mc="http://schemas.openxmlformats.org/markup-compatibility/2006" xmlns:aink="http://schemas.microsoft.com/office/drawing/2016/ink" xmlns:am3d="http://schemas.microsoft.com/office/drawing/2017/model3d" xmlns:o="urn:schemas-microsoft-com:office:office" xmlns:oel="http://schemas.microsoft.com/office/2019/extlst" xmlns:r="http://schemas.openxmlformats.org/officeDocument/2006/relationships" xmlns:m="http://schemas.openxmlformats.org/officeDocument/2006/math" xmlns:v="urn:schemas-microsoft-com:vml" xmlns:wp14="http://schemas.microsoft.com/office/word/2010/wordprocessingDrawing" xmlns:wp="http://schemas.openxmlformats.org/drawingml/2006/wordprocessingDrawing" xmlns:w10="urn:schemas-microsoft-com:office:word" xmlns:w="http://schemas.openxmlformats.org/wordprocessingml/2006/main" xmlns:w14="http://schemas.microsoft.com/office/word/2010/wordml" xmlns:w15="http://schemas.microsoft.com/office/word/2012/wordml" xmlns:w16cex="http://schemas.microsoft.com/office/word/2018/wordml/cex" xmlns:w16cid="http://schemas.microsoft.com/office/word/2016/wordml/cid" xmlns:w16="http://schemas.microsoft.com/office/word/2018/wordml" xmlns:w16du="http://schemas.microsoft.com/office/word/2023/wordml/word16du" xmlns:w16sdtdh="http://schemas.microsoft.com/office/word/2020/wordml/sdtdatahash" xmlns:w16se="http://schemas.microsoft.com/office/word/2015/wordml/symex" xmlns:wpg="http://schemas.microsoft.com/office/word/2010/wordprocessingGroup" xmlns:wpi="http://schemas.microsoft.com/office/word/2010/wordprocessingInk" xmlns:wne="http://schemas.microsoft.com/office/word/2006/wordml" xmlns:wps="http://schemas.microsoft.com/office/word/2010/wordprocessingShape" mc:Ignorable="w14 w15 w16se w16cid w16 w16cex w16sdtdh w16du wp14">
+<w:numbering xmlns:wpc="http://schemas.microsoft.com/office/word/2010/wordprocessingCanvas" xmlns:cx="http://schemas.microsoft.com/office/drawing/2014/chartex" xmlns:cx1="http://schemas.microsoft.com/office/drawing/2015/9/8/chartex" xmlns:cx2="http://schemas.microsoft.com/office/drawing/2015/10/21/chartex" xmlns:cx3="http://schemas.microsoft.com/office/drawing/2016/5/9/chartex" xmlns:cx4="http://schemas.microsoft.com/office/drawing/2016/5/10/chartex" xmlns:cx5="http://schemas.microsoft.com/office/drawing/2016/5/11/chartex" xmlns:cx6="http://schemas.microsoft.com/office/drawing/2016/5/12/chartex" xmlns:cx7="http://schemas.microsoft.com/office/drawing/2016/5/13/chartex" xmlns:cx8="http://schemas.microsoft.com/office/drawing/2016/5/14/chartex" xmlns:mc="http://schemas.openxmlformats.org/markup-compatibility/2006" xmlns:aink="http://schemas.microsoft.com/office/drawing/2016/ink" xmlns:am3d="http://schemas.microsoft.com/office/drawing/2017/model3d" xmlns:o="urn:schemas-microsoft-com:office:office" xmlns:oel="http://schemas.microsoft.com/office/2019/extlst" xmlns:r="http://schemas.openxmlformats.org/officeDocument/2006/relationships" xmlns:m="http://schemas.openxmlformats.org/officeDocument/2006/math" xmlns:v="urn:schemas-microsoft-com:vml" xmlns:wp14="http://schemas.microsoft.com/office/word/2010/wordprocessingDrawing" xmlns:wp="http://schemas.openxmlformats.org/drawingml/2006/wordprocessingDrawing" xmlns:w10="urn:schemas-microsoft-com:office:word" xmlns:w="http://schemas.openxmlformats.org/wordprocessingml/2006/main" xmlns:w14="http://schemas.microsoft.com/office/word/2010/wordml" xmlns:w15="http://schemas.microsoft.com/office/word/2012/wordml" xmlns:w16cex="http://schemas.microsoft.com/office/word/2018/wordml/cex" xmlns:w16cid="http://schemas.microsoft.com/office/word/2016/wordml/cid" xmlns:w16="http://schemas.microsoft.com/office/word/2018/wordml" xmlns:w16du="http://schemas.microsoft.com/office/word/2023/wordml/word16du" xmlns:w16sdtdh="http://schemas.microsoft.com/office/word/2020/wordml/sdtdatahash" xmlns:w16sdtfl="http://schemas.microsoft.com/office/word/2024/wordml/sdtformatlock" xmlns:w16se="http://schemas.microsoft.com/office/word/2015/wordml/symex" xmlns:wpg="http://schemas.microsoft.com/office/word/2010/wordprocessingGroup" xmlns:wpi="http://schemas.microsoft.com/office/word/2010/wordprocessingInk" xmlns:wne="http://schemas.microsoft.com/office/word/2006/wordml" xmlns:wps="http://schemas.microsoft.com/office/word/2010/wordprocessingShape" mc:Ignorable="w14 w15 w16se w16cid w16 w16cex w16sdtdh w16sdtfl w16du wp14">
   <w:abstractNum w:abstractNumId="0" w15:restartNumberingAfterBreak="0">
     <w:nsid w:val="02D00230"/>
     <w:multiLevelType w:val="hybridMultilevel"/>
@@ -13104,7 +13578,7 @@
 </file>
 
 <file path=word/styles.xml><?xml version="1.0" encoding="utf-8"?>
-<w:styles xmlns:mc="http://schemas.openxmlformats.org/markup-compatibility/2006" xmlns:r="http://schemas.openxmlformats.org/officeDocument/2006/relationships" xmlns:w="http://schemas.openxmlformats.org/wordprocessingml/2006/main" xmlns:w14="http://schemas.microsoft.com/office/word/2010/wordml" xmlns:w15="http://schemas.microsoft.com/office/word/2012/wordml" xmlns:w16cex="http://schemas.microsoft.com/office/word/2018/wordml/cex" xmlns:w16cid="http://schemas.microsoft.com/office/word/2016/wordml/cid" xmlns:w16="http://schemas.microsoft.com/office/word/2018/wordml" xmlns:w16du="http://schemas.microsoft.com/office/word/2023/wordml/word16du" xmlns:w16sdtdh="http://schemas.microsoft.com/office/word/2020/wordml/sdtdatahash" xmlns:w16se="http://schemas.microsoft.com/office/word/2015/wordml/symex" mc:Ignorable="w14 w15 w16se w16cid w16 w16cex w16sdtdh w16du">
+<w:styles xmlns:mc="http://schemas.openxmlformats.org/markup-compatibility/2006" xmlns:r="http://schemas.openxmlformats.org/officeDocument/2006/relationships" xmlns:w="http://schemas.openxmlformats.org/wordprocessingml/2006/main" xmlns:w14="http://schemas.microsoft.com/office/word/2010/wordml" xmlns:w15="http://schemas.microsoft.com/office/word/2012/wordml" xmlns:w16cex="http://schemas.microsoft.com/office/word/2018/wordml/cex" xmlns:w16cid="http://schemas.microsoft.com/office/word/2016/wordml/cid" xmlns:w16="http://schemas.microsoft.com/office/word/2018/wordml" xmlns:w16du="http://schemas.microsoft.com/office/word/2023/wordml/word16du" xmlns:w16sdtdh="http://schemas.microsoft.com/office/word/2020/wordml/sdtdatahash" xmlns:w16sdtfl="http://schemas.microsoft.com/office/word/2024/wordml/sdtformatlock" xmlns:w16se="http://schemas.microsoft.com/office/word/2015/wordml/symex" mc:Ignorable="w14 w15 w16se w16cid w16 w16cex w16sdtdh w16sdtfl w16du">
   <w:docDefaults>
     <w:rPrDefault>
       <w:rPr>
@@ -13550,6 +14024,7 @@
   <w:style w:type="character" w:default="1" w:styleId="DefaultParagraphFont">
     <w:name w:val="Default Paragraph Font"/>
     <w:uiPriority w:val="1"/>
+    <w:semiHidden/>
     <w:unhideWhenUsed/>
   </w:style>
   <w:style w:type="table" w:default="1" w:styleId="TableNormal">

--- a/syllabus.docx
+++ b/syllabus.docx
@@ -1,6 +1,6 @@
 
 <file path=word/document.xml><?xml version="1.0" encoding="utf-8"?>
-<w:document xmlns:wpc="http://schemas.microsoft.com/office/word/2010/wordprocessingCanvas" xmlns:cx="http://schemas.microsoft.com/office/drawing/2014/chartex" xmlns:cx1="http://schemas.microsoft.com/office/drawing/2015/9/8/chartex" xmlns:cx2="http://schemas.microsoft.com/office/drawing/2015/10/21/chartex" xmlns:cx3="http://schemas.microsoft.com/office/drawing/2016/5/9/chartex" xmlns:cx4="http://schemas.microsoft.com/office/drawing/2016/5/10/chartex" xmlns:cx5="http://schemas.microsoft.com/office/drawing/2016/5/11/chartex" xmlns:cx6="http://schemas.microsoft.com/office/drawing/2016/5/12/chartex" xmlns:cx7="http://schemas.microsoft.com/office/drawing/2016/5/13/chartex" xmlns:cx8="http://schemas.microsoft.com/office/drawing/2016/5/14/chartex" xmlns:mc="http://schemas.openxmlformats.org/markup-compatibility/2006" xmlns:aink="http://schemas.microsoft.com/office/drawing/2016/ink" xmlns:am3d="http://schemas.microsoft.com/office/drawing/2017/model3d" xmlns:o="urn:schemas-microsoft-com:office:office" xmlns:oel="http://schemas.microsoft.com/office/2019/extlst" xmlns:r="http://schemas.openxmlformats.org/officeDocument/2006/relationships" xmlns:m="http://schemas.openxmlformats.org/officeDocument/2006/math" xmlns:v="urn:schemas-microsoft-com:vml" xmlns:wp14="http://schemas.microsoft.com/office/word/2010/wordprocessingDrawing" xmlns:wp="http://schemas.openxmlformats.org/drawingml/2006/wordprocessingDrawing" xmlns:w10="urn:schemas-microsoft-com:office:word" xmlns:w="http://schemas.openxmlformats.org/wordprocessingml/2006/main" xmlns:w14="http://schemas.microsoft.com/office/word/2010/wordml" xmlns:w15="http://schemas.microsoft.com/office/word/2012/wordml" xmlns:w16cex="http://schemas.microsoft.com/office/word/2018/wordml/cex" xmlns:w16cid="http://schemas.microsoft.com/office/word/2016/wordml/cid" xmlns:w16="http://schemas.microsoft.com/office/word/2018/wordml" xmlns:w16du="http://schemas.microsoft.com/office/word/2023/wordml/word16du" xmlns:w16sdtdh="http://schemas.microsoft.com/office/word/2020/wordml/sdtdatahash" xmlns:w16sdtfl="http://schemas.microsoft.com/office/word/2024/wordml/sdtformatlock" xmlns:w16se="http://schemas.microsoft.com/office/word/2015/wordml/symex" xmlns:wpg="http://schemas.microsoft.com/office/word/2010/wordprocessingGroup" xmlns:wpi="http://schemas.microsoft.com/office/word/2010/wordprocessingInk" xmlns:wne="http://schemas.microsoft.com/office/word/2006/wordml" xmlns:wps="http://schemas.microsoft.com/office/word/2010/wordprocessingShape" mc:Ignorable="w14 w15 w16se w16cid w16 w16cex w16sdtdh w16sdtfl w16du wp14">
+<w:document xmlns:wpc="http://schemas.microsoft.com/office/word/2010/wordprocessingCanvas" xmlns:cx="http://schemas.microsoft.com/office/drawing/2014/chartex" xmlns:cx1="http://schemas.microsoft.com/office/drawing/2015/9/8/chartex" xmlns:cx2="http://schemas.microsoft.com/office/drawing/2015/10/21/chartex" xmlns:cx3="http://schemas.microsoft.com/office/drawing/2016/5/9/chartex" xmlns:cx4="http://schemas.microsoft.com/office/drawing/2016/5/10/chartex" xmlns:cx5="http://schemas.microsoft.com/office/drawing/2016/5/11/chartex" xmlns:cx6="http://schemas.microsoft.com/office/drawing/2016/5/12/chartex" xmlns:cx7="http://schemas.microsoft.com/office/drawing/2016/5/13/chartex" xmlns:cx8="http://schemas.microsoft.com/office/drawing/2016/5/14/chartex" xmlns:mc="http://schemas.openxmlformats.org/markup-compatibility/2006" xmlns:m="http://schemas.openxmlformats.org/officeDocument/2006/math" xmlns:aink="http://schemas.microsoft.com/office/drawing/2016/ink" xmlns:am3d="http://schemas.microsoft.com/office/drawing/2017/model3d" xmlns:oel="http://schemas.microsoft.com/office/2019/extlst" xmlns:r="http://schemas.openxmlformats.org/officeDocument/2006/relationships" xmlns:wp14="http://schemas.microsoft.com/office/word/2010/wordprocessingDrawing" xmlns:wp="http://schemas.openxmlformats.org/drawingml/2006/wordprocessingDrawing" xmlns:wpg="http://schemas.microsoft.com/office/word/2010/wordprocessingGroup" xmlns:wpi="http://schemas.microsoft.com/office/word/2010/wordprocessingInk" xmlns:wps="http://schemas.microsoft.com/office/word/2010/wordprocessingShape" xmlns:o="urn:schemas-microsoft-com:office:office" xmlns:v="urn:schemas-microsoft-com:vml" xmlns:w10="urn:schemas-microsoft-com:office:word" xmlns:w="http://schemas.openxmlformats.org/wordprocessingml/2006/main" xmlns:w14="http://schemas.microsoft.com/office/word/2010/wordml" xmlns:w15="http://schemas.microsoft.com/office/word/2012/wordml" xmlns:w16cex="http://schemas.microsoft.com/office/word/2018/wordml/cex" xmlns:w16cid="http://schemas.microsoft.com/office/word/2016/wordml/cid" xmlns:w16="http://schemas.microsoft.com/office/word/2018/wordml" xmlns:w16sdtdh="http://schemas.microsoft.com/office/word/2020/wordml/sdtdatahash" xmlns:w16sdtfl="http://schemas.microsoft.com/office/word/2024/wordml/sdtformatlock" xmlns:w16se="http://schemas.microsoft.com/office/word/2015/wordml/symex" xmlns:w16du="http://schemas.microsoft.com/office/word/2023/wordml/word16du" xmlns:wne="http://schemas.microsoft.com/office/word/2006/wordml" mc:Ignorable="w14 w15 w16se w16cid w16 w16cex w16sdtdh w16sdtfl w16du wp14">
   <w:body>
     <w:p>
       <w:pPr>
@@ -43,7 +43,7 @@
     <w:p/>
     <w:tbl>
       <w:tblPr>
-        <w:tblW w:w="0" w:type="auto"/>
+        <w:tblW w:w="10192" w:type="dxa"/>
         <w:tblInd w:w="127" w:type="dxa"/>
         <w:tblLayout w:type="fixed"/>
         <w:tblCellMar>
@@ -53,17 +53,17 @@
         <w:tblLook w:val="01E0" w:firstRow="1" w:lastRow="1" w:firstColumn="1" w:lastColumn="1" w:noHBand="0" w:noVBand="0"/>
       </w:tblPr>
       <w:tblGrid>
-        <w:gridCol w:w="5003"/>
-        <w:gridCol w:w="2249"/>
-        <w:gridCol w:w="2438"/>
+        <w:gridCol w:w="5262"/>
+        <w:gridCol w:w="2366"/>
+        <w:gridCol w:w="2564"/>
       </w:tblGrid>
       <w:tr>
         <w:trPr>
-          <w:trHeight w:val="444"/>
+          <w:trHeight w:val="454"/>
         </w:trPr>
         <w:tc>
           <w:tcPr>
-            <w:tcW w:w="5003" w:type="dxa"/>
+            <w:tcW w:w="5262" w:type="dxa"/>
             <w:tcBorders>
               <w:top w:val="single" w:sz="4" w:space="0" w:color="000000"/>
             </w:tcBorders>
@@ -104,7 +104,7 @@
         </w:tc>
         <w:tc>
           <w:tcPr>
-            <w:tcW w:w="2249" w:type="dxa"/>
+            <w:tcW w:w="2366" w:type="dxa"/>
             <w:tcBorders>
               <w:top w:val="single" w:sz="4" w:space="0" w:color="000000"/>
             </w:tcBorders>
@@ -122,7 +122,7 @@
         </w:tc>
         <w:tc>
           <w:tcPr>
-            <w:tcW w:w="2438" w:type="dxa"/>
+            <w:tcW w:w="2564" w:type="dxa"/>
             <w:tcBorders>
               <w:top w:val="single" w:sz="4" w:space="0" w:color="000000"/>
             </w:tcBorders>
@@ -141,11 +141,11 @@
       </w:tr>
       <w:tr>
         <w:trPr>
-          <w:trHeight w:val="367"/>
+          <w:trHeight w:val="376"/>
         </w:trPr>
         <w:tc>
           <w:tcPr>
-            <w:tcW w:w="5003" w:type="dxa"/>
+            <w:tcW w:w="5262" w:type="dxa"/>
           </w:tcPr>
           <w:p>
             <w:pPr>
@@ -169,7 +169,7 @@
         </w:tc>
         <w:tc>
           <w:tcPr>
-            <w:tcW w:w="2249" w:type="dxa"/>
+            <w:tcW w:w="2366" w:type="dxa"/>
           </w:tcPr>
           <w:p>
             <w:pPr>
@@ -187,7 +187,7 @@
         </w:tc>
         <w:tc>
           <w:tcPr>
-            <w:tcW w:w="2438" w:type="dxa"/>
+            <w:tcW w:w="2564" w:type="dxa"/>
           </w:tcPr>
           <w:p>
             <w:pPr>
@@ -195,25 +195,35 @@
               <w:spacing w:before="30"/>
               <w:ind w:left="118"/>
             </w:pPr>
-            <w:hyperlink r:id="rId8" w:history="1">
-              <w:r>
-                <w:rPr>
-                  <w:rStyle w:val="Hyperlink"/>
-                  <w:w w:val="105"/>
-                </w:rPr>
-                <w:t>rmadhok@umn.edu</w:t>
-              </w:r>
-            </w:hyperlink>
+            <w:r>
+              <w:fldChar w:fldCharType="begin"/>
+            </w:r>
+            <w:r>
+              <w:instrText>HYPERLINK "mailto:rmadhok@umn.edu"</w:instrText>
+            </w:r>
+            <w:r>
+              <w:fldChar w:fldCharType="separate"/>
+            </w:r>
+            <w:r>
+              <w:rPr>
+                <w:rStyle w:val="Hyperlink"/>
+                <w:w w:val="105"/>
+              </w:rPr>
+              <w:t>rmadhok@umn.edu</w:t>
+            </w:r>
+            <w:r>
+              <w:fldChar w:fldCharType="end"/>
+            </w:r>
           </w:p>
         </w:tc>
       </w:tr>
       <w:tr>
         <w:trPr>
-          <w:trHeight w:val="411"/>
+          <w:trHeight w:val="421"/>
         </w:trPr>
         <w:tc>
           <w:tcPr>
-            <w:tcW w:w="5003" w:type="dxa"/>
+            <w:tcW w:w="5262" w:type="dxa"/>
             <w:tcBorders>
               <w:bottom w:val="single" w:sz="4" w:space="0" w:color="auto"/>
             </w:tcBorders>
@@ -234,7 +244,7 @@
         </w:tc>
         <w:tc>
           <w:tcPr>
-            <w:tcW w:w="2249" w:type="dxa"/>
+            <w:tcW w:w="2366" w:type="dxa"/>
             <w:tcBorders>
               <w:bottom w:val="single" w:sz="4" w:space="0" w:color="auto"/>
             </w:tcBorders>
@@ -261,7 +271,7 @@
         </w:tc>
         <w:tc>
           <w:tcPr>
-            <w:tcW w:w="2438" w:type="dxa"/>
+            <w:tcW w:w="2564" w:type="dxa"/>
             <w:tcBorders>
               <w:bottom w:val="single" w:sz="4" w:space="0" w:color="auto"/>
             </w:tcBorders>
@@ -276,19 +286,14 @@
                 <w:w w:val="105"/>
               </w:rPr>
             </w:pPr>
-            <w:r>
-              <w:rPr>
-                <w:color w:val="0000FF"/>
-                <w:w w:val="105"/>
-              </w:rPr>
-              <w:t xml:space="preserve">  </w:t>
-            </w:r>
+            <w:proofErr w:type="spellStart"/>
             <w:r>
               <w:rPr>
                 <w:w w:val="105"/>
               </w:rPr>
-              <w:t>T &amp; Th</w:t>
-            </w:r>
+              <w:t>T&amp;Th</w:t>
+            </w:r>
+            <w:proofErr w:type="spellEnd"/>
             <w:r>
               <w:rPr>
                 <w:w w:val="105"/>
@@ -299,7 +304,13 @@
               <w:rPr>
                 <w:w w:val="105"/>
               </w:rPr>
-              <w:t>12:00</w:t>
+              <w:t>1</w:t>
+            </w:r>
+            <w:r>
+              <w:rPr>
+                <w:w w:val="105"/>
+              </w:rPr>
+              <w:t>1:30am</w:t>
             </w:r>
             <w:r>
               <w:rPr>
@@ -311,13 +322,19 @@
               <w:rPr>
                 <w:w w:val="105"/>
               </w:rPr>
-              <w:t>1:00</w:t>
+              <w:t>12</w:t>
             </w:r>
             <w:r>
               <w:rPr>
                 <w:w w:val="105"/>
               </w:rPr>
-              <w:t>pm</w:t>
+              <w:t>:</w:t>
+            </w:r>
+            <w:r>
+              <w:rPr>
+                <w:w w:val="105"/>
+              </w:rPr>
+              <w:t>30pm</w:t>
             </w:r>
           </w:p>
         </w:tc>
@@ -423,7 +440,7 @@
       <w:r>
         <w:t xml:space="preserve"> </w:t>
       </w:r>
-      <w:hyperlink r:id="rId9" w:history="1">
+      <w:hyperlink r:id="rId8" w:history="1">
         <w:r>
           <w:rPr>
             <w:rStyle w:val="Hyperlink"/>
@@ -1121,7 +1138,21 @@
         <w:rPr>
           <w:w w:val="105"/>
         </w:rPr>
-        <w:t xml:space="preserve">) what makes a successful research question, and (ii) what passes for credible empirics </w:t>
+        <w:t xml:space="preserve">) what makes </w:t>
+      </w:r>
+      <w:proofErr w:type="gramStart"/>
+      <w:r>
+        <w:rPr>
+          <w:w w:val="105"/>
+        </w:rPr>
+        <w:t>a successful research</w:t>
+      </w:r>
+      <w:proofErr w:type="gramEnd"/>
+      <w:r>
+        <w:rPr>
+          <w:w w:val="105"/>
+        </w:rPr>
+        <w:t xml:space="preserve"> question, and (ii) what passes for credible empirics </w:t>
       </w:r>
       <w:r>
         <w:rPr>
@@ -1169,7 +1200,7 @@
       <w:pPr>
         <w:pStyle w:val="BodyText"/>
         <w:spacing w:before="235" w:line="280" w:lineRule="auto"/>
-        <w:ind w:left="120" w:right="458"/>
+        <w:ind w:right="458"/>
         <w:rPr>
           <w:w w:val="105"/>
         </w:rPr>
@@ -1246,14 +1277,14 @@
         <w:rPr>
           <w:w w:val="105"/>
         </w:rPr>
-        <w:t xml:space="preserve">If you are unsure whether you </w:t>
+        <w:t xml:space="preserve">If you are unsure whether you are </w:t>
       </w:r>
       <w:r>
         <w:rPr>
           <w:w w:val="105"/>
         </w:rPr>
         <w:lastRenderedPageBreak/>
-        <w:t xml:space="preserve">are sufficiently prepared, please email me. </w:t>
+        <w:t xml:space="preserve">sufficiently prepared, please email me. </w:t>
       </w:r>
       <w:r>
         <w:rPr>
@@ -1842,7 +1873,7 @@
         </w:rPr>
         <w:t xml:space="preserve">. See the </w:t>
       </w:r>
-      <w:hyperlink r:id="rId10" w:history="1">
+      <w:hyperlink r:id="rId9" w:history="1">
         <w:r>
           <w:rPr>
             <w:rStyle w:val="Hyperlink"/>
@@ -1896,6 +1927,36 @@
         <w:rPr>
           <w:b/>
         </w:rPr>
+        <w:t>1</w:t>
+      </w:r>
+      <w:r>
+        <w:rPr>
+          <w:b/>
+        </w:rPr>
+        <w:t>1</w:t>
+      </w:r>
+      <w:r>
+        <w:rPr>
+          <w:b/>
+        </w:rPr>
+        <w:t>:</w:t>
+      </w:r>
+      <w:r>
+        <w:rPr>
+          <w:b/>
+        </w:rPr>
+        <w:t>30a</w:t>
+      </w:r>
+      <w:r>
+        <w:rPr>
+          <w:b/>
+        </w:rPr>
+        <w:t>m-</w:t>
+      </w:r>
+      <w:r>
+        <w:rPr>
+          <w:b/>
+        </w:rPr>
         <w:t>12</w:t>
       </w:r>
       <w:r>
@@ -1908,19 +1969,7 @@
         <w:rPr>
           <w:b/>
         </w:rPr>
-        <w:t>00</w:t>
-      </w:r>
-      <w:r>
-        <w:rPr>
-          <w:b/>
-        </w:rPr>
-        <w:t>pm-</w:t>
-      </w:r>
-      <w:r>
-        <w:rPr>
-          <w:b/>
-        </w:rPr>
-        <w:t>1:00</w:t>
+        <w:t>30</w:t>
       </w:r>
       <w:r>
         <w:rPr>
@@ -1962,7 +2011,7 @@
         </w:rPr>
         <w:t xml:space="preserve">All course material, including lecture slides and assignment instructions will be posted on the </w:t>
       </w:r>
-      <w:hyperlink r:id="rId11" w:history="1">
+      <w:hyperlink r:id="rId10" w:history="1">
         <w:r>
           <w:rPr>
             <w:rStyle w:val="Hyperlink"/>
@@ -2036,7 +2085,7 @@
         </w:rPr>
         <w:t xml:space="preserve">at </w:t>
       </w:r>
-      <w:hyperlink r:id="rId12" w:history="1">
+      <w:hyperlink r:id="rId11" w:history="1">
         <w:r>
           <w:rPr>
             <w:rStyle w:val="Hyperlink"/>
@@ -2897,7 +2946,7 @@
         </w:rPr>
         <w:t xml:space="preserve"> </w:t>
       </w:r>
-      <w:hyperlink r:id="rId13" w:history="1">
+      <w:hyperlink r:id="rId12" w:history="1">
         <w:r>
           <w:rPr>
             <w:rStyle w:val="Hyperlink"/>
@@ -3058,94 +3107,93 @@
           <w:w w:val="105"/>
           <w:lang w:val="en-US"/>
         </w:rPr>
-        <w:t xml:space="preserve">GenAI tools are not substitutes for your intellectual effort or scholarly expression. Active engagement with course materials, critical thinking and </w:t>
+        <w:t>GenAI tools are not substitutes for your intellectual effort or scholarly expression. Active engagement with course materials, critical thinking and judgment, and expression of original ideas should never be outsourced to technology.</w:t>
       </w:r>
       <w:r>
         <w:rPr>
           <w:w w:val="105"/>
           <w:lang w:val="en-US"/>
         </w:rPr>
+        <w:t xml:space="preserve"> </w:t>
+      </w:r>
+      <w:r>
+        <w:rPr>
+          <w:b/>
+          <w:bCs/>
+          <w:w w:val="105"/>
+        </w:rPr>
+        <w:t> </w:t>
+      </w:r>
+      <w:r>
+        <w:rPr>
+          <w:w w:val="105"/>
+        </w:rPr>
+        <w:t xml:space="preserve">Specific </w:t>
+      </w:r>
+      <w:r>
+        <w:rPr>
+          <w:w w:val="105"/>
+        </w:rPr>
         <w:lastRenderedPageBreak/>
-        <w:t>judgment, and expression of original ideas should never be outsourced to technology.</w:t>
-      </w:r>
-      <w:r>
+        <w:t xml:space="preserve">examples of prohibited uses include research idea generation, </w:t>
+      </w:r>
+      <w:r>
+        <w:rPr>
+          <w:w w:val="105"/>
+        </w:rPr>
+        <w:t xml:space="preserve">construction of economic models, </w:t>
+      </w:r>
+      <w:r>
+        <w:rPr>
+          <w:w w:val="105"/>
+        </w:rPr>
+        <w:t>and paper critiques</w:t>
+      </w:r>
+      <w:r>
+        <w:rPr>
+          <w:w w:val="105"/>
+        </w:rPr>
+        <w:t xml:space="preserve"> for assignments</w:t>
+      </w:r>
+      <w:r>
+        <w:rPr>
+          <w:w w:val="105"/>
+        </w:rPr>
+        <w:t>.</w:t>
+      </w:r>
+      <w:r>
+        <w:rPr>
+          <w:b/>
+          <w:bCs/>
+          <w:w w:val="105"/>
+        </w:rPr>
+        <w:t xml:space="preserve"> </w:t>
+      </w:r>
+    </w:p>
+    <w:p>
+      <w:pPr>
+        <w:rPr>
+          <w:b/>
+          <w:bCs/>
+          <w:w w:val="105"/>
+        </w:rPr>
+      </w:pPr>
+    </w:p>
+    <w:p>
+      <w:pPr>
         <w:rPr>
           <w:w w:val="105"/>
           <w:lang w:val="en-US"/>
         </w:rPr>
-        <w:t xml:space="preserve"> </w:t>
-      </w:r>
-      <w:r>
-        <w:rPr>
-          <w:b/>
-          <w:bCs/>
-          <w:w w:val="105"/>
-        </w:rPr>
-        <w:t> </w:t>
-      </w:r>
-      <w:r>
-        <w:rPr>
-          <w:w w:val="105"/>
-        </w:rPr>
-        <w:t xml:space="preserve">Specific examples of prohibited uses include research idea generation, </w:t>
-      </w:r>
-      <w:r>
-        <w:rPr>
-          <w:w w:val="105"/>
-        </w:rPr>
-        <w:t xml:space="preserve">construction of economic models, </w:t>
-      </w:r>
-      <w:r>
-        <w:rPr>
-          <w:w w:val="105"/>
-        </w:rPr>
-        <w:t>and paper critiques</w:t>
-      </w:r>
-      <w:r>
-        <w:rPr>
-          <w:w w:val="105"/>
-        </w:rPr>
-        <w:t xml:space="preserve"> for assignments</w:t>
-      </w:r>
-      <w:r>
-        <w:rPr>
-          <w:w w:val="105"/>
-        </w:rPr>
-        <w:t>.</w:t>
-      </w:r>
-      <w:r>
-        <w:rPr>
-          <w:b/>
-          <w:bCs/>
-          <w:w w:val="105"/>
-        </w:rPr>
-        <w:t xml:space="preserve"> </w:t>
-      </w:r>
-    </w:p>
-    <w:p>
-      <w:pPr>
-        <w:rPr>
-          <w:b/>
-          <w:bCs/>
-          <w:w w:val="105"/>
-        </w:rPr>
-      </w:pPr>
-    </w:p>
-    <w:p>
-      <w:pPr>
+      </w:pPr>
+      <w:r>
         <w:rPr>
           <w:w w:val="105"/>
           <w:lang w:val="en-US"/>
         </w:rPr>
-      </w:pPr>
-      <w:r>
-        <w:rPr>
-          <w:w w:val="105"/>
-          <w:lang w:val="en-US"/>
-        </w:rPr>
         <w:t>Any violation of this is subject to the UMN’s Scholastic Dishonesty policy included in the Board of Regents:</w:t>
       </w:r>
-      <w:hyperlink r:id="rId14" w:history="1">
+      <w:hyperlink r:id="rId13" w:history="1">
         <w:r>
           <w:rPr>
             <w:rStyle w:val="Hyperlink"/>
@@ -3214,7 +3262,7 @@
         </w:rPr>
         <w:t>In addition, the incident will be reported to the </w:t>
       </w:r>
-      <w:hyperlink r:id="rId15" w:history="1">
+      <w:hyperlink r:id="rId14" w:history="1">
         <w:r>
           <w:rPr>
             <w:rStyle w:val="Hyperlink"/>
@@ -3254,7 +3302,7 @@
         </w:rPr>
         <w:t>Additionally, the </w:t>
       </w:r>
-      <w:hyperlink r:id="rId16" w:history="1">
+      <w:hyperlink r:id="rId15" w:history="1">
         <w:r>
           <w:rPr>
             <w:rStyle w:val="Hyperlink"/>
@@ -3745,7 +3793,7 @@
               <w:rPr>
                 <w:vertAlign w:val="superscript"/>
               </w:rPr>
-              <w:t>nd</w:t>
+              <w:t>st</w:t>
             </w:r>
             <w:r>
               <w:t xml:space="preserve"> and </w:t>
@@ -4263,7 +4311,7 @@
         </w:rPr>
         <w:t xml:space="preserve"> Details and instructions for each assignment are provided on the </w:t>
       </w:r>
-      <w:hyperlink r:id="rId17" w:history="1">
+      <w:hyperlink r:id="rId16" w:history="1">
         <w:r>
           <w:rPr>
             <w:rStyle w:val="Hyperlink"/>
@@ -4372,7 +4420,14 @@
         <w:rPr>
           <w:w w:val="105"/>
         </w:rPr>
-        <w:t>At the start of the</w:t>
+        <w:t xml:space="preserve">At the start of </w:t>
+      </w:r>
+      <w:proofErr w:type="gramStart"/>
+      <w:r>
+        <w:rPr>
+          <w:w w:val="105"/>
+        </w:rPr>
+        <w:t>the</w:t>
       </w:r>
       <w:r>
         <w:rPr>
@@ -4388,6 +4443,7 @@
         </w:rPr>
         <w:t>every</w:t>
       </w:r>
+      <w:proofErr w:type="gramEnd"/>
       <w:r>
         <w:rPr>
           <w:w w:val="105"/>
@@ -4502,7 +4558,21 @@
         <w:rPr>
           <w:w w:val="105"/>
         </w:rPr>
-        <w:t xml:space="preserve"> The goal of these presentations is to help read a paper quickly and talk intelligently about it, which is something you will do a lot in your career. You therefore do not need to read the paper inside in out. As long as you can summarize the question, contribution, results, and identification strategy, that is enough.</w:t>
+        <w:t xml:space="preserve"> The goal of these presentations is to help read a paper quickly and talk intelligently about it, which is something you will do a lot in your career. You therefore do not need to read the paper inside in out. </w:t>
+      </w:r>
+      <w:proofErr w:type="gramStart"/>
+      <w:r>
+        <w:rPr>
+          <w:w w:val="105"/>
+        </w:rPr>
+        <w:t>As long as</w:t>
+      </w:r>
+      <w:proofErr w:type="gramEnd"/>
+      <w:r>
+        <w:rPr>
+          <w:w w:val="105"/>
+        </w:rPr>
+        <w:t xml:space="preserve"> you can summarize the question, contribution, results, and identification strategy, that is enough.</w:t>
       </w:r>
     </w:p>
     <w:p>
@@ -5666,18 +5736,568 @@
         <w:pStyle w:val="BodyText"/>
         <w:spacing w:before="182" w:line="280" w:lineRule="auto"/>
         <w:ind w:left="120"/>
-        <w:rPr>
-          <w:w w:val="105"/>
-        </w:rPr>
-      </w:pPr>
-      <w:r>
-        <w:rPr>
-          <w:w w:val="105"/>
-        </w:rPr>
+      </w:pPr>
+      <w:r>
+        <w:t xml:space="preserve">Because this is a small PhD-level course, I expect regular attendance and active engagement. Participation is worth 10 points, with </w:t>
+      </w:r>
+      <w:r>
+        <w:rPr>
+          <w:rStyle w:val="Strong"/>
+        </w:rPr>
+        <w:t>7 points based on attendance</w:t>
+      </w:r>
+      <w:r>
+        <w:t xml:space="preserve"> and </w:t>
+      </w:r>
+      <w:r>
+        <w:rPr>
+          <w:rStyle w:val="Strong"/>
+        </w:rPr>
+        <w:t>3 points based on engagement throughout the semester</w:t>
+      </w:r>
+      <w:r>
+        <w:t xml:space="preserve">. Attendance points are assigned according to the tiered </w:t>
+      </w:r>
+      <w:r>
         <w:lastRenderedPageBreak/>
-        <w:t xml:space="preserve">Because this is a small PhD-level course, I expect active engagement in lectures, which can take the form of asking questions during class time, providing feedback during peer presentations, or talking to me after class. Coming to my office hours is also considered participation. </w:t>
-      </w:r>
-    </w:p>
+        <w:t>schedule in the table below. Engagement can take the form of asking or answering questions during class, contributing to class discussions, providing feedback during peer presentations, or discussing course material with me after class or during office hours.</w:t>
+      </w:r>
+      <w:r>
+        <w:br/>
+      </w:r>
+    </w:p>
+    <w:tbl>
+      <w:tblPr>
+        <w:tblStyle w:val="TableGrid"/>
+        <w:tblW w:w="0" w:type="auto"/>
+        <w:jc w:val="center"/>
+        <w:tblLook w:val="04A0" w:firstRow="1" w:lastRow="0" w:firstColumn="1" w:lastColumn="0" w:noHBand="0" w:noVBand="1"/>
+      </w:tblPr>
+      <w:tblGrid>
+        <w:gridCol w:w="2398"/>
+        <w:gridCol w:w="2126"/>
+        <w:gridCol w:w="2552"/>
+      </w:tblGrid>
+      <w:tr>
+        <w:trPr>
+          <w:trHeight w:val="351"/>
+          <w:jc w:val="center"/>
+        </w:trPr>
+        <w:tc>
+          <w:tcPr>
+            <w:tcW w:w="2398" w:type="dxa"/>
+          </w:tcPr>
+          <w:p>
+            <w:pPr>
+              <w:pStyle w:val="BodyText"/>
+              <w:spacing w:before="182" w:line="240" w:lineRule="auto"/>
+              <w:rPr>
+                <w:b/>
+                <w:bCs/>
+                <w:w w:val="105"/>
+              </w:rPr>
+            </w:pPr>
+            <w:r>
+              <w:rPr>
+                <w:b/>
+                <w:bCs/>
+                <w:w w:val="105"/>
+              </w:rPr>
+              <w:t>Classes attended</w:t>
+            </w:r>
+          </w:p>
+        </w:tc>
+        <w:tc>
+          <w:tcPr>
+            <w:tcW w:w="2126" w:type="dxa"/>
+          </w:tcPr>
+          <w:p>
+            <w:pPr>
+              <w:pStyle w:val="BodyText"/>
+              <w:spacing w:before="182" w:line="240" w:lineRule="auto"/>
+              <w:rPr>
+                <w:b/>
+                <w:bCs/>
+                <w:w w:val="105"/>
+              </w:rPr>
+            </w:pPr>
+            <w:r>
+              <w:rPr>
+                <w:b/>
+                <w:bCs/>
+                <w:w w:val="105"/>
+              </w:rPr>
+              <w:t>Classes missed</w:t>
+            </w:r>
+          </w:p>
+        </w:tc>
+        <w:tc>
+          <w:tcPr>
+            <w:tcW w:w="2552" w:type="dxa"/>
+          </w:tcPr>
+          <w:p>
+            <w:pPr>
+              <w:pStyle w:val="BodyText"/>
+              <w:spacing w:before="182" w:line="240" w:lineRule="auto"/>
+              <w:rPr>
+                <w:b/>
+                <w:bCs/>
+                <w:w w:val="105"/>
+              </w:rPr>
+            </w:pPr>
+            <w:r>
+              <w:rPr>
+                <w:b/>
+                <w:bCs/>
+                <w:w w:val="105"/>
+              </w:rPr>
+              <w:t>Participation grade</w:t>
+            </w:r>
+          </w:p>
+        </w:tc>
+      </w:tr>
+      <w:tr>
+        <w:trPr>
+          <w:trHeight w:val="198"/>
+          <w:jc w:val="center"/>
+        </w:trPr>
+        <w:tc>
+          <w:tcPr>
+            <w:tcW w:w="2398" w:type="dxa"/>
+          </w:tcPr>
+          <w:p>
+            <w:pPr>
+              <w:pStyle w:val="BodyText"/>
+              <w:spacing w:before="182" w:line="240" w:lineRule="auto"/>
+              <w:rPr>
+                <w:w w:val="105"/>
+              </w:rPr>
+            </w:pPr>
+            <w:r>
+              <w:rPr>
+                <w:w w:val="105"/>
+              </w:rPr>
+              <w:t>12-14</w:t>
+            </w:r>
+          </w:p>
+        </w:tc>
+        <w:tc>
+          <w:tcPr>
+            <w:tcW w:w="2126" w:type="dxa"/>
+          </w:tcPr>
+          <w:p>
+            <w:pPr>
+              <w:pStyle w:val="BodyText"/>
+              <w:spacing w:before="182" w:line="240" w:lineRule="auto"/>
+              <w:rPr>
+                <w:w w:val="105"/>
+              </w:rPr>
+            </w:pPr>
+            <w:r>
+              <w:rPr>
+                <w:w w:val="105"/>
+              </w:rPr>
+              <w:t>0-2</w:t>
+            </w:r>
+          </w:p>
+        </w:tc>
+        <w:tc>
+          <w:tcPr>
+            <w:tcW w:w="2552" w:type="dxa"/>
+          </w:tcPr>
+          <w:p>
+            <w:pPr>
+              <w:pStyle w:val="BodyText"/>
+              <w:spacing w:before="182" w:line="240" w:lineRule="auto"/>
+              <w:rPr>
+                <w:w w:val="105"/>
+              </w:rPr>
+            </w:pPr>
+            <w:r>
+              <w:rPr>
+                <w:w w:val="105"/>
+              </w:rPr>
+              <w:t>7/7</w:t>
+            </w:r>
+          </w:p>
+        </w:tc>
+      </w:tr>
+      <w:tr>
+        <w:trPr>
+          <w:trHeight w:val="351"/>
+          <w:jc w:val="center"/>
+        </w:trPr>
+        <w:tc>
+          <w:tcPr>
+            <w:tcW w:w="2398" w:type="dxa"/>
+          </w:tcPr>
+          <w:p>
+            <w:pPr>
+              <w:pStyle w:val="BodyText"/>
+              <w:spacing w:before="182" w:line="240" w:lineRule="auto"/>
+              <w:rPr>
+                <w:w w:val="105"/>
+              </w:rPr>
+            </w:pPr>
+            <w:r>
+              <w:rPr>
+                <w:w w:val="105"/>
+              </w:rPr>
+              <w:t>9-11</w:t>
+            </w:r>
+          </w:p>
+        </w:tc>
+        <w:tc>
+          <w:tcPr>
+            <w:tcW w:w="2126" w:type="dxa"/>
+          </w:tcPr>
+          <w:p>
+            <w:pPr>
+              <w:pStyle w:val="BodyText"/>
+              <w:spacing w:before="182" w:line="240" w:lineRule="auto"/>
+              <w:rPr>
+                <w:w w:val="105"/>
+              </w:rPr>
+            </w:pPr>
+            <w:r>
+              <w:rPr>
+                <w:w w:val="105"/>
+              </w:rPr>
+              <w:t>3-5</w:t>
+            </w:r>
+          </w:p>
+        </w:tc>
+        <w:tc>
+          <w:tcPr>
+            <w:tcW w:w="2552" w:type="dxa"/>
+          </w:tcPr>
+          <w:p>
+            <w:pPr>
+              <w:pStyle w:val="BodyText"/>
+              <w:spacing w:before="182" w:line="240" w:lineRule="auto"/>
+              <w:rPr>
+                <w:w w:val="105"/>
+              </w:rPr>
+            </w:pPr>
+            <w:r>
+              <w:rPr>
+                <w:w w:val="105"/>
+              </w:rPr>
+              <w:t>5/7</w:t>
+            </w:r>
+          </w:p>
+        </w:tc>
+      </w:tr>
+      <w:tr>
+        <w:trPr>
+          <w:trHeight w:val="360"/>
+          <w:jc w:val="center"/>
+        </w:trPr>
+        <w:tc>
+          <w:tcPr>
+            <w:tcW w:w="2398" w:type="dxa"/>
+          </w:tcPr>
+          <w:p>
+            <w:pPr>
+              <w:pStyle w:val="BodyText"/>
+              <w:spacing w:before="182" w:line="240" w:lineRule="auto"/>
+              <w:rPr>
+                <w:w w:val="105"/>
+              </w:rPr>
+            </w:pPr>
+            <w:r>
+              <w:rPr>
+                <w:w w:val="105"/>
+              </w:rPr>
+              <w:t>6-8</w:t>
+            </w:r>
+          </w:p>
+        </w:tc>
+        <w:tc>
+          <w:tcPr>
+            <w:tcW w:w="2126" w:type="dxa"/>
+          </w:tcPr>
+          <w:p>
+            <w:pPr>
+              <w:pStyle w:val="BodyText"/>
+              <w:spacing w:before="182" w:line="240" w:lineRule="auto"/>
+              <w:rPr>
+                <w:w w:val="105"/>
+              </w:rPr>
+            </w:pPr>
+            <w:r>
+              <w:rPr>
+                <w:w w:val="105"/>
+              </w:rPr>
+              <w:t>6-8</w:t>
+            </w:r>
+          </w:p>
+        </w:tc>
+        <w:tc>
+          <w:tcPr>
+            <w:tcW w:w="2552" w:type="dxa"/>
+          </w:tcPr>
+          <w:p>
+            <w:pPr>
+              <w:pStyle w:val="BodyText"/>
+              <w:spacing w:before="182" w:line="240" w:lineRule="auto"/>
+              <w:rPr>
+                <w:w w:val="105"/>
+              </w:rPr>
+            </w:pPr>
+            <w:r>
+              <w:rPr>
+                <w:w w:val="105"/>
+              </w:rPr>
+              <w:t>3/7</w:t>
+            </w:r>
+          </w:p>
+        </w:tc>
+      </w:tr>
+      <w:tr>
+        <w:trPr>
+          <w:trHeight w:val="351"/>
+          <w:jc w:val="center"/>
+        </w:trPr>
+        <w:tc>
+          <w:tcPr>
+            <w:tcW w:w="2398" w:type="dxa"/>
+          </w:tcPr>
+          <w:p>
+            <w:pPr>
+              <w:pStyle w:val="BodyText"/>
+              <w:spacing w:before="182" w:line="240" w:lineRule="auto"/>
+              <w:rPr>
+                <w:w w:val="105"/>
+              </w:rPr>
+            </w:pPr>
+            <w:r>
+              <w:rPr>
+                <w:w w:val="105"/>
+              </w:rPr>
+              <w:t>3-5</w:t>
+            </w:r>
+          </w:p>
+        </w:tc>
+        <w:tc>
+          <w:tcPr>
+            <w:tcW w:w="2126" w:type="dxa"/>
+          </w:tcPr>
+          <w:p>
+            <w:pPr>
+              <w:pStyle w:val="BodyText"/>
+              <w:spacing w:before="182" w:line="240" w:lineRule="auto"/>
+              <w:rPr>
+                <w:w w:val="105"/>
+              </w:rPr>
+            </w:pPr>
+            <w:r>
+              <w:rPr>
+                <w:w w:val="105"/>
+              </w:rPr>
+              <w:t>9-11</w:t>
+            </w:r>
+          </w:p>
+        </w:tc>
+        <w:tc>
+          <w:tcPr>
+            <w:tcW w:w="2552" w:type="dxa"/>
+          </w:tcPr>
+          <w:p>
+            <w:pPr>
+              <w:pStyle w:val="BodyText"/>
+              <w:spacing w:before="182" w:line="240" w:lineRule="auto"/>
+              <w:rPr>
+                <w:w w:val="105"/>
+              </w:rPr>
+            </w:pPr>
+            <w:r>
+              <w:rPr>
+                <w:w w:val="105"/>
+              </w:rPr>
+              <w:t>1/7</w:t>
+            </w:r>
+          </w:p>
+        </w:tc>
+      </w:tr>
+      <w:tr>
+        <w:trPr>
+          <w:trHeight w:val="351"/>
+          <w:jc w:val="center"/>
+        </w:trPr>
+        <w:tc>
+          <w:tcPr>
+            <w:tcW w:w="2398" w:type="dxa"/>
+          </w:tcPr>
+          <w:p>
+            <w:pPr>
+              <w:pStyle w:val="BodyText"/>
+              <w:spacing w:before="182" w:line="240" w:lineRule="auto"/>
+              <w:rPr>
+                <w:w w:val="105"/>
+              </w:rPr>
+            </w:pPr>
+            <w:r>
+              <w:rPr>
+                <w:w w:val="105"/>
+              </w:rPr>
+              <w:t>0-2</w:t>
+            </w:r>
+          </w:p>
+        </w:tc>
+        <w:tc>
+          <w:tcPr>
+            <w:tcW w:w="2126" w:type="dxa"/>
+          </w:tcPr>
+          <w:p>
+            <w:pPr>
+              <w:pStyle w:val="BodyText"/>
+              <w:spacing w:before="182" w:line="240" w:lineRule="auto"/>
+              <w:rPr>
+                <w:w w:val="105"/>
+              </w:rPr>
+            </w:pPr>
+            <w:r>
+              <w:rPr>
+                <w:w w:val="105"/>
+              </w:rPr>
+              <w:t>12-14</w:t>
+            </w:r>
+          </w:p>
+        </w:tc>
+        <w:tc>
+          <w:tcPr>
+            <w:tcW w:w="2552" w:type="dxa"/>
+          </w:tcPr>
+          <w:p>
+            <w:pPr>
+              <w:pStyle w:val="BodyText"/>
+              <w:spacing w:before="182" w:line="240" w:lineRule="auto"/>
+              <w:rPr>
+                <w:w w:val="105"/>
+              </w:rPr>
+            </w:pPr>
+            <w:r>
+              <w:rPr>
+                <w:w w:val="105"/>
+              </w:rPr>
+              <w:t>0/7</w:t>
+            </w:r>
+          </w:p>
+        </w:tc>
+      </w:tr>
+      <w:tr>
+        <w:trPr>
+          <w:trHeight w:val="348"/>
+          <w:jc w:val="center"/>
+        </w:trPr>
+        <w:tc>
+          <w:tcPr>
+            <w:tcW w:w="4524" w:type="dxa"/>
+            <w:gridSpan w:val="2"/>
+          </w:tcPr>
+          <w:p>
+            <w:pPr>
+              <w:pStyle w:val="BodyText"/>
+              <w:spacing w:before="182" w:line="240" w:lineRule="auto"/>
+              <w:rPr>
+                <w:b/>
+                <w:bCs/>
+                <w:w w:val="105"/>
+              </w:rPr>
+            </w:pPr>
+            <w:r>
+              <w:rPr>
+                <w:b/>
+                <w:bCs/>
+                <w:w w:val="105"/>
+              </w:rPr>
+              <w:t>Engagement points</w:t>
+            </w:r>
+          </w:p>
+        </w:tc>
+        <w:tc>
+          <w:tcPr>
+            <w:tcW w:w="2552" w:type="dxa"/>
+          </w:tcPr>
+          <w:p>
+            <w:pPr>
+              <w:pStyle w:val="BodyText"/>
+              <w:spacing w:before="182" w:line="240" w:lineRule="auto"/>
+              <w:rPr>
+                <w:w w:val="105"/>
+              </w:rPr>
+            </w:pPr>
+            <w:r>
+              <w:rPr>
+                <w:w w:val="105"/>
+              </w:rPr>
+              <w:t>+3</w:t>
+            </w:r>
+          </w:p>
+        </w:tc>
+      </w:tr>
+      <w:tr>
+        <w:trPr>
+          <w:trHeight w:val="351"/>
+          <w:jc w:val="center"/>
+        </w:trPr>
+        <w:tc>
+          <w:tcPr>
+            <w:tcW w:w="2398" w:type="dxa"/>
+          </w:tcPr>
+          <w:p>
+            <w:pPr>
+              <w:pStyle w:val="BodyText"/>
+              <w:spacing w:before="182" w:line="240" w:lineRule="auto"/>
+              <w:rPr>
+                <w:w w:val="105"/>
+              </w:rPr>
+            </w:pPr>
+            <w:r>
+              <w:rPr>
+                <w:w w:val="105"/>
+              </w:rPr>
+              <w:t>Total</w:t>
+            </w:r>
+          </w:p>
+        </w:tc>
+        <w:tc>
+          <w:tcPr>
+            <w:tcW w:w="2126" w:type="dxa"/>
+          </w:tcPr>
+          <w:p>
+            <w:pPr>
+              <w:pStyle w:val="BodyText"/>
+              <w:spacing w:before="182" w:line="240" w:lineRule="auto"/>
+              <w:rPr>
+                <w:w w:val="105"/>
+              </w:rPr>
+            </w:pPr>
+          </w:p>
+        </w:tc>
+        <w:tc>
+          <w:tcPr>
+            <w:tcW w:w="2552" w:type="dxa"/>
+          </w:tcPr>
+          <w:p>
+            <w:pPr>
+              <w:pStyle w:val="BodyText"/>
+              <w:spacing w:before="182" w:line="240" w:lineRule="auto"/>
+              <w:rPr>
+                <w:w w:val="105"/>
+              </w:rPr>
+            </w:pPr>
+            <w:r>
+              <w:rPr>
+                <w:w w:val="105"/>
+              </w:rPr>
+              <w:t>10/10</w:t>
+            </w:r>
+          </w:p>
+        </w:tc>
+      </w:tr>
+    </w:tbl>
     <w:p>
       <w:pPr>
         <w:pStyle w:val="BodyText"/>
@@ -6072,7 +6692,13 @@
               <w:ind w:left="0"/>
             </w:pPr>
             <w:r>
-              <w:t xml:space="preserve"> Income effects</w:t>
+              <w:t xml:space="preserve"> </w:t>
+            </w:r>
+            <w:r>
+              <w:t xml:space="preserve">Framework + </w:t>
+            </w:r>
+            <w:r>
+              <w:t>Income effects</w:t>
             </w:r>
           </w:p>
         </w:tc>
@@ -6840,7 +7466,7 @@
               <w:pStyle w:val="TableParagraph"/>
             </w:pPr>
             <w:r>
-              <w:t>STUDENTS CHOOSE</w:t>
+              <w:t>TBD</w:t>
             </w:r>
           </w:p>
         </w:tc>
@@ -6856,12 +7482,6 @@
             </w:pPr>
             <w:r>
               <w:t xml:space="preserve"> </w:t>
-            </w:r>
-            <w:r>
-              <w:t>Firms</w:t>
-            </w:r>
-            <w:r>
-              <w:t xml:space="preserve"> or Migration</w:t>
             </w:r>
           </w:p>
         </w:tc>
@@ -7027,7 +7647,7 @@
         <w:pStyle w:val="BodyText"/>
         <w:spacing w:before="182" w:line="280" w:lineRule="auto"/>
         <w:sectPr>
-          <w:footerReference w:type="default" r:id="rId18"/>
+          <w:footerReference w:type="default" r:id="rId17"/>
           <w:type w:val="continuous"/>
           <w:pgSz w:w="12240" w:h="15840"/>
           <w:pgMar w:top="1200" w:right="980" w:bottom="1040" w:left="1320" w:header="720" w:footer="848" w:gutter="0"/>
@@ -7573,24 +8193,6 @@
         </w:rPr>
         <w:t xml:space="preserve"> 106, no. 6 (2016): 1366-1401. </w:t>
       </w:r>
-      <w:r>
-        <w:rPr>
-          <w:b/>
-          <w:bCs/>
-          <w:color w:val="000000" w:themeColor="text1"/>
-          <w:shd w:val="clear" w:color="auto" w:fill="FFFFFF"/>
-        </w:rPr>
-        <w:t>(</w:t>
-      </w:r>
-      <w:r>
-        <w:rPr>
-          <w:b/>
-          <w:bCs/>
-          <w:color w:val="000000" w:themeColor="text1"/>
-          <w:shd w:val="clear" w:color="auto" w:fill="FFFFFF"/>
-        </w:rPr>
-        <w:t>skim)</w:t>
-      </w:r>
     </w:p>
     <w:p>
       <w:pPr>
@@ -8081,15 +8683,7 @@
       </w:r>
       <w:proofErr w:type="spellEnd"/>
       <w:r>
-        <w:t xml:space="preserve"> Jin. "Cash Crops and the Development-Environment </w:t>
-      </w:r>
-      <w:proofErr w:type="spellStart"/>
-      <w:r>
-        <w:t>Tradeoff</w:t>
-      </w:r>
-      <w:proofErr w:type="spellEnd"/>
-      <w:r>
-        <w:t>: Evidence from Benin." </w:t>
+        <w:t xml:space="preserve"> Jin. "Cash Crops and the Development-Environment Tradeoff: Evidence from Benin." </w:t>
       </w:r>
       <w:r>
         <w:rPr>
@@ -8660,7 +9254,25 @@
           <w:color w:val="FF0000"/>
           <w:shd w:val="clear" w:color="auto" w:fill="FFFFFF"/>
         </w:rPr>
-        <w:t>(for presentation)</w:t>
+        <w:t>(for presentation</w:t>
+      </w:r>
+      <w:r>
+        <w:rPr>
+          <w:b/>
+          <w:bCs/>
+          <w:color w:val="FF0000"/>
+          <w:shd w:val="clear" w:color="auto" w:fill="FFFFFF"/>
+        </w:rPr>
+        <w:t xml:space="preserve"> – option 1</w:t>
+      </w:r>
+      <w:r>
+        <w:rPr>
+          <w:b/>
+          <w:bCs/>
+          <w:color w:val="FF0000"/>
+          <w:shd w:val="clear" w:color="auto" w:fill="FFFFFF"/>
+        </w:rPr>
+        <w:t>)</w:t>
       </w:r>
     </w:p>
     <w:p>
@@ -8730,7 +9342,25 @@
           <w:color w:val="FF0000"/>
           <w:shd w:val="clear" w:color="auto" w:fill="FFFFFF"/>
         </w:rPr>
-        <w:t>(for presentation)</w:t>
+        <w:t>(for presentation</w:t>
+      </w:r>
+      <w:r>
+        <w:rPr>
+          <w:b/>
+          <w:bCs/>
+          <w:color w:val="FF0000"/>
+          <w:shd w:val="clear" w:color="auto" w:fill="FFFFFF"/>
+        </w:rPr>
+        <w:t xml:space="preserve"> – option 2</w:t>
+      </w:r>
+      <w:r>
+        <w:rPr>
+          <w:b/>
+          <w:bCs/>
+          <w:color w:val="FF0000"/>
+          <w:shd w:val="clear" w:color="auto" w:fill="FFFFFF"/>
+        </w:rPr>
+        <w:t>)</w:t>
       </w:r>
     </w:p>
     <w:p>
@@ -9539,7 +10169,23 @@
           <w:color w:val="222222"/>
           <w:shd w:val="clear" w:color="auto" w:fill="FFFFFF"/>
         </w:rPr>
-        <w:t>. Cambridge university press, 2009.</w:t>
+        <w:t xml:space="preserve">. Cambridge </w:t>
+      </w:r>
+      <w:proofErr w:type="gramStart"/>
+      <w:r>
+        <w:rPr>
+          <w:color w:val="222222"/>
+          <w:shd w:val="clear" w:color="auto" w:fill="FFFFFF"/>
+        </w:rPr>
+        <w:t>university</w:t>
+      </w:r>
+      <w:proofErr w:type="gramEnd"/>
+      <w:r>
+        <w:rPr>
+          <w:color w:val="222222"/>
+          <w:shd w:val="clear" w:color="auto" w:fill="FFFFFF"/>
+        </w:rPr>
+        <w:t xml:space="preserve"> press, 2009.</w:t>
       </w:r>
       <w:r>
         <w:rPr>
@@ -9741,7 +10387,23 @@
           <w:color w:val="000000" w:themeColor="text1"/>
           <w:shd w:val="clear" w:color="auto" w:fill="FFFFFF"/>
         </w:rPr>
-        <w:t>, E. L., &amp; Litzow, E. L. (2018). Through the looking glass: Environmental health economics in low and middle income countries. In </w:t>
+        <w:t xml:space="preserve">, E. L., &amp; Litzow, E. L. (2018). Through the looking glass: Environmental health economics in </w:t>
+      </w:r>
+      <w:proofErr w:type="gramStart"/>
+      <w:r>
+        <w:rPr>
+          <w:color w:val="000000" w:themeColor="text1"/>
+          <w:shd w:val="clear" w:color="auto" w:fill="FFFFFF"/>
+        </w:rPr>
+        <w:t>low and middle income</w:t>
+      </w:r>
+      <w:proofErr w:type="gramEnd"/>
+      <w:r>
+        <w:rPr>
+          <w:color w:val="000000" w:themeColor="text1"/>
+          <w:shd w:val="clear" w:color="auto" w:fill="FFFFFF"/>
+        </w:rPr>
+        <w:t xml:space="preserve"> countries. In </w:t>
       </w:r>
       <w:r>
         <w:rPr>
@@ -9980,23 +10642,65 @@
         </w:rPr>
         <w:t>Working Paper</w:t>
       </w:r>
-      <w:r>
-        <w:rPr>
-          <w:b/>
-          <w:bCs/>
+    </w:p>
+    <w:p>
+      <w:pPr>
+        <w:pStyle w:val="BodyText"/>
+        <w:spacing w:before="182" w:line="280" w:lineRule="auto"/>
+        <w:ind w:left="720"/>
+        <w:rPr>
+          <w:b/>
+          <w:bCs/>
+          <w:color w:val="000000"/>
+        </w:rPr>
+      </w:pPr>
+      <w:r>
+        <w:rPr>
+          <w:color w:val="000000"/>
+        </w:rPr>
+        <w:t xml:space="preserve">Ben Yishay, Fraker, </w:t>
+      </w:r>
+      <w:proofErr w:type="spellStart"/>
+      <w:r>
+        <w:rPr>
+          <w:color w:val="000000"/>
+        </w:rPr>
+        <w:t>Guiteras</w:t>
+      </w:r>
+      <w:proofErr w:type="spellEnd"/>
+      <w:r>
+        <w:rPr>
+          <w:color w:val="000000"/>
+        </w:rPr>
+        <w:t xml:space="preserve">, </w:t>
+      </w:r>
+      <w:proofErr w:type="spellStart"/>
+      <w:r>
+        <w:rPr>
+          <w:color w:val="000000"/>
+        </w:rPr>
+        <w:t>Palloni</w:t>
+      </w:r>
+      <w:proofErr w:type="spellEnd"/>
+      <w:r>
+        <w:rPr>
+          <w:color w:val="000000"/>
+        </w:rPr>
+        <w:t xml:space="preserve">, Shah, Shirrell and Wang (2017) “Microcredit and willingness to pay for environmental quality: Evidence from a randomized-controlled trial of finance for sanitation in rural Cambodia” </w:t>
+      </w:r>
+      <w:r>
+        <w:rPr>
           <w:i/>
           <w:iCs/>
           <w:color w:val="000000"/>
         </w:rPr>
-        <w:t xml:space="preserve"> </w:t>
-      </w:r>
-      <w:r>
-        <w:rPr>
-          <w:b/>
-          <w:bCs/>
+        <w:t>Journal of Environmental Economics and Management</w:t>
+      </w:r>
+      <w:r>
+        <w:rPr>
           <w:color w:val="000000"/>
         </w:rPr>
-        <w:t>(skim)</w:t>
+        <w:t>, 86: 121-140.</w:t>
       </w:r>
     </w:p>
     <w:p>
@@ -10005,72 +10709,470 @@
         <w:spacing w:before="182" w:line="280" w:lineRule="auto"/>
         <w:ind w:left="720"/>
         <w:rPr>
+          <w:color w:val="222222"/>
+          <w:shd w:val="clear" w:color="auto" w:fill="FFFFFF"/>
+        </w:rPr>
+      </w:pPr>
+      <w:r>
+        <w:rPr>
+          <w:color w:val="222222"/>
+          <w:shd w:val="clear" w:color="auto" w:fill="FFFFFF"/>
+        </w:rPr>
+        <w:t>Jalan, Jyotsna, and Eswaran Somanathan. "The importance of being informed: Experimental evidence on demand for environmental quality." </w:t>
+      </w:r>
+      <w:r>
+        <w:rPr>
+          <w:i/>
+          <w:iCs/>
+          <w:color w:val="222222"/>
+          <w:shd w:val="clear" w:color="auto" w:fill="FFFFFF"/>
+        </w:rPr>
+        <w:t>Journal of development Economics</w:t>
+      </w:r>
+      <w:r>
+        <w:rPr>
+          <w:color w:val="222222"/>
+          <w:shd w:val="clear" w:color="auto" w:fill="FFFFFF"/>
+        </w:rPr>
+        <w:t> 87, no. 1 (2008): 14-28.</w:t>
+      </w:r>
+    </w:p>
+    <w:p>
+      <w:pPr>
+        <w:pStyle w:val="BodyText"/>
+        <w:spacing w:before="182" w:line="280" w:lineRule="auto"/>
+        <w:ind w:left="720"/>
+        <w:rPr>
+          <w:color w:val="222222"/>
+          <w:shd w:val="clear" w:color="auto" w:fill="FFFFFF"/>
+        </w:rPr>
+      </w:pPr>
+      <w:proofErr w:type="spellStart"/>
+      <w:r>
+        <w:rPr>
+          <w:color w:val="222222"/>
+          <w:shd w:val="clear" w:color="auto" w:fill="FFFFFF"/>
+        </w:rPr>
+        <w:lastRenderedPageBreak/>
+        <w:t>Bennear</w:t>
+      </w:r>
+      <w:proofErr w:type="spellEnd"/>
+      <w:r>
+        <w:rPr>
+          <w:color w:val="222222"/>
+          <w:shd w:val="clear" w:color="auto" w:fill="FFFFFF"/>
+        </w:rPr>
+        <w:t xml:space="preserve">, Lori, Alessandro Tarozzi, Alexander Pfaff, Soumya </w:t>
+      </w:r>
+      <w:proofErr w:type="spellStart"/>
+      <w:r>
+        <w:rPr>
+          <w:color w:val="222222"/>
+          <w:shd w:val="clear" w:color="auto" w:fill="FFFFFF"/>
+        </w:rPr>
+        <w:t>Balasubramanya</w:t>
+      </w:r>
+      <w:proofErr w:type="spellEnd"/>
+      <w:r>
+        <w:rPr>
+          <w:color w:val="222222"/>
+          <w:shd w:val="clear" w:color="auto" w:fill="FFFFFF"/>
+        </w:rPr>
+        <w:t>, Kazi Matin Ahmed, and Alexander Van Geen. "Impact of a randomized controlled trial in arsenic risk communication on household water-source choices in Bangladesh." </w:t>
+      </w:r>
+      <w:r>
+        <w:rPr>
+          <w:i/>
+          <w:iCs/>
+          <w:color w:val="222222"/>
+          <w:shd w:val="clear" w:color="auto" w:fill="FFFFFF"/>
+        </w:rPr>
+        <w:t>Journal of environmental economics and management</w:t>
+      </w:r>
+      <w:r>
+        <w:rPr>
+          <w:color w:val="222222"/>
+          <w:shd w:val="clear" w:color="auto" w:fill="FFFFFF"/>
+        </w:rPr>
+        <w:t> 65, no. 2 (2013): 225-240.</w:t>
+      </w:r>
+    </w:p>
+    <w:p>
+      <w:pPr>
+        <w:pStyle w:val="BodyText"/>
+        <w:spacing w:before="182" w:line="280" w:lineRule="auto"/>
+        <w:rPr>
           <w:b/>
           <w:bCs/>
           <w:color w:val="000000"/>
-        </w:rPr>
-      </w:pPr>
-      <w:r>
-        <w:rPr>
+          <w:shd w:val="clear" w:color="auto" w:fill="FFFFFF"/>
+        </w:rPr>
+      </w:pPr>
+      <w:r>
+        <w:rPr>
+          <w:b/>
+          <w:bCs/>
           <w:color w:val="000000"/>
-        </w:rPr>
-        <w:t xml:space="preserve">Ben Yishay, Fraker, </w:t>
+          <w:shd w:val="clear" w:color="auto" w:fill="FFFFFF"/>
+        </w:rPr>
+        <w:t>-----------------</w:t>
+      </w:r>
+    </w:p>
+    <w:p>
+      <w:pPr>
+        <w:pStyle w:val="BodyText"/>
+        <w:spacing w:before="182" w:line="280" w:lineRule="auto"/>
+        <w:rPr>
+          <w:b/>
+          <w:bCs/>
+          <w:color w:val="000000"/>
+          <w:shd w:val="clear" w:color="auto" w:fill="FFFFFF"/>
+        </w:rPr>
+      </w:pPr>
+      <w:r>
+        <w:rPr>
+          <w:b/>
+          <w:bCs/>
+          <w:color w:val="000000"/>
+          <w:shd w:val="clear" w:color="auto" w:fill="FFFFFF"/>
+        </w:rPr>
+        <w:t xml:space="preserve">Module 5: Environmental Policy Design </w:t>
+      </w:r>
+      <w:r>
+        <w:rPr>
+          <w:b/>
+          <w:bCs/>
+          <w:color w:val="000000"/>
+          <w:shd w:val="clear" w:color="auto" w:fill="FFFFFF"/>
+        </w:rPr>
+        <w:br/>
+      </w:r>
+      <w:r>
+        <w:rPr>
+          <w:color w:val="000000"/>
+          <w:shd w:val="clear" w:color="auto" w:fill="FFFFFF"/>
+        </w:rPr>
+        <w:t xml:space="preserve">The goal of this module is to introduce you to the </w:t>
+      </w:r>
+      <w:r>
+        <w:rPr>
+          <w:color w:val="000000"/>
+          <w:shd w:val="clear" w:color="auto" w:fill="FFFFFF"/>
+        </w:rPr>
+        <w:t xml:space="preserve">issues of environmental policy design in low-income countries. We will mainly learn how market failures lead to inefficient design. </w:t>
+      </w:r>
+    </w:p>
+    <w:p>
+      <w:pPr>
+        <w:pStyle w:val="BodyText"/>
+        <w:spacing w:before="182" w:line="280" w:lineRule="auto"/>
+        <w:ind w:left="720"/>
+        <w:rPr>
+          <w:b/>
+          <w:bCs/>
+        </w:rPr>
+      </w:pPr>
+      <w:r>
+        <w:rPr>
+          <w:b/>
+          <w:bCs/>
+        </w:rPr>
+        <w:t>Lecture 8: Monitoring and Enforcement</w:t>
+      </w:r>
+    </w:p>
+    <w:p>
+      <w:pPr>
+        <w:pStyle w:val="BodyText"/>
+        <w:spacing w:before="182" w:line="280" w:lineRule="auto"/>
+        <w:ind w:left="720"/>
+        <w:rPr>
+          <w:color w:val="FF0000"/>
+          <w:shd w:val="clear" w:color="auto" w:fill="FFFFFF"/>
+        </w:rPr>
+      </w:pPr>
+      <w:r>
+        <w:rPr>
+          <w:color w:val="000000" w:themeColor="text1"/>
+          <w:shd w:val="clear" w:color="auto" w:fill="FFFFFF"/>
+        </w:rPr>
+        <w:t>Vieira, J. P., Dahis, R., &amp; Assunção, J. (2023). </w:t>
+      </w:r>
+      <w:r>
+        <w:rPr>
+          <w:i/>
+          <w:iCs/>
+          <w:color w:val="000000" w:themeColor="text1"/>
+          <w:shd w:val="clear" w:color="auto" w:fill="FFFFFF"/>
+        </w:rPr>
+        <w:t>The Role of Sanctions and Spillovers in Forest Conservation</w:t>
+      </w:r>
+      <w:r>
+        <w:rPr>
+          <w:color w:val="000000" w:themeColor="text1"/>
+          <w:shd w:val="clear" w:color="auto" w:fill="FFFFFF"/>
+        </w:rPr>
+        <w:t xml:space="preserve"> (No. 2023-16). </w:t>
+      </w:r>
+      <w:r>
+        <w:rPr>
+          <w:i/>
+          <w:iCs/>
+          <w:color w:val="000000" w:themeColor="text1"/>
+          <w:shd w:val="clear" w:color="auto" w:fill="FFFFFF"/>
+        </w:rPr>
+        <w:t>Working Paper</w:t>
+      </w:r>
+      <w:r>
+        <w:rPr>
+          <w:color w:val="000000" w:themeColor="text1"/>
+          <w:shd w:val="clear" w:color="auto" w:fill="FFFFFF"/>
+        </w:rPr>
+        <w:t>.</w:t>
+      </w:r>
+      <w:r>
+        <w:rPr>
+          <w:color w:val="000000" w:themeColor="text1"/>
+          <w:shd w:val="clear" w:color="auto" w:fill="FFFFFF"/>
+        </w:rPr>
+        <w:t xml:space="preserve"> </w:t>
+      </w:r>
+      <w:r>
+        <w:rPr>
+          <w:b/>
+          <w:bCs/>
+          <w:color w:val="FF0000"/>
+          <w:shd w:val="clear" w:color="auto" w:fill="FFFFFF"/>
+        </w:rPr>
+        <w:t>(for presentation)</w:t>
+      </w:r>
+    </w:p>
+    <w:p>
+      <w:pPr>
+        <w:pStyle w:val="BodyText"/>
+        <w:spacing w:before="182" w:line="280" w:lineRule="auto"/>
+        <w:ind w:left="720"/>
+        <w:rPr>
+          <w:b/>
+          <w:bCs/>
+          <w:color w:val="222222"/>
+          <w:shd w:val="clear" w:color="auto" w:fill="FFFFFF"/>
+        </w:rPr>
+      </w:pPr>
+      <w:r>
+        <w:rPr>
+          <w:color w:val="222222"/>
+          <w:shd w:val="clear" w:color="auto" w:fill="FFFFFF"/>
+        </w:rPr>
+        <w:t xml:space="preserve">Duflo, E., Greenstone, M., Pande, R., &amp; Ryan, N. (2013). </w:t>
+      </w:r>
+      <w:r>
+        <w:rPr>
+          <w:color w:val="222222"/>
+          <w:shd w:val="clear" w:color="auto" w:fill="FFFFFF"/>
+        </w:rPr>
+        <w:t>Truth-telling by third-party auditors and the response of polluting firms: Experimental evidence from India. </w:t>
+      </w:r>
+      <w:r>
+        <w:rPr>
+          <w:i/>
+          <w:iCs/>
+          <w:color w:val="222222"/>
+          <w:shd w:val="clear" w:color="auto" w:fill="FFFFFF"/>
+        </w:rPr>
+        <w:t>The Quarterly Journal of Economics</w:t>
+      </w:r>
+      <w:r>
+        <w:rPr>
+          <w:color w:val="222222"/>
+          <w:shd w:val="clear" w:color="auto" w:fill="FFFFFF"/>
+        </w:rPr>
+        <w:t>, </w:t>
+      </w:r>
+      <w:r>
+        <w:rPr>
+          <w:i/>
+          <w:iCs/>
+          <w:color w:val="222222"/>
+          <w:shd w:val="clear" w:color="auto" w:fill="FFFFFF"/>
+        </w:rPr>
+        <w:t>128</w:t>
+      </w:r>
+      <w:r>
+        <w:rPr>
+          <w:color w:val="222222"/>
+          <w:shd w:val="clear" w:color="auto" w:fill="FFFFFF"/>
+        </w:rPr>
+        <w:t>(4), 1499-1545.</w:t>
+      </w:r>
+      <w:r>
+        <w:rPr>
+          <w:color w:val="222222"/>
+          <w:shd w:val="clear" w:color="auto" w:fill="FFFFFF"/>
+        </w:rPr>
+        <w:t xml:space="preserve"> </w:t>
+      </w:r>
+      <w:r>
+        <w:rPr>
+          <w:b/>
+          <w:bCs/>
+          <w:color w:val="222222"/>
+          <w:shd w:val="clear" w:color="auto" w:fill="FFFFFF"/>
+        </w:rPr>
+        <w:t>(skim)</w:t>
+      </w:r>
+    </w:p>
+    <w:p>
+      <w:pPr>
+        <w:pStyle w:val="BodyText"/>
+        <w:spacing w:before="182" w:line="280" w:lineRule="auto"/>
+        <w:ind w:left="720"/>
+        <w:rPr>
+          <w:b/>
+          <w:bCs/>
+          <w:color w:val="222222"/>
+          <w:shd w:val="clear" w:color="auto" w:fill="FFFFFF"/>
+        </w:rPr>
+      </w:pPr>
+      <w:r>
+        <w:rPr>
+          <w:color w:val="222222"/>
+          <w:shd w:val="clear" w:color="auto" w:fill="FFFFFF"/>
+        </w:rPr>
+        <w:t xml:space="preserve">Englander, G. (2023). Information and spillovers from targeting policy in </w:t>
       </w:r>
       <w:proofErr w:type="spellStart"/>
       <w:r>
         <w:rPr>
+          <w:color w:val="222222"/>
+          <w:shd w:val="clear" w:color="auto" w:fill="FFFFFF"/>
+        </w:rPr>
+        <w:t>peru’s</w:t>
+      </w:r>
+      <w:proofErr w:type="spellEnd"/>
+      <w:r>
+        <w:rPr>
+          <w:color w:val="222222"/>
+          <w:shd w:val="clear" w:color="auto" w:fill="FFFFFF"/>
+        </w:rPr>
+        <w:t xml:space="preserve"> anchoveta fishery. </w:t>
+      </w:r>
+      <w:r>
+        <w:rPr>
+          <w:i/>
+          <w:iCs/>
+          <w:color w:val="222222"/>
+          <w:shd w:val="clear" w:color="auto" w:fill="FFFFFF"/>
+        </w:rPr>
+        <w:t>American Economic Journal: Economic Policy</w:t>
+      </w:r>
+      <w:r>
+        <w:rPr>
+          <w:color w:val="222222"/>
+          <w:shd w:val="clear" w:color="auto" w:fill="FFFFFF"/>
+        </w:rPr>
+        <w:t>, </w:t>
+      </w:r>
+      <w:r>
+        <w:rPr>
+          <w:i/>
+          <w:iCs/>
+          <w:color w:val="222222"/>
+          <w:shd w:val="clear" w:color="auto" w:fill="FFFFFF"/>
+        </w:rPr>
+        <w:t>15</w:t>
+      </w:r>
+      <w:r>
+        <w:rPr>
+          <w:color w:val="222222"/>
+          <w:shd w:val="clear" w:color="auto" w:fill="FFFFFF"/>
+        </w:rPr>
+        <w:t>(4), 390-427.</w:t>
+      </w:r>
+      <w:r>
+        <w:rPr>
+          <w:color w:val="222222"/>
+          <w:shd w:val="clear" w:color="auto" w:fill="FFFFFF"/>
+        </w:rPr>
+        <w:t xml:space="preserve"> </w:t>
+      </w:r>
+      <w:r>
+        <w:rPr>
+          <w:b/>
+          <w:bCs/>
+          <w:color w:val="222222"/>
+          <w:shd w:val="clear" w:color="auto" w:fill="FFFFFF"/>
+        </w:rPr>
+        <w:t>(skim)</w:t>
+      </w:r>
+    </w:p>
+    <w:p>
+      <w:pPr>
+        <w:pStyle w:val="BodyText"/>
+        <w:spacing w:before="182" w:line="280" w:lineRule="auto"/>
+        <w:ind w:left="720"/>
+        <w:rPr>
+          <w:b/>
+          <w:bCs/>
+          <w:color w:val="222222"/>
+          <w:shd w:val="clear" w:color="auto" w:fill="FFFFFF"/>
+        </w:rPr>
+      </w:pPr>
+      <w:r>
+        <w:rPr>
+          <w:color w:val="222222"/>
+          <w:shd w:val="clear" w:color="auto" w:fill="FFFFFF"/>
+        </w:rPr>
+        <w:t>Somanathan, E., and Thomas Sterner. "Environmental policy instruments and institutions in developing countries." </w:t>
+      </w:r>
+      <w:r>
+        <w:rPr>
+          <w:i/>
+          <w:iCs/>
+          <w:color w:val="222222"/>
+          <w:shd w:val="clear" w:color="auto" w:fill="FFFFFF"/>
+        </w:rPr>
+        <w:t>LÓPEZ, Ramón; TOMAN, Michael. Economic development and environmental sustainability: new policy options. New York: Oxford</w:t>
+      </w:r>
+      <w:r>
+        <w:rPr>
+          <w:color w:val="222222"/>
+          <w:shd w:val="clear" w:color="auto" w:fill="FFFFFF"/>
+        </w:rPr>
+        <w:t> (2006): 217-244.</w:t>
+      </w:r>
+    </w:p>
+    <w:p>
+      <w:pPr>
+        <w:pStyle w:val="BodyText"/>
+        <w:spacing w:before="182" w:line="280" w:lineRule="auto"/>
+        <w:ind w:left="720"/>
+        <w:rPr>
           <w:color w:val="000000"/>
-        </w:rPr>
-        <w:t>Guiteras</w:t>
-      </w:r>
-      <w:proofErr w:type="spellEnd"/>
+          <w:shd w:val="clear" w:color="auto" w:fill="FFFFFF"/>
+        </w:rPr>
+      </w:pPr>
       <w:r>
         <w:rPr>
           <w:color w:val="000000"/>
-        </w:rPr>
-        <w:t xml:space="preserve">, </w:t>
-      </w:r>
-      <w:proofErr w:type="spellStart"/>
-      <w:r>
-        <w:rPr>
-          <w:color w:val="000000"/>
-        </w:rPr>
-        <w:t>Palloni</w:t>
-      </w:r>
-      <w:proofErr w:type="spellEnd"/>
-      <w:r>
-        <w:rPr>
-          <w:color w:val="000000"/>
-        </w:rPr>
-        <w:t xml:space="preserve">, Shah, Shirrell and Wang (2017) “Microcredit and willingness to pay for environmental quality: Evidence from a randomized-controlled trial of finance for sanitation in rural Cambodia” </w:t>
+          <w:shd w:val="clear" w:color="auto" w:fill="FFFFFF"/>
+        </w:rPr>
+        <w:t>Greenstone, Michael, Rohini Pande, Nicholas Ryan, and Anant Sudarshan. "Can pollution markets work in developing countries? Experimental evidence from India." </w:t>
       </w:r>
       <w:r>
         <w:rPr>
           <w:i/>
           <w:iCs/>
           <w:color w:val="000000"/>
-        </w:rPr>
-        <w:t>Journal of Environmental Economics and Management</w:t>
+          <w:shd w:val="clear" w:color="auto" w:fill="FFFFFF"/>
+        </w:rPr>
+        <w:t>The Quarterly Journal of Economics</w:t>
       </w:r>
       <w:r>
         <w:rPr>
           <w:color w:val="000000"/>
-        </w:rPr>
-        <w:t>, 86: 121-140.</w:t>
-      </w:r>
-      <w:r>
-        <w:rPr>
-          <w:color w:val="000000"/>
-        </w:rPr>
-        <w:t xml:space="preserve"> </w:t>
-      </w:r>
-      <w:r>
-        <w:rPr>
-          <w:b/>
-          <w:bCs/>
-          <w:color w:val="000000"/>
-        </w:rPr>
-        <w:t>(skim)</w:t>
+          <w:shd w:val="clear" w:color="auto" w:fill="FFFFFF"/>
+        </w:rPr>
+        <w:t> 140, no. 2 (2025): 1003-1060.</w:t>
       </w:r>
     </w:p>
     <w:p>
@@ -10088,7 +11190,23 @@
           <w:color w:val="222222"/>
           <w:shd w:val="clear" w:color="auto" w:fill="FFFFFF"/>
         </w:rPr>
-        <w:t>Jalan, Jyotsna, and Eswaran Somanathan. "The importance of being informed: Experimental evidence on demand for environmental quality." </w:t>
+        <w:t xml:space="preserve">Araujo, Rafael, Francisco Costa, and </w:t>
+      </w:r>
+      <w:proofErr w:type="spellStart"/>
+      <w:r>
+        <w:rPr>
+          <w:color w:val="222222"/>
+          <w:shd w:val="clear" w:color="auto" w:fill="FFFFFF"/>
+        </w:rPr>
+        <w:t>Teevrat</w:t>
+      </w:r>
+      <w:proofErr w:type="spellEnd"/>
+      <w:r>
+        <w:rPr>
+          <w:color w:val="222222"/>
+          <w:shd w:val="clear" w:color="auto" w:fill="FFFFFF"/>
+        </w:rPr>
+        <w:t xml:space="preserve"> Garg. "Going viral: Public attention and environmental action in the Amazon." </w:t>
       </w:r>
       <w:r>
         <w:rPr>
@@ -10097,14 +11215,14 @@
           <w:color w:val="222222"/>
           <w:shd w:val="clear" w:color="auto" w:fill="FFFFFF"/>
         </w:rPr>
-        <w:t>Journal of development Economics</w:t>
-      </w:r>
-      <w:r>
-        <w:rPr>
-          <w:color w:val="222222"/>
-          <w:shd w:val="clear" w:color="auto" w:fill="FFFFFF"/>
-        </w:rPr>
-        <w:t> 87, no. 1 (2008): 14-28.</w:t>
+        <w:t>Journal of the Association of Environmental and Resource Economists</w:t>
+      </w:r>
+      <w:r>
+        <w:rPr>
+          <w:color w:val="222222"/>
+          <w:shd w:val="clear" w:color="auto" w:fill="FFFFFF"/>
+        </w:rPr>
+        <w:t> 11, no. 6 (2024): 1605-1627.</w:t>
       </w:r>
     </w:p>
     <w:p>
@@ -10113,123 +11231,30 @@
         <w:spacing w:before="182" w:line="280" w:lineRule="auto"/>
         <w:ind w:left="720"/>
         <w:rPr>
-          <w:color w:val="222222"/>
-          <w:shd w:val="clear" w:color="auto" w:fill="FFFFFF"/>
-        </w:rPr>
-      </w:pPr>
-      <w:proofErr w:type="spellStart"/>
-      <w:r>
-        <w:rPr>
-          <w:color w:val="222222"/>
-          <w:shd w:val="clear" w:color="auto" w:fill="FFFFFF"/>
-        </w:rPr>
-        <w:lastRenderedPageBreak/>
-        <w:t>Bennear</w:t>
-      </w:r>
-      <w:proofErr w:type="spellEnd"/>
-      <w:r>
-        <w:rPr>
-          <w:color w:val="222222"/>
-          <w:shd w:val="clear" w:color="auto" w:fill="FFFFFF"/>
-        </w:rPr>
-        <w:t xml:space="preserve">, Lori, Alessandro Tarozzi, Alexander Pfaff, Soumya </w:t>
-      </w:r>
-      <w:proofErr w:type="spellStart"/>
-      <w:r>
-        <w:rPr>
-          <w:color w:val="222222"/>
-          <w:shd w:val="clear" w:color="auto" w:fill="FFFFFF"/>
-        </w:rPr>
-        <w:t>Balasubramanya</w:t>
-      </w:r>
-      <w:proofErr w:type="spellEnd"/>
-      <w:r>
-        <w:rPr>
-          <w:color w:val="222222"/>
-          <w:shd w:val="clear" w:color="auto" w:fill="FFFFFF"/>
-        </w:rPr>
-        <w:t>, Kazi Matin Ahmed, and Alexander Van Geen. "Impact of a randomized controlled trial in arsenic risk communication on household water-source choices in Bangladesh." </w:t>
-      </w:r>
-      <w:r>
-        <w:rPr>
-          <w:i/>
-          <w:iCs/>
-          <w:color w:val="222222"/>
-          <w:shd w:val="clear" w:color="auto" w:fill="FFFFFF"/>
-        </w:rPr>
-        <w:t>Journal of environmental economics and management</w:t>
-      </w:r>
-      <w:r>
-        <w:rPr>
-          <w:color w:val="222222"/>
-          <w:shd w:val="clear" w:color="auto" w:fill="FFFFFF"/>
-        </w:rPr>
-        <w:t> 65, no. 2 (2013): 225-240.</w:t>
-      </w:r>
-    </w:p>
-    <w:p>
-      <w:pPr>
-        <w:pStyle w:val="BodyText"/>
-        <w:spacing w:before="182" w:line="280" w:lineRule="auto"/>
-        <w:rPr>
-          <w:b/>
-          <w:bCs/>
-          <w:color w:val="000000"/>
-          <w:shd w:val="clear" w:color="auto" w:fill="FFFFFF"/>
-        </w:rPr>
-      </w:pPr>
-      <w:r>
-        <w:rPr>
-          <w:b/>
-          <w:bCs/>
-          <w:color w:val="000000"/>
-          <w:shd w:val="clear" w:color="auto" w:fill="FFFFFF"/>
-        </w:rPr>
-        <w:t>-----------------</w:t>
-      </w:r>
-    </w:p>
-    <w:p>
-      <w:pPr>
-        <w:pStyle w:val="BodyText"/>
-        <w:spacing w:before="182" w:line="280" w:lineRule="auto"/>
-        <w:rPr>
-          <w:b/>
-          <w:bCs/>
-          <w:color w:val="000000"/>
-          <w:shd w:val="clear" w:color="auto" w:fill="FFFFFF"/>
-        </w:rPr>
-      </w:pPr>
-      <w:r>
-        <w:rPr>
-          <w:b/>
-          <w:bCs/>
-          <w:color w:val="000000"/>
-          <w:shd w:val="clear" w:color="auto" w:fill="FFFFFF"/>
-        </w:rPr>
-        <w:t xml:space="preserve">Module 5: Environmental Policy Design </w:t>
-      </w:r>
-      <w:r>
-        <w:rPr>
-          <w:b/>
-          <w:bCs/>
-          <w:color w:val="000000"/>
-          <w:shd w:val="clear" w:color="auto" w:fill="FFFFFF"/>
-        </w:rPr>
-        <w:br/>
-      </w:r>
-      <w:r>
-        <w:rPr>
-          <w:color w:val="000000"/>
-          <w:shd w:val="clear" w:color="auto" w:fill="FFFFFF"/>
-        </w:rPr>
-        <w:t xml:space="preserve">The goal of this module is to introduce you to the </w:t>
-      </w:r>
-      <w:r>
-        <w:rPr>
-          <w:color w:val="000000"/>
-          <w:shd w:val="clear" w:color="auto" w:fill="FFFFFF"/>
-        </w:rPr>
-        <w:t xml:space="preserve">issues of environmental policy design in low-income countries. We will mainly learn how market failures lead to inefficient design. </w:t>
+          <w:rStyle w:val="c9dxtc"/>
+          <w:b/>
+          <w:bCs/>
+          <w:color w:val="222222"/>
+          <w:shd w:val="clear" w:color="auto" w:fill="FFFFFF"/>
+        </w:rPr>
+      </w:pPr>
+      <w:r>
+        <w:rPr>
+          <w:b/>
+          <w:bCs/>
+          <w:color w:val="222222"/>
+          <w:shd w:val="clear" w:color="auto" w:fill="FFFFFF"/>
+        </w:rPr>
+        <w:t xml:space="preserve">Lecture 9: </w:t>
+      </w:r>
+      <w:r>
+        <w:rPr>
+          <w:b/>
+          <w:bCs/>
+          <w:color w:val="222222"/>
+          <w:shd w:val="clear" w:color="auto" w:fill="FFFFFF"/>
+        </w:rPr>
+        <w:t>Barriers to Optimal Policy Design</w:t>
       </w:r>
     </w:p>
     <w:p>
@@ -10238,406 +11263,11 @@
         <w:spacing w:before="182" w:line="280" w:lineRule="auto"/>
         <w:ind w:left="720"/>
         <w:rPr>
-          <w:b/>
-          <w:bCs/>
-        </w:rPr>
-      </w:pPr>
-      <w:r>
-        <w:rPr>
-          <w:b/>
-          <w:bCs/>
-        </w:rPr>
-        <w:t>Lecture 8: Monitoring and Enforcement</w:t>
-      </w:r>
-    </w:p>
-    <w:p>
-      <w:pPr>
-        <w:pStyle w:val="BodyText"/>
-        <w:spacing w:before="182" w:line="280" w:lineRule="auto"/>
-        <w:ind w:left="720"/>
-        <w:rPr>
-          <w:color w:val="FF0000"/>
-          <w:shd w:val="clear" w:color="auto" w:fill="FFFFFF"/>
-        </w:rPr>
-      </w:pPr>
-      <w:r>
-        <w:rPr>
-          <w:color w:val="000000" w:themeColor="text1"/>
-          <w:shd w:val="clear" w:color="auto" w:fill="FFFFFF"/>
-        </w:rPr>
-        <w:t>Vieira, J. P., Dahis, R., &amp; Assunção, J. (2023). </w:t>
-      </w:r>
-      <w:r>
-        <w:rPr>
-          <w:i/>
-          <w:iCs/>
-          <w:color w:val="000000" w:themeColor="text1"/>
-          <w:shd w:val="clear" w:color="auto" w:fill="FFFFFF"/>
-        </w:rPr>
-        <w:t>The Role of Sanctions and Spillovers in Forest Conservation</w:t>
-      </w:r>
-      <w:r>
-        <w:rPr>
-          <w:color w:val="000000" w:themeColor="text1"/>
-          <w:shd w:val="clear" w:color="auto" w:fill="FFFFFF"/>
-        </w:rPr>
-        <w:t xml:space="preserve"> (No. 2023-16). </w:t>
-      </w:r>
-      <w:r>
-        <w:rPr>
-          <w:i/>
-          <w:iCs/>
-          <w:color w:val="000000" w:themeColor="text1"/>
-          <w:shd w:val="clear" w:color="auto" w:fill="FFFFFF"/>
-        </w:rPr>
-        <w:t>Working Paper</w:t>
-      </w:r>
-      <w:r>
-        <w:rPr>
-          <w:color w:val="000000" w:themeColor="text1"/>
-          <w:shd w:val="clear" w:color="auto" w:fill="FFFFFF"/>
-        </w:rPr>
-        <w:t>.</w:t>
-      </w:r>
-      <w:r>
-        <w:rPr>
-          <w:color w:val="000000" w:themeColor="text1"/>
-          <w:shd w:val="clear" w:color="auto" w:fill="FFFFFF"/>
-        </w:rPr>
-        <w:t xml:space="preserve"> </w:t>
-      </w:r>
-      <w:r>
-        <w:rPr>
-          <w:b/>
-          <w:bCs/>
-          <w:color w:val="FF0000"/>
-          <w:shd w:val="clear" w:color="auto" w:fill="FFFFFF"/>
-        </w:rPr>
-        <w:t>(for presentation)</w:t>
-      </w:r>
-    </w:p>
-    <w:p>
-      <w:pPr>
-        <w:pStyle w:val="BodyText"/>
-        <w:spacing w:before="182" w:line="280" w:lineRule="auto"/>
-        <w:ind w:left="720"/>
-        <w:rPr>
-          <w:b/>
-          <w:bCs/>
-          <w:color w:val="222222"/>
-          <w:shd w:val="clear" w:color="auto" w:fill="FFFFFF"/>
-        </w:rPr>
-      </w:pPr>
-      <w:r>
-        <w:rPr>
-          <w:color w:val="222222"/>
-          <w:shd w:val="clear" w:color="auto" w:fill="FFFFFF"/>
-        </w:rPr>
-        <w:t xml:space="preserve">Duflo, E., Greenstone, M., Pande, R., &amp; Ryan, N. (2013). </w:t>
-      </w:r>
-      <w:r>
-        <w:rPr>
-          <w:color w:val="222222"/>
-          <w:shd w:val="clear" w:color="auto" w:fill="FFFFFF"/>
-        </w:rPr>
-        <w:t>Truth-telling by third-party auditors and the response of polluting firms: Experimental evidence from India. </w:t>
-      </w:r>
-      <w:r>
-        <w:rPr>
-          <w:i/>
-          <w:iCs/>
-          <w:color w:val="222222"/>
-          <w:shd w:val="clear" w:color="auto" w:fill="FFFFFF"/>
-        </w:rPr>
-        <w:t>The Quarterly Journal of Economics</w:t>
-      </w:r>
-      <w:r>
-        <w:rPr>
-          <w:color w:val="222222"/>
-          <w:shd w:val="clear" w:color="auto" w:fill="FFFFFF"/>
-        </w:rPr>
-        <w:t>, </w:t>
-      </w:r>
-      <w:r>
-        <w:rPr>
-          <w:i/>
-          <w:iCs/>
-          <w:color w:val="222222"/>
-          <w:shd w:val="clear" w:color="auto" w:fill="FFFFFF"/>
-        </w:rPr>
-        <w:t>128</w:t>
-      </w:r>
-      <w:r>
-        <w:rPr>
-          <w:color w:val="222222"/>
-          <w:shd w:val="clear" w:color="auto" w:fill="FFFFFF"/>
-        </w:rPr>
-        <w:t>(4), 1499-1545.</w:t>
-      </w:r>
-      <w:r>
-        <w:rPr>
-          <w:color w:val="222222"/>
-          <w:shd w:val="clear" w:color="auto" w:fill="FFFFFF"/>
-        </w:rPr>
-        <w:t xml:space="preserve"> </w:t>
-      </w:r>
-      <w:r>
-        <w:rPr>
-          <w:b/>
-          <w:bCs/>
-          <w:color w:val="222222"/>
-          <w:shd w:val="clear" w:color="auto" w:fill="FFFFFF"/>
-        </w:rPr>
-        <w:t>(skim)</w:t>
-      </w:r>
-    </w:p>
-    <w:p>
-      <w:pPr>
-        <w:pStyle w:val="BodyText"/>
-        <w:spacing w:before="182" w:line="280" w:lineRule="auto"/>
-        <w:ind w:left="720"/>
-        <w:rPr>
-          <w:b/>
-          <w:bCs/>
-          <w:color w:val="222222"/>
-          <w:shd w:val="clear" w:color="auto" w:fill="FFFFFF"/>
-        </w:rPr>
-      </w:pPr>
-      <w:r>
-        <w:rPr>
-          <w:color w:val="222222"/>
-          <w:shd w:val="clear" w:color="auto" w:fill="FFFFFF"/>
-        </w:rPr>
-        <w:t xml:space="preserve">Englander, G. (2023). Information and spillovers from targeting policy in </w:t>
-      </w:r>
-      <w:proofErr w:type="spellStart"/>
-      <w:r>
-        <w:rPr>
-          <w:color w:val="222222"/>
-          <w:shd w:val="clear" w:color="auto" w:fill="FFFFFF"/>
-        </w:rPr>
-        <w:t>peru’s</w:t>
-      </w:r>
-      <w:proofErr w:type="spellEnd"/>
-      <w:r>
-        <w:rPr>
-          <w:color w:val="222222"/>
-          <w:shd w:val="clear" w:color="auto" w:fill="FFFFFF"/>
-        </w:rPr>
-        <w:t xml:space="preserve"> anchoveta fishery. </w:t>
-      </w:r>
-      <w:r>
-        <w:rPr>
-          <w:i/>
-          <w:iCs/>
-          <w:color w:val="222222"/>
-          <w:shd w:val="clear" w:color="auto" w:fill="FFFFFF"/>
-        </w:rPr>
-        <w:t>American Economic Journal: Economic Policy</w:t>
-      </w:r>
-      <w:r>
-        <w:rPr>
-          <w:color w:val="222222"/>
-          <w:shd w:val="clear" w:color="auto" w:fill="FFFFFF"/>
-        </w:rPr>
-        <w:t>, </w:t>
-      </w:r>
-      <w:r>
-        <w:rPr>
-          <w:i/>
-          <w:iCs/>
-          <w:color w:val="222222"/>
-          <w:shd w:val="clear" w:color="auto" w:fill="FFFFFF"/>
-        </w:rPr>
-        <w:t>15</w:t>
-      </w:r>
-      <w:r>
-        <w:rPr>
-          <w:color w:val="222222"/>
-          <w:shd w:val="clear" w:color="auto" w:fill="FFFFFF"/>
-        </w:rPr>
-        <w:t>(4), 390-427.</w:t>
-      </w:r>
-      <w:r>
-        <w:rPr>
-          <w:color w:val="222222"/>
-          <w:shd w:val="clear" w:color="auto" w:fill="FFFFFF"/>
-        </w:rPr>
-        <w:t xml:space="preserve"> </w:t>
-      </w:r>
-      <w:r>
-        <w:rPr>
-          <w:b/>
-          <w:bCs/>
-          <w:color w:val="222222"/>
-          <w:shd w:val="clear" w:color="auto" w:fill="FFFFFF"/>
-        </w:rPr>
-        <w:t>(skim)</w:t>
-      </w:r>
-    </w:p>
-    <w:p>
-      <w:pPr>
-        <w:pStyle w:val="BodyText"/>
-        <w:spacing w:before="182" w:line="280" w:lineRule="auto"/>
-        <w:ind w:left="720"/>
-        <w:rPr>
-          <w:b/>
-          <w:bCs/>
-          <w:color w:val="222222"/>
-          <w:shd w:val="clear" w:color="auto" w:fill="FFFFFF"/>
-        </w:rPr>
-      </w:pPr>
-      <w:r>
-        <w:rPr>
-          <w:color w:val="222222"/>
-          <w:shd w:val="clear" w:color="auto" w:fill="FFFFFF"/>
-        </w:rPr>
-        <w:t>Somanathan, E., and Thomas Sterner. "Environmental policy instruments and institutions in developing countries." </w:t>
-      </w:r>
-      <w:r>
-        <w:rPr>
-          <w:i/>
-          <w:iCs/>
-          <w:color w:val="222222"/>
-          <w:shd w:val="clear" w:color="auto" w:fill="FFFFFF"/>
-        </w:rPr>
-        <w:t>LÓPEZ, Ramón; TOMAN, Michael. Economic development and environmental sustainability: new policy options. New York: Oxford</w:t>
-      </w:r>
-      <w:r>
-        <w:rPr>
-          <w:color w:val="222222"/>
-          <w:shd w:val="clear" w:color="auto" w:fill="FFFFFF"/>
-        </w:rPr>
-        <w:t> (2006): 217-244.</w:t>
-      </w:r>
-    </w:p>
-    <w:p>
-      <w:pPr>
-        <w:pStyle w:val="BodyText"/>
-        <w:spacing w:before="182" w:line="280" w:lineRule="auto"/>
-        <w:ind w:left="720"/>
-        <w:rPr>
+          <w:rStyle w:val="c9dxtc"/>
+          <w:b/>
+          <w:bCs/>
           <w:color w:val="000000"/>
           <w:shd w:val="clear" w:color="auto" w:fill="FFFFFF"/>
-        </w:rPr>
-      </w:pPr>
-      <w:r>
-        <w:rPr>
-          <w:color w:val="000000"/>
-          <w:shd w:val="clear" w:color="auto" w:fill="FFFFFF"/>
-        </w:rPr>
-        <w:t>Greenstone, Michael, Rohini Pande, Nicholas Ryan, and Anant Sudarshan. "Can pollution markets work in developing countries? Experimental evidence from India." </w:t>
-      </w:r>
-      <w:r>
-        <w:rPr>
-          <w:i/>
-          <w:iCs/>
-          <w:color w:val="000000"/>
-          <w:shd w:val="clear" w:color="auto" w:fill="FFFFFF"/>
-        </w:rPr>
-        <w:t>The Quarterly Journal of Economics</w:t>
-      </w:r>
-      <w:r>
-        <w:rPr>
-          <w:color w:val="000000"/>
-          <w:shd w:val="clear" w:color="auto" w:fill="FFFFFF"/>
-        </w:rPr>
-        <w:t> 140, no. 2 (2025): 1003-1060.</w:t>
-      </w:r>
-    </w:p>
-    <w:p>
-      <w:pPr>
-        <w:pStyle w:val="BodyText"/>
-        <w:spacing w:before="182" w:line="280" w:lineRule="auto"/>
-        <w:ind w:left="720"/>
-        <w:rPr>
-          <w:color w:val="222222"/>
-          <w:shd w:val="clear" w:color="auto" w:fill="FFFFFF"/>
-        </w:rPr>
-      </w:pPr>
-      <w:r>
-        <w:rPr>
-          <w:color w:val="222222"/>
-          <w:shd w:val="clear" w:color="auto" w:fill="FFFFFF"/>
-        </w:rPr>
-        <w:t xml:space="preserve">Araujo, Rafael, Francisco Costa, and </w:t>
-      </w:r>
-      <w:proofErr w:type="spellStart"/>
-      <w:r>
-        <w:rPr>
-          <w:color w:val="222222"/>
-          <w:shd w:val="clear" w:color="auto" w:fill="FFFFFF"/>
-        </w:rPr>
-        <w:t>Teevrat</w:t>
-      </w:r>
-      <w:proofErr w:type="spellEnd"/>
-      <w:r>
-        <w:rPr>
-          <w:color w:val="222222"/>
-          <w:shd w:val="clear" w:color="auto" w:fill="FFFFFF"/>
-        </w:rPr>
-        <w:t xml:space="preserve"> Garg. "Going viral: Public attention and environmental action in the Amazon." </w:t>
-      </w:r>
-      <w:r>
-        <w:rPr>
-          <w:i/>
-          <w:iCs/>
-          <w:color w:val="222222"/>
-          <w:shd w:val="clear" w:color="auto" w:fill="FFFFFF"/>
-        </w:rPr>
-        <w:t>Journal of the Association of Environmental and Resource Economists</w:t>
-      </w:r>
-      <w:r>
-        <w:rPr>
-          <w:color w:val="222222"/>
-          <w:shd w:val="clear" w:color="auto" w:fill="FFFFFF"/>
-        </w:rPr>
-        <w:t> 11, no. 6 (2024): 1605-1627.</w:t>
-      </w:r>
-    </w:p>
-    <w:p>
-      <w:pPr>
-        <w:pStyle w:val="BodyText"/>
-        <w:spacing w:before="182" w:line="280" w:lineRule="auto"/>
-        <w:ind w:left="720"/>
-        <w:rPr>
-          <w:rStyle w:val="c9dxtc"/>
-          <w:b/>
-          <w:bCs/>
-          <w:color w:val="222222"/>
-          <w:shd w:val="clear" w:color="auto" w:fill="FFFFFF"/>
-        </w:rPr>
-      </w:pPr>
-      <w:r>
-        <w:rPr>
-          <w:b/>
-          <w:bCs/>
-          <w:color w:val="222222"/>
-          <w:shd w:val="clear" w:color="auto" w:fill="FFFFFF"/>
-        </w:rPr>
-        <w:t xml:space="preserve">Lecture 9: </w:t>
-      </w:r>
-      <w:r>
-        <w:rPr>
-          <w:b/>
-          <w:bCs/>
-          <w:color w:val="222222"/>
-          <w:shd w:val="clear" w:color="auto" w:fill="FFFFFF"/>
-        </w:rPr>
-        <w:t>Barriers to Optimal Policy Design</w:t>
-      </w:r>
-    </w:p>
-    <w:p>
-      <w:pPr>
-        <w:pStyle w:val="BodyText"/>
-        <w:spacing w:before="182" w:line="280" w:lineRule="auto"/>
-        <w:ind w:left="720"/>
-        <w:rPr>
-          <w:rStyle w:val="c9dxtc"/>
-          <w:b/>
-          <w:bCs/>
-          <w:color w:val="000000"/>
-          <w:shd w:val="clear" w:color="auto" w:fill="FFFFFF"/>
           <w:lang w:val="en-US"/>
         </w:rPr>
       </w:pPr>
@@ -10645,6 +11275,7 @@
         <w:rPr>
           <w:color w:val="222222"/>
           <w:shd w:val="clear" w:color="auto" w:fill="FFFFFF"/>
+          <w:lang w:val="sv-SE"/>
         </w:rPr>
         <w:t xml:space="preserve">Aker, J. C., &amp; Jack, B. K. (2023). </w:t>
       </w:r>
@@ -10723,7 +11354,23 @@
           <w:rStyle w:val="c9dxtc"/>
           <w:color w:val="000000"/>
         </w:rPr>
-        <w:t>​, Conditionally accepted.</w:t>
+        <w:t xml:space="preserve">​, </w:t>
+      </w:r>
+      <w:proofErr w:type="gramStart"/>
+      <w:r>
+        <w:rPr>
+          <w:rStyle w:val="c9dxtc"/>
+          <w:color w:val="000000"/>
+        </w:rPr>
+        <w:t>Conditionally</w:t>
+      </w:r>
+      <w:proofErr w:type="gramEnd"/>
+      <w:r>
+        <w:rPr>
+          <w:rStyle w:val="c9dxtc"/>
+          <w:color w:val="000000"/>
+        </w:rPr>
+        <w:t xml:space="preserve"> accepted.</w:t>
       </w:r>
       <w:r>
         <w:rPr>
@@ -10758,7 +11405,23 @@
           <w:color w:val="222222"/>
           <w:shd w:val="clear" w:color="auto" w:fill="FFFFFF"/>
         </w:rPr>
-        <w:t>Jack, B. Kelsey, Seema Jayachandran, Flavio Malagutti, and Sarojini Rao. "Environmental externalities and free-riding in the household." </w:t>
+        <w:t xml:space="preserve">Jack, B. Kelsey, Seema Jayachandran, Flavio Malagutti, and Sarojini Rao. "Environmental externalities and </w:t>
+      </w:r>
+      <w:proofErr w:type="gramStart"/>
+      <w:r>
+        <w:rPr>
+          <w:color w:val="222222"/>
+          <w:shd w:val="clear" w:color="auto" w:fill="FFFFFF"/>
+        </w:rPr>
+        <w:t>free-riding</w:t>
+      </w:r>
+      <w:proofErr w:type="gramEnd"/>
+      <w:r>
+        <w:rPr>
+          <w:color w:val="222222"/>
+          <w:shd w:val="clear" w:color="auto" w:fill="FFFFFF"/>
+        </w:rPr>
+        <w:t xml:space="preserve"> in the household." </w:t>
       </w:r>
       <w:r>
         <w:rPr>
@@ -12422,7 +13085,7 @@
 </file>
 
 <file path=word/endnotes.xml><?xml version="1.0" encoding="utf-8"?>
-<w:endnotes xmlns:wpc="http://schemas.microsoft.com/office/word/2010/wordprocessingCanvas" xmlns:cx="http://schemas.microsoft.com/office/drawing/2014/chartex" xmlns:cx1="http://schemas.microsoft.com/office/drawing/2015/9/8/chartex" xmlns:cx2="http://schemas.microsoft.com/office/drawing/2015/10/21/chartex" xmlns:cx3="http://schemas.microsoft.com/office/drawing/2016/5/9/chartex" xmlns:cx4="http://schemas.microsoft.com/office/drawing/2016/5/10/chartex" xmlns:cx5="http://schemas.microsoft.com/office/drawing/2016/5/11/chartex" xmlns:cx6="http://schemas.microsoft.com/office/drawing/2016/5/12/chartex" xmlns:cx7="http://schemas.microsoft.com/office/drawing/2016/5/13/chartex" xmlns:cx8="http://schemas.microsoft.com/office/drawing/2016/5/14/chartex" xmlns:mc="http://schemas.openxmlformats.org/markup-compatibility/2006" xmlns:aink="http://schemas.microsoft.com/office/drawing/2016/ink" xmlns:am3d="http://schemas.microsoft.com/office/drawing/2017/model3d" xmlns:o="urn:schemas-microsoft-com:office:office" xmlns:oel="http://schemas.microsoft.com/office/2019/extlst" xmlns:r="http://schemas.openxmlformats.org/officeDocument/2006/relationships" xmlns:m="http://schemas.openxmlformats.org/officeDocument/2006/math" xmlns:v="urn:schemas-microsoft-com:vml" xmlns:wp14="http://schemas.microsoft.com/office/word/2010/wordprocessingDrawing" xmlns:wp="http://schemas.openxmlformats.org/drawingml/2006/wordprocessingDrawing" xmlns:w10="urn:schemas-microsoft-com:office:word" xmlns:w="http://schemas.openxmlformats.org/wordprocessingml/2006/main" xmlns:w14="http://schemas.microsoft.com/office/word/2010/wordml" xmlns:w15="http://schemas.microsoft.com/office/word/2012/wordml" xmlns:w16cex="http://schemas.microsoft.com/office/word/2018/wordml/cex" xmlns:w16cid="http://schemas.microsoft.com/office/word/2016/wordml/cid" xmlns:w16="http://schemas.microsoft.com/office/word/2018/wordml" xmlns:w16du="http://schemas.microsoft.com/office/word/2023/wordml/word16du" xmlns:w16sdtdh="http://schemas.microsoft.com/office/word/2020/wordml/sdtdatahash" xmlns:w16sdtfl="http://schemas.microsoft.com/office/word/2024/wordml/sdtformatlock" xmlns:w16se="http://schemas.microsoft.com/office/word/2015/wordml/symex" xmlns:wpg="http://schemas.microsoft.com/office/word/2010/wordprocessingGroup" xmlns:wpi="http://schemas.microsoft.com/office/word/2010/wordprocessingInk" xmlns:wne="http://schemas.microsoft.com/office/word/2006/wordml" xmlns:wps="http://schemas.microsoft.com/office/word/2010/wordprocessingShape" mc:Ignorable="w14 w15 w16se w16cid w16 w16cex w16sdtdh w16sdtfl w16du wp14">
+<w:endnotes xmlns:wpc="http://schemas.microsoft.com/office/word/2010/wordprocessingCanvas" xmlns:cx="http://schemas.microsoft.com/office/drawing/2014/chartex" xmlns:cx1="http://schemas.microsoft.com/office/drawing/2015/9/8/chartex" xmlns:cx2="http://schemas.microsoft.com/office/drawing/2015/10/21/chartex" xmlns:cx3="http://schemas.microsoft.com/office/drawing/2016/5/9/chartex" xmlns:cx4="http://schemas.microsoft.com/office/drawing/2016/5/10/chartex" xmlns:cx5="http://schemas.microsoft.com/office/drawing/2016/5/11/chartex" xmlns:cx6="http://schemas.microsoft.com/office/drawing/2016/5/12/chartex" xmlns:cx7="http://schemas.microsoft.com/office/drawing/2016/5/13/chartex" xmlns:cx8="http://schemas.microsoft.com/office/drawing/2016/5/14/chartex" xmlns:mc="http://schemas.openxmlformats.org/markup-compatibility/2006" xmlns:m="http://schemas.openxmlformats.org/officeDocument/2006/math" xmlns:aink="http://schemas.microsoft.com/office/drawing/2016/ink" xmlns:am3d="http://schemas.microsoft.com/office/drawing/2017/model3d" xmlns:oel="http://schemas.microsoft.com/office/2019/extlst" xmlns:r="http://schemas.openxmlformats.org/officeDocument/2006/relationships" xmlns:wp14="http://schemas.microsoft.com/office/word/2010/wordprocessingDrawing" xmlns:wp="http://schemas.openxmlformats.org/drawingml/2006/wordprocessingDrawing" xmlns:wpg="http://schemas.microsoft.com/office/word/2010/wordprocessingGroup" xmlns:wpi="http://schemas.microsoft.com/office/word/2010/wordprocessingInk" xmlns:wps="http://schemas.microsoft.com/office/word/2010/wordprocessingShape" xmlns:o="urn:schemas-microsoft-com:office:office" xmlns:v="urn:schemas-microsoft-com:vml" xmlns:w10="urn:schemas-microsoft-com:office:word" xmlns:w="http://schemas.openxmlformats.org/wordprocessingml/2006/main" xmlns:w14="http://schemas.microsoft.com/office/word/2010/wordml" xmlns:w15="http://schemas.microsoft.com/office/word/2012/wordml" xmlns:w16cex="http://schemas.microsoft.com/office/word/2018/wordml/cex" xmlns:w16cid="http://schemas.microsoft.com/office/word/2016/wordml/cid" xmlns:w16="http://schemas.microsoft.com/office/word/2018/wordml" xmlns:w16sdtdh="http://schemas.microsoft.com/office/word/2020/wordml/sdtdatahash" xmlns:w16sdtfl="http://schemas.microsoft.com/office/word/2024/wordml/sdtformatlock" xmlns:w16se="http://schemas.microsoft.com/office/word/2015/wordml/symex" xmlns:w16du="http://schemas.microsoft.com/office/word/2023/wordml/word16du" xmlns:wne="http://schemas.microsoft.com/office/word/2006/wordml" mc:Ignorable="w14 w15 w16se w16cid w16 w16cex w16sdtdh w16sdtfl w16du wp14">
   <w:endnote w:type="separator" w:id="-1">
     <w:p>
       <w:r>
@@ -12441,7 +13104,7 @@
 </file>
 
 <file path=word/footer1.xml><?xml version="1.0" encoding="utf-8"?>
-<w:ftr xmlns:wpc="http://schemas.microsoft.com/office/word/2010/wordprocessingCanvas" xmlns:cx="http://schemas.microsoft.com/office/drawing/2014/chartex" xmlns:cx1="http://schemas.microsoft.com/office/drawing/2015/9/8/chartex" xmlns:cx2="http://schemas.microsoft.com/office/drawing/2015/10/21/chartex" xmlns:cx3="http://schemas.microsoft.com/office/drawing/2016/5/9/chartex" xmlns:cx4="http://schemas.microsoft.com/office/drawing/2016/5/10/chartex" xmlns:cx5="http://schemas.microsoft.com/office/drawing/2016/5/11/chartex" xmlns:cx6="http://schemas.microsoft.com/office/drawing/2016/5/12/chartex" xmlns:cx7="http://schemas.microsoft.com/office/drawing/2016/5/13/chartex" xmlns:cx8="http://schemas.microsoft.com/office/drawing/2016/5/14/chartex" xmlns:mc="http://schemas.openxmlformats.org/markup-compatibility/2006" xmlns:aink="http://schemas.microsoft.com/office/drawing/2016/ink" xmlns:am3d="http://schemas.microsoft.com/office/drawing/2017/model3d" xmlns:o="urn:schemas-microsoft-com:office:office" xmlns:oel="http://schemas.microsoft.com/office/2019/extlst" xmlns:r="http://schemas.openxmlformats.org/officeDocument/2006/relationships" xmlns:m="http://schemas.openxmlformats.org/officeDocument/2006/math" xmlns:v="urn:schemas-microsoft-com:vml" xmlns:wp14="http://schemas.microsoft.com/office/word/2010/wordprocessingDrawing" xmlns:wp="http://schemas.openxmlformats.org/drawingml/2006/wordprocessingDrawing" xmlns:w10="urn:schemas-microsoft-com:office:word" xmlns:w="http://schemas.openxmlformats.org/wordprocessingml/2006/main" xmlns:w14="http://schemas.microsoft.com/office/word/2010/wordml" xmlns:w15="http://schemas.microsoft.com/office/word/2012/wordml" xmlns:w16cex="http://schemas.microsoft.com/office/word/2018/wordml/cex" xmlns:w16cid="http://schemas.microsoft.com/office/word/2016/wordml/cid" xmlns:w16="http://schemas.microsoft.com/office/word/2018/wordml" xmlns:w16du="http://schemas.microsoft.com/office/word/2023/wordml/word16du" xmlns:w16sdtdh="http://schemas.microsoft.com/office/word/2020/wordml/sdtdatahash" xmlns:w16sdtfl="http://schemas.microsoft.com/office/word/2024/wordml/sdtformatlock" xmlns:w16se="http://schemas.microsoft.com/office/word/2015/wordml/symex" xmlns:wpg="http://schemas.microsoft.com/office/word/2010/wordprocessingGroup" xmlns:wpi="http://schemas.microsoft.com/office/word/2010/wordprocessingInk" xmlns:wne="http://schemas.microsoft.com/office/word/2006/wordml" xmlns:wps="http://schemas.microsoft.com/office/word/2010/wordprocessingShape" mc:Ignorable="w14 w15 w16se w16cid w16 w16cex w16sdtdh w16sdtfl w16du wp14">
+<w:ftr xmlns:wpc="http://schemas.microsoft.com/office/word/2010/wordprocessingCanvas" xmlns:cx="http://schemas.microsoft.com/office/drawing/2014/chartex" xmlns:cx1="http://schemas.microsoft.com/office/drawing/2015/9/8/chartex" xmlns:cx2="http://schemas.microsoft.com/office/drawing/2015/10/21/chartex" xmlns:cx3="http://schemas.microsoft.com/office/drawing/2016/5/9/chartex" xmlns:cx4="http://schemas.microsoft.com/office/drawing/2016/5/10/chartex" xmlns:cx5="http://schemas.microsoft.com/office/drawing/2016/5/11/chartex" xmlns:cx6="http://schemas.microsoft.com/office/drawing/2016/5/12/chartex" xmlns:cx7="http://schemas.microsoft.com/office/drawing/2016/5/13/chartex" xmlns:cx8="http://schemas.microsoft.com/office/drawing/2016/5/14/chartex" xmlns:mc="http://schemas.openxmlformats.org/markup-compatibility/2006" xmlns:m="http://schemas.openxmlformats.org/officeDocument/2006/math" xmlns:aink="http://schemas.microsoft.com/office/drawing/2016/ink" xmlns:am3d="http://schemas.microsoft.com/office/drawing/2017/model3d" xmlns:oel="http://schemas.microsoft.com/office/2019/extlst" xmlns:r="http://schemas.openxmlformats.org/officeDocument/2006/relationships" xmlns:wp14="http://schemas.microsoft.com/office/word/2010/wordprocessingDrawing" xmlns:wp="http://schemas.openxmlformats.org/drawingml/2006/wordprocessingDrawing" xmlns:wpg="http://schemas.microsoft.com/office/word/2010/wordprocessingGroup" xmlns:wpi="http://schemas.microsoft.com/office/word/2010/wordprocessingInk" xmlns:wps="http://schemas.microsoft.com/office/word/2010/wordprocessingShape" xmlns:o="urn:schemas-microsoft-com:office:office" xmlns:v="urn:schemas-microsoft-com:vml" xmlns:w10="urn:schemas-microsoft-com:office:word" xmlns:w="http://schemas.openxmlformats.org/wordprocessingml/2006/main" xmlns:w14="http://schemas.microsoft.com/office/word/2010/wordml" xmlns:w15="http://schemas.microsoft.com/office/word/2012/wordml" xmlns:w16cex="http://schemas.microsoft.com/office/word/2018/wordml/cex" xmlns:w16cid="http://schemas.microsoft.com/office/word/2016/wordml/cid" xmlns:w16="http://schemas.microsoft.com/office/word/2018/wordml" xmlns:w16sdtdh="http://schemas.microsoft.com/office/word/2020/wordml/sdtdatahash" xmlns:w16sdtfl="http://schemas.microsoft.com/office/word/2024/wordml/sdtformatlock" xmlns:w16se="http://schemas.microsoft.com/office/word/2015/wordml/symex" xmlns:w16du="http://schemas.microsoft.com/office/word/2023/wordml/word16du" xmlns:wne="http://schemas.microsoft.com/office/word/2006/wordml" mc:Ignorable="w14 w15 w16se w16cid w16 w16cex w16sdtdh w16sdtfl w16du wp14">
   <w:p>
     <w:pPr>
       <w:pStyle w:val="BodyText"/>
@@ -12542,7 +13205,7 @@
               <v:stroke joinstyle="miter"/>
               <v:path gradientshapeok="t" o:connecttype="rect"/>
             </v:shapetype>
-            <v:shape id="Text Box 1" o:spid="_x0000_s1026" type="#_x0000_t202" style="position:absolute;margin-left:297.6pt;margin-top:738.6pt;width:16.85pt;height:15.8pt;z-index:-251653632;visibility:visible;mso-wrap-style:square;mso-width-percent:0;mso-height-percent:0;mso-wrap-distance-left:9pt;mso-wrap-distance-top:0;mso-wrap-distance-right:9pt;mso-wrap-distance-bottom:0;mso-position-horizontal:absolute;mso-position-horizontal-relative:page;mso-position-vertical:absolute;mso-position-vertical-relative:page;mso-width-percent:0;mso-height-percent:0;mso-width-relative:page;mso-height-relative:page;v-text-anchor:top" o:gfxdata="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" filled="f" stroked="f">
+            <v:shape id="Text Box 1" o:spid="_x0000_s1026" type="#_x0000_t202" style="position:absolute;margin-left:297.6pt;margin-top:738.6pt;width:16.85pt;height:15.8pt;z-index:-251653632;visibility:visible;mso-wrap-style:square;mso-width-percent:0;mso-height-percent:0;mso-wrap-distance-left:9pt;mso-wrap-distance-top:0;mso-wrap-distance-right:9pt;mso-wrap-distance-bottom:0;mso-position-horizontal:absolute;mso-position-horizontal-relative:page;mso-position-vertical:absolute;mso-position-vertical-relative:page;mso-width-percent:0;mso-height-percent:0;mso-width-relative:page;mso-height-relative:page;v-text-anchor:top" o:gfxdata="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" filled="f" stroked="f">
               <v:textbox inset="0,0,0,0">
                 <w:txbxContent>
                   <w:p>
@@ -12565,7 +13228,7 @@
 </file>
 
 <file path=word/footnotes.xml><?xml version="1.0" encoding="utf-8"?>
-<w:footnotes xmlns:wpc="http://schemas.microsoft.com/office/word/2010/wordprocessingCanvas" xmlns:cx="http://schemas.microsoft.com/office/drawing/2014/chartex" xmlns:cx1="http://schemas.microsoft.com/office/drawing/2015/9/8/chartex" xmlns:cx2="http://schemas.microsoft.com/office/drawing/2015/10/21/chartex" xmlns:cx3="http://schemas.microsoft.com/office/drawing/2016/5/9/chartex" xmlns:cx4="http://schemas.microsoft.com/office/drawing/2016/5/10/chartex" xmlns:cx5="http://schemas.microsoft.com/office/drawing/2016/5/11/chartex" xmlns:cx6="http://schemas.microsoft.com/office/drawing/2016/5/12/chartex" xmlns:cx7="http://schemas.microsoft.com/office/drawing/2016/5/13/chartex" xmlns:cx8="http://schemas.microsoft.com/office/drawing/2016/5/14/chartex" xmlns:mc="http://schemas.openxmlformats.org/markup-compatibility/2006" xmlns:aink="http://schemas.microsoft.com/office/drawing/2016/ink" xmlns:am3d="http://schemas.microsoft.com/office/drawing/2017/model3d" xmlns:o="urn:schemas-microsoft-com:office:office" xmlns:oel="http://schemas.microsoft.com/office/2019/extlst" xmlns:r="http://schemas.openxmlformats.org/officeDocument/2006/relationships" xmlns:m="http://schemas.openxmlformats.org/officeDocument/2006/math" xmlns:v="urn:schemas-microsoft-com:vml" xmlns:wp14="http://schemas.microsoft.com/office/word/2010/wordprocessingDrawing" xmlns:wp="http://schemas.openxmlformats.org/drawingml/2006/wordprocessingDrawing" xmlns:w10="urn:schemas-microsoft-com:office:word" xmlns:w="http://schemas.openxmlformats.org/wordprocessingml/2006/main" xmlns:w14="http://schemas.microsoft.com/office/word/2010/wordml" xmlns:w15="http://schemas.microsoft.com/office/word/2012/wordml" xmlns:w16cex="http://schemas.microsoft.com/office/word/2018/wordml/cex" xmlns:w16cid="http://schemas.microsoft.com/office/word/2016/wordml/cid" xmlns:w16="http://schemas.microsoft.com/office/word/2018/wordml" xmlns:w16du="http://schemas.microsoft.com/office/word/2023/wordml/word16du" xmlns:w16sdtdh="http://schemas.microsoft.com/office/word/2020/wordml/sdtdatahash" xmlns:w16sdtfl="http://schemas.microsoft.com/office/word/2024/wordml/sdtformatlock" xmlns:w16se="http://schemas.microsoft.com/office/word/2015/wordml/symex" xmlns:wpg="http://schemas.microsoft.com/office/word/2010/wordprocessingGroup" xmlns:wpi="http://schemas.microsoft.com/office/word/2010/wordprocessingInk" xmlns:wne="http://schemas.microsoft.com/office/word/2006/wordml" xmlns:wps="http://schemas.microsoft.com/office/word/2010/wordprocessingShape" mc:Ignorable="w14 w15 w16se w16cid w16 w16cex w16sdtdh w16sdtfl w16du wp14">
+<w:footnotes xmlns:wpc="http://schemas.microsoft.com/office/word/2010/wordprocessingCanvas" xmlns:cx="http://schemas.microsoft.com/office/drawing/2014/chartex" xmlns:cx1="http://schemas.microsoft.com/office/drawing/2015/9/8/chartex" xmlns:cx2="http://schemas.microsoft.com/office/drawing/2015/10/21/chartex" xmlns:cx3="http://schemas.microsoft.com/office/drawing/2016/5/9/chartex" xmlns:cx4="http://schemas.microsoft.com/office/drawing/2016/5/10/chartex" xmlns:cx5="http://schemas.microsoft.com/office/drawing/2016/5/11/chartex" xmlns:cx6="http://schemas.microsoft.com/office/drawing/2016/5/12/chartex" xmlns:cx7="http://schemas.microsoft.com/office/drawing/2016/5/13/chartex" xmlns:cx8="http://schemas.microsoft.com/office/drawing/2016/5/14/chartex" xmlns:mc="http://schemas.openxmlformats.org/markup-compatibility/2006" xmlns:m="http://schemas.openxmlformats.org/officeDocument/2006/math" xmlns:aink="http://schemas.microsoft.com/office/drawing/2016/ink" xmlns:am3d="http://schemas.microsoft.com/office/drawing/2017/model3d" xmlns:oel="http://schemas.microsoft.com/office/2019/extlst" xmlns:r="http://schemas.openxmlformats.org/officeDocument/2006/relationships" xmlns:wp14="http://schemas.microsoft.com/office/word/2010/wordprocessingDrawing" xmlns:wp="http://schemas.openxmlformats.org/drawingml/2006/wordprocessingDrawing" xmlns:wpg="http://schemas.microsoft.com/office/word/2010/wordprocessingGroup" xmlns:wpi="http://schemas.microsoft.com/office/word/2010/wordprocessingInk" xmlns:wps="http://schemas.microsoft.com/office/word/2010/wordprocessingShape" xmlns:o="urn:schemas-microsoft-com:office:office" xmlns:v="urn:schemas-microsoft-com:vml" xmlns:w10="urn:schemas-microsoft-com:office:word" xmlns:w="http://schemas.openxmlformats.org/wordprocessingml/2006/main" xmlns:w14="http://schemas.microsoft.com/office/word/2010/wordml" xmlns:w15="http://schemas.microsoft.com/office/word/2012/wordml" xmlns:w16cex="http://schemas.microsoft.com/office/word/2018/wordml/cex" xmlns:w16cid="http://schemas.microsoft.com/office/word/2016/wordml/cid" xmlns:w16="http://schemas.microsoft.com/office/word/2018/wordml" xmlns:w16sdtdh="http://schemas.microsoft.com/office/word/2020/wordml/sdtdatahash" xmlns:w16sdtfl="http://schemas.microsoft.com/office/word/2024/wordml/sdtformatlock" xmlns:w16se="http://schemas.microsoft.com/office/word/2015/wordml/symex" xmlns:w16du="http://schemas.microsoft.com/office/word/2023/wordml/word16du" xmlns:wne="http://schemas.microsoft.com/office/word/2006/wordml" mc:Ignorable="w14 w15 w16se w16cid w16 w16cex w16sdtdh w16sdtfl w16du wp14">
   <w:footnote w:type="separator" w:id="-1">
     <w:p>
       <w:r>
@@ -12584,7 +13247,7 @@
 </file>
 
 <file path=word/numbering.xml><?xml version="1.0" encoding="utf-8"?>
-<w:numbering xmlns:wpc="http://schemas.microsoft.com/office/word/2010/wordprocessingCanvas" xmlns:cx="http://schemas.microsoft.com/office/drawing/2014/chartex" xmlns:cx1="http://schemas.microsoft.com/office/drawing/2015/9/8/chartex" xmlns:cx2="http://schemas.microsoft.com/office/drawing/2015/10/21/chartex" xmlns:cx3="http://schemas.microsoft.com/office/drawing/2016/5/9/chartex" xmlns:cx4="http://schemas.microsoft.com/office/drawing/2016/5/10/chartex" xmlns:cx5="http://schemas.microsoft.com/office/drawing/2016/5/11/chartex" xmlns:cx6="http://schemas.microsoft.com/office/drawing/2016/5/12/chartex" xmlns:cx7="http://schemas.microsoft.com/office/drawing/2016/5/13/chartex" xmlns:cx8="http://schemas.microsoft.com/office/drawing/2016/5/14/chartex" xmlns:mc="http://schemas.openxmlformats.org/markup-compatibility/2006" xmlns:aink="http://schemas.microsoft.com/office/drawing/2016/ink" xmlns:am3d="http://schemas.microsoft.com/office/drawing/2017/model3d" xmlns:o="urn:schemas-microsoft-com:office:office" xmlns:oel="http://schemas.microsoft.com/office/2019/extlst" xmlns:r="http://schemas.openxmlformats.org/officeDocument/2006/relationships" xmlns:m="http://schemas.openxmlformats.org/officeDocument/2006/math" xmlns:v="urn:schemas-microsoft-com:vml" xmlns:wp14="http://schemas.microsoft.com/office/word/2010/wordprocessingDrawing" xmlns:wp="http://schemas.openxmlformats.org/drawingml/2006/wordprocessingDrawing" xmlns:w10="urn:schemas-microsoft-com:office:word" xmlns:w="http://schemas.openxmlformats.org/wordprocessingml/2006/main" xmlns:w14="http://schemas.microsoft.com/office/word/2010/wordml" xmlns:w15="http://schemas.microsoft.com/office/word/2012/wordml" xmlns:w16cex="http://schemas.microsoft.com/office/word/2018/wordml/cex" xmlns:w16cid="http://schemas.microsoft.com/office/word/2016/wordml/cid" xmlns:w16="http://schemas.microsoft.com/office/word/2018/wordml" xmlns:w16du="http://schemas.microsoft.com/office/word/2023/wordml/word16du" xmlns:w16sdtdh="http://schemas.microsoft.com/office/word/2020/wordml/sdtdatahash" xmlns:w16sdtfl="http://schemas.microsoft.com/office/word/2024/wordml/sdtformatlock" xmlns:w16se="http://schemas.microsoft.com/office/word/2015/wordml/symex" xmlns:wpg="http://schemas.microsoft.com/office/word/2010/wordprocessingGroup" xmlns:wpi="http://schemas.microsoft.com/office/word/2010/wordprocessingInk" xmlns:wne="http://schemas.microsoft.com/office/word/2006/wordml" xmlns:wps="http://schemas.microsoft.com/office/word/2010/wordprocessingShape" mc:Ignorable="w14 w15 w16se w16cid w16 w16cex w16sdtdh w16sdtfl w16du wp14">
+<w:numbering xmlns:wpc="http://schemas.microsoft.com/office/word/2010/wordprocessingCanvas" xmlns:cx="http://schemas.microsoft.com/office/drawing/2014/chartex" xmlns:cx1="http://schemas.microsoft.com/office/drawing/2015/9/8/chartex" xmlns:cx2="http://schemas.microsoft.com/office/drawing/2015/10/21/chartex" xmlns:cx3="http://schemas.microsoft.com/office/drawing/2016/5/9/chartex" xmlns:cx4="http://schemas.microsoft.com/office/drawing/2016/5/10/chartex" xmlns:cx5="http://schemas.microsoft.com/office/drawing/2016/5/11/chartex" xmlns:cx6="http://schemas.microsoft.com/office/drawing/2016/5/12/chartex" xmlns:cx7="http://schemas.microsoft.com/office/drawing/2016/5/13/chartex" xmlns:cx8="http://schemas.microsoft.com/office/drawing/2016/5/14/chartex" xmlns:mc="http://schemas.openxmlformats.org/markup-compatibility/2006" xmlns:m="http://schemas.openxmlformats.org/officeDocument/2006/math" xmlns:aink="http://schemas.microsoft.com/office/drawing/2016/ink" xmlns:am3d="http://schemas.microsoft.com/office/drawing/2017/model3d" xmlns:oel="http://schemas.microsoft.com/office/2019/extlst" xmlns:r="http://schemas.openxmlformats.org/officeDocument/2006/relationships" xmlns:wp14="http://schemas.microsoft.com/office/word/2010/wordprocessingDrawing" xmlns:wp="http://schemas.openxmlformats.org/drawingml/2006/wordprocessingDrawing" xmlns:wpg="http://schemas.microsoft.com/office/word/2010/wordprocessingGroup" xmlns:wpi="http://schemas.microsoft.com/office/word/2010/wordprocessingInk" xmlns:wps="http://schemas.microsoft.com/office/word/2010/wordprocessingShape" xmlns:o="urn:schemas-microsoft-com:office:office" xmlns:v="urn:schemas-microsoft-com:vml" xmlns:w10="urn:schemas-microsoft-com:office:word" xmlns:w="http://schemas.openxmlformats.org/wordprocessingml/2006/main" xmlns:w14="http://schemas.microsoft.com/office/word/2010/wordml" xmlns:w15="http://schemas.microsoft.com/office/word/2012/wordml" xmlns:w16cex="http://schemas.microsoft.com/office/word/2018/wordml/cex" xmlns:w16cid="http://schemas.microsoft.com/office/word/2016/wordml/cid" xmlns:w16="http://schemas.microsoft.com/office/word/2018/wordml" xmlns:w16sdtdh="http://schemas.microsoft.com/office/word/2020/wordml/sdtdatahash" xmlns:w16sdtfl="http://schemas.microsoft.com/office/word/2024/wordml/sdtformatlock" xmlns:w16se="http://schemas.microsoft.com/office/word/2015/wordml/symex" xmlns:w16du="http://schemas.microsoft.com/office/word/2023/wordml/word16du" xmlns:wne="http://schemas.microsoft.com/office/word/2006/wordml" mc:Ignorable="w14 w15 w16se w16cid w16 w16cex w16sdtdh w16sdtfl w16du wp14">
   <w:abstractNum w:abstractNumId="0" w15:restartNumberingAfterBreak="0">
     <w:nsid w:val="02D00230"/>
     <w:multiLevelType w:val="hybridMultilevel"/>
@@ -13578,7 +14241,7 @@
 </file>
 
 <file path=word/styles.xml><?xml version="1.0" encoding="utf-8"?>
-<w:styles xmlns:mc="http://schemas.openxmlformats.org/markup-compatibility/2006" xmlns:r="http://schemas.openxmlformats.org/officeDocument/2006/relationships" xmlns:w="http://schemas.openxmlformats.org/wordprocessingml/2006/main" xmlns:w14="http://schemas.microsoft.com/office/word/2010/wordml" xmlns:w15="http://schemas.microsoft.com/office/word/2012/wordml" xmlns:w16cex="http://schemas.microsoft.com/office/word/2018/wordml/cex" xmlns:w16cid="http://schemas.microsoft.com/office/word/2016/wordml/cid" xmlns:w16="http://schemas.microsoft.com/office/word/2018/wordml" xmlns:w16du="http://schemas.microsoft.com/office/word/2023/wordml/word16du" xmlns:w16sdtdh="http://schemas.microsoft.com/office/word/2020/wordml/sdtdatahash" xmlns:w16sdtfl="http://schemas.microsoft.com/office/word/2024/wordml/sdtformatlock" xmlns:w16se="http://schemas.microsoft.com/office/word/2015/wordml/symex" mc:Ignorable="w14 w15 w16se w16cid w16 w16cex w16sdtdh w16sdtfl w16du">
+<w:styles xmlns:mc="http://schemas.openxmlformats.org/markup-compatibility/2006" xmlns:r="http://schemas.openxmlformats.org/officeDocument/2006/relationships" xmlns:w="http://schemas.openxmlformats.org/wordprocessingml/2006/main" xmlns:w14="http://schemas.microsoft.com/office/word/2010/wordml" xmlns:w15="http://schemas.microsoft.com/office/word/2012/wordml" xmlns:w16cex="http://schemas.microsoft.com/office/word/2018/wordml/cex" xmlns:w16cid="http://schemas.microsoft.com/office/word/2016/wordml/cid" xmlns:w16="http://schemas.microsoft.com/office/word/2018/wordml" xmlns:w16sdtdh="http://schemas.microsoft.com/office/word/2020/wordml/sdtdatahash" xmlns:w16sdtfl="http://schemas.microsoft.com/office/word/2024/wordml/sdtformatlock" xmlns:w16se="http://schemas.microsoft.com/office/word/2015/wordml/symex" xmlns:w16du="http://schemas.microsoft.com/office/word/2023/wordml/word16du" mc:Ignorable="w14 w15 w16se w16cid w16 w16cex w16sdtdh w16sdtfl w16du">
   <w:docDefaults>
     <w:rPrDefault>
       <w:rPr>
@@ -14290,6 +14953,33 @@
       <w:iCs/>
     </w:rPr>
   </w:style>
+  <w:style w:type="table" w:styleId="TableGrid">
+    <w:name w:val="Table Grid"/>
+    <w:basedOn w:val="TableNormal"/>
+    <w:uiPriority w:val="39"/>
+    <w:rsid w:val="001D7CB2"/>
+    <w:tblPr>
+      <w:tblBorders>
+        <w:top w:val="single" w:sz="4" w:space="0" w:color="auto"/>
+        <w:left w:val="single" w:sz="4" w:space="0" w:color="auto"/>
+        <w:bottom w:val="single" w:sz="4" w:space="0" w:color="auto"/>
+        <w:right w:val="single" w:sz="4" w:space="0" w:color="auto"/>
+        <w:insideH w:val="single" w:sz="4" w:space="0" w:color="auto"/>
+        <w:insideV w:val="single" w:sz="4" w:space="0" w:color="auto"/>
+      </w:tblBorders>
+    </w:tblPr>
+  </w:style>
+  <w:style w:type="character" w:styleId="Strong">
+    <w:name w:val="Strong"/>
+    <w:basedOn w:val="DefaultParagraphFont"/>
+    <w:uiPriority w:val="22"/>
+    <w:qFormat/>
+    <w:rsid w:val="009E2618"/>
+    <w:rPr>
+      <w:b/>
+      <w:bCs/>
+    </w:rPr>
+  </w:style>
 </w:styles>
 </file>
 
